--- a/docs/ROTEIRO_CICD_CLAUDE_CODE.docx
+++ b/docs/ROTEIRO_CICD_CLAUDE_CODE.docx
@@ -2,45 +2,11 @@
 <file path=word/document.xml><?xml version="1.0" encoding="utf-8"?>
 <w:document xmlns:w="http://schemas.openxmlformats.org/wordprocessingml/2006/main" xmlns:m="http://schemas.openxmlformats.org/officeDocument/2006/math" xmlns:r="http://schemas.openxmlformats.org/officeDocument/2006/relationships" xmlns:o="urn:schemas-microsoft-com:office:office" xmlns:v="urn:schemas-microsoft-com:vml" xmlns:w10="urn:schemas-microsoft-com:office:word" xmlns:a="http://schemas.openxmlformats.org/drawingml/2006/main" xmlns:pic="http://schemas.openxmlformats.org/drawingml/2006/picture" xmlns:wp="http://schemas.openxmlformats.org/drawingml/2006/wordprocessingDrawing">
   <w:body>
-    <w:p>
-      <w:pPr>
-        <w:pStyle w:val="Title"/>
-      </w:pPr>
-      <w:r>
-        <w:t xml:space="preserve">Roteiro Prático — CI/CD com Claude Code</w:t>
-      </w:r>
-    </w:p>
-    <w:sdt>
-      <w:sdtPr>
-        <w:docPartObj>
-          <w:docPartGallery w:val="Table of Contents"/>
-          <w:docPartUnique/>
-        </w:docPartObj>
-      </w:sdtPr>
-      <w:sdtContent>
-        <w:p>
-          <w:pPr>
-            <w:pStyle w:val="TOCHeading"/>
-          </w:pPr>
-          <w:r>
-            <w:t xml:space="preserve">Table of Contents</w:t>
-          </w:r>
-        </w:p>
-        <w:p>
-          <w:r>
-            <w:fldChar w:fldCharType="begin" w:dirty="true"/>
-            <w:instrText xml:space="preserve">TOC \o "1-2" \h \z \u</w:instrText>
-            <w:fldChar w:fldCharType="separate"/>
-            <w:fldChar w:fldCharType="end"/>
-          </w:r>
-        </w:p>
-      </w:sdtContent>
-    </w:sdt>
+    <w:bookmarkStart w:id="33" w:name="X45af438ccfc1b03b887e97a2296e8724253df5c"/>
     <w:p>
       <w:pPr>
         <w:pStyle w:val="Heading1"/>
       </w:pPr>
-      <w:bookmarkStart w:id="20" w:name="X45af438ccfc1b03b887e97a2296e8724253df5c"/>
       <w:r>
         <w:t xml:space="preserve">Roteiro Prático: Implementando CI/CD no projeto</w:t>
       </w:r>
@@ -59,7 +25,6 @@
       <w:r>
         <w:t xml:space="preserve">com Claude Code</w:t>
       </w:r>
-      <w:bookmarkEnd w:id="20"/>
     </w:p>
     <w:p>
       <w:pPr>
@@ -89,6 +54,7 @@
       <w:r>
         <w:rPr>
           <w:b/>
+          <w:bCs/>
         </w:rPr>
         <w:t xml:space="preserve">GitHub Actions</w:t>
       </w:r>
@@ -111,80 +77,79 @@
         </w:pict>
       </w:r>
     </w:p>
+    <w:bookmarkStart w:id="9" w:name="passo-0--pré-requisitos"/>
     <w:p>
       <w:pPr>
         <w:pStyle w:val="Heading2"/>
       </w:pPr>
-      <w:bookmarkStart w:id="21" w:name="passo-0-pré-requisitos"/>
       <w:r>
         <w:t xml:space="preserve">Passo 0 — Pré-requisitos</w:t>
       </w:r>
-      <w:bookmarkEnd w:id="21"/>
-    </w:p>
-    <w:p>
-      <w:pPr>
+    </w:p>
+    <w:p>
+      <w:pPr>
+        <w:pStyle w:val="Compact"/>
         <w:numPr>
           <w:ilvl w:val="0"/>
           <w:numId w:val="1001"/>
         </w:numPr>
+      </w:pPr>
+      <w:r>
+        <w:t xml:space="preserve">Conta no GitHub.</w:t>
+      </w:r>
+    </w:p>
+    <w:p>
+      <w:pPr>
         <w:pStyle w:val="Compact"/>
-      </w:pPr>
-      <w:r>
-        <w:t xml:space="preserve">Conta no GitHub.</w:t>
-      </w:r>
-    </w:p>
-    <w:p>
-      <w:pPr>
         <w:numPr>
           <w:ilvl w:val="0"/>
           <w:numId w:val="1001"/>
         </w:numPr>
+      </w:pPr>
+      <w:r>
+        <w:t xml:space="preserve">Git instalado e configurado localmente (</w:t>
+      </w:r>
+      <w:r>
+        <w:rPr>
+          <w:rStyle w:val="VerbatimChar"/>
+        </w:rPr>
+        <w:t xml:space="preserve">git config --global user.name/user.email</w:t>
+      </w:r>
+      <w:r>
+        <w:t xml:space="preserve">).</w:t>
+      </w:r>
+    </w:p>
+    <w:p>
+      <w:pPr>
         <w:pStyle w:val="Compact"/>
-      </w:pPr>
-      <w:r>
-        <w:t xml:space="preserve">Git instalado e configurado localmente (</w:t>
-      </w:r>
-      <w:r>
-        <w:rPr>
-          <w:rStyle w:val="VerbatimChar"/>
-        </w:rPr>
-        <w:t xml:space="preserve">git config --global user.name/user.email</w:t>
-      </w:r>
-      <w:r>
-        <w:t xml:space="preserve">).</w:t>
-      </w:r>
-    </w:p>
-    <w:p>
-      <w:pPr>
         <w:numPr>
           <w:ilvl w:val="0"/>
           <w:numId w:val="1001"/>
         </w:numPr>
+      </w:pPr>
+      <w:r>
+        <w:t xml:space="preserve">Claude Code configurado neste projeto (já está — veja</w:t>
+      </w:r>
+      <w:r>
+        <w:t xml:space="preserve"> </w:t>
+      </w:r>
+      <w:r>
+        <w:rPr>
+          <w:rStyle w:val="VerbatimChar"/>
+        </w:rPr>
+        <w:t xml:space="preserve">.claude/</w:t>
+      </w:r>
+      <w:r>
+        <w:t xml:space="preserve">).</w:t>
+      </w:r>
+    </w:p>
+    <w:p>
+      <w:pPr>
         <w:pStyle w:val="Compact"/>
-      </w:pPr>
-      <w:r>
-        <w:t xml:space="preserve">Claude Code configurado neste projeto (já está — veja</w:t>
-      </w:r>
-      <w:r>
-        <w:t xml:space="preserve"> </w:t>
-      </w:r>
-      <w:r>
-        <w:rPr>
-          <w:rStyle w:val="VerbatimChar"/>
-        </w:rPr>
-        <w:t xml:space="preserve">.claude/</w:t>
-      </w:r>
-      <w:r>
-        <w:t xml:space="preserve">).</w:t>
-      </w:r>
-    </w:p>
-    <w:p>
-      <w:pPr>
         <w:numPr>
           <w:ilvl w:val="0"/>
           <w:numId w:val="1001"/>
         </w:numPr>
-        <w:pStyle w:val="Compact"/>
       </w:pPr>
       <w:r>
         <w:t xml:space="preserve">Node.js 22+ e Python 3.10+ instalados (compatível com o que já roda localmente).</w:t>
@@ -197,15 +162,15 @@
         </w:pict>
       </w:r>
     </w:p>
+    <w:bookmarkEnd w:id="9"/>
+    <w:bookmarkStart w:id="11" w:name="Xd7053316c645476ba3b257d89140cf093119776"/>
     <w:p>
       <w:pPr>
         <w:pStyle w:val="Heading2"/>
       </w:pPr>
-      <w:bookmarkStart w:id="22" w:name="Xbc3e2439f1a580b99a13a3fd7df1a66598dbca8"/>
       <w:r>
         <w:t xml:space="preserve">Passo 1 — Criar o repositório remoto e conectar</w:t>
       </w:r>
-      <w:bookmarkEnd w:id="22"/>
     </w:p>
     <w:p>
       <w:pPr>
@@ -232,6 +197,7 @@
       <w:r>
         <w:rPr>
           <w:b/>
+          <w:bCs/>
         </w:rPr>
         <w:t xml:space="preserve">sem remote configurado</w:t>
       </w:r>
@@ -262,7 +228,55 @@
         <w:rPr>
           <w:rStyle w:val="NormalTok"/>
         </w:rPr>
-        <w:t xml:space="preserve"> repo create laboratorio-claude-code --private --source=. --remote=origin</w:t>
+        <w:t xml:space="preserve"> repo create ScaTecnologia/laboratorio-claude-code </w:t>
+      </w:r>
+      <w:r>
+        <w:rPr>
+          <w:rStyle w:val="AttributeTok"/>
+        </w:rPr>
+        <w:t xml:space="preserve">--public</w:t>
+      </w:r>
+      <w:r>
+        <w:rPr>
+          <w:rStyle w:val="NormalTok"/>
+        </w:rPr>
+        <w:t xml:space="preserve"> </w:t>
+      </w:r>
+      <w:r>
+        <w:rPr>
+          <w:rStyle w:val="AttributeTok"/>
+        </w:rPr>
+        <w:t xml:space="preserve">--source</w:t>
+      </w:r>
+      <w:r>
+        <w:rPr>
+          <w:rStyle w:val="OperatorTok"/>
+        </w:rPr>
+        <w:t xml:space="preserve">=</w:t>
+      </w:r>
+      <w:r>
+        <w:rPr>
+          <w:rStyle w:val="NormalTok"/>
+        </w:rPr>
+        <w:t xml:space="preserve">. </w:t>
+      </w:r>
+      <w:r>
+        <w:rPr>
+          <w:rStyle w:val="AttributeTok"/>
+        </w:rPr>
+        <w:t xml:space="preserve">--remote</w:t>
+      </w:r>
+      <w:r>
+        <w:rPr>
+          <w:rStyle w:val="OperatorTok"/>
+        </w:rPr>
+        <w:t xml:space="preserve">=</w:t>
+      </w:r>
+      <w:r>
+        <w:rPr>
+          <w:rStyle w:val="NormalTok"/>
+        </w:rPr>
+        <w:t xml:space="preserve">origin</w:t>
       </w:r>
       <w:r>
         <w:br/>
@@ -289,31 +303,34 @@
         <w:rPr>
           <w:rStyle w:val="NormalTok"/>
         </w:rPr>
-        <w:t xml:space="preserve"> remote add origin https://github.com/</w:t>
-      </w:r>
-      <w:r>
-        <w:rPr>
-          <w:rStyle w:val="OperatorTok"/>
-        </w:rPr>
-        <w:t xml:space="preserve">&lt;</w:t>
+        <w:t xml:space="preserve"> remote add origin git@github.com:ScaTecnologia/laboratorio-claude-code.git</w:t>
+      </w:r>
+      <w:r>
+        <w:br/>
+      </w:r>
+      <w:r>
+        <w:rPr>
+          <w:rStyle w:val="FunctionTok"/>
+        </w:rPr>
+        <w:t xml:space="preserve">git</w:t>
       </w:r>
       <w:r>
         <w:rPr>
           <w:rStyle w:val="NormalTok"/>
         </w:rPr>
-        <w:t xml:space="preserve">seu-usuario</w:t>
-      </w:r>
-      <w:r>
-        <w:rPr>
-          <w:rStyle w:val="OperatorTok"/>
-        </w:rPr>
-        <w:t xml:space="preserve">&gt;</w:t>
+        <w:t xml:space="preserve"> branch </w:t>
+      </w:r>
+      <w:r>
+        <w:rPr>
+          <w:rStyle w:val="AttributeTok"/>
+        </w:rPr>
+        <w:t xml:space="preserve">-M</w:t>
       </w:r>
       <w:r>
         <w:rPr>
           <w:rStyle w:val="NormalTok"/>
         </w:rPr>
-        <w:t xml:space="preserve">/laboratorio-claude-code.git</w:t>
+        <w:t xml:space="preserve"> main</w:t>
       </w:r>
       <w:r>
         <w:br/>
@@ -328,22 +345,19 @@
         <w:rPr>
           <w:rStyle w:val="NormalTok"/>
         </w:rPr>
-        <w:t xml:space="preserve"> branch -M main</w:t>
-      </w:r>
-      <w:r>
-        <w:br/>
-      </w:r>
-      <w:r>
-        <w:rPr>
-          <w:rStyle w:val="FunctionTok"/>
-        </w:rPr>
-        <w:t xml:space="preserve">git</w:t>
+        <w:t xml:space="preserve"> push </w:t>
+      </w:r>
+      <w:r>
+        <w:rPr>
+          <w:rStyle w:val="AttributeTok"/>
+        </w:rPr>
+        <w:t xml:space="preserve">-u</w:t>
       </w:r>
       <w:r>
         <w:rPr>
           <w:rStyle w:val="NormalTok"/>
         </w:rPr>
-        <w:t xml:space="preserve"> push -u origin main</w:t>
+        <w:t xml:space="preserve"> origin main</w:t>
       </w:r>
     </w:p>
     <w:p>
@@ -420,15 +434,14 @@
         <w:t xml:space="preserve">estão ignorados).</w:t>
       </w:r>
     </w:p>
+    <w:bookmarkStart w:id="10" w:name="X42fbfc3203e030857d5c105216e7a569418608b"/>
     <w:p>
       <w:pPr>
         <w:pStyle w:val="Heading3"/>
       </w:pPr>
-      <w:bookmarkStart w:id="23" w:name="X42fbfc3203e030857d5c105216e7a569418608b"/>
       <w:r>
         <w:t xml:space="preserve">Prompt sugerido para o Claude Code nesta etapa</w:t>
       </w:r>
-      <w:bookmarkEnd w:id="23"/>
     </w:p>
     <w:p>
       <w:pPr>
@@ -475,15 +488,16 @@
         </w:pict>
       </w:r>
     </w:p>
+    <w:bookmarkEnd w:id="10"/>
+    <w:bookmarkEnd w:id="11"/>
+    <w:bookmarkStart w:id="12" w:name="passo-2--proteger-a-branch-principal"/>
     <w:p>
       <w:pPr>
         <w:pStyle w:val="Heading2"/>
       </w:pPr>
-      <w:bookmarkStart w:id="24" w:name="passo-2-proteger-a-branch-principal"/>
       <w:r>
         <w:t xml:space="preserve">Passo 2 — Proteger a branch principal</w:t>
       </w:r>
-      <w:bookmarkEnd w:id="24"/>
     </w:p>
     <w:p>
       <w:pPr>
@@ -498,6 +512,7 @@
       <w:r>
         <w:rPr>
           <w:b/>
+          <w:bCs/>
         </w:rPr>
         <w:t xml:space="preserve">Settings → Branches → Branch protection rules</w:t>
       </w:r>
@@ -522,62 +537,62 @@
     </w:p>
     <w:p>
       <w:pPr>
+        <w:pStyle w:val="Compact"/>
         <w:numPr>
           <w:ilvl w:val="0"/>
           <w:numId w:val="1002"/>
         </w:numPr>
+      </w:pPr>
+      <w:r>
+        <w:t xml:space="preserve">Exigir Pull Request antes de merge (mínimo 1 aprovação).</w:t>
+      </w:r>
+    </w:p>
+    <w:p>
+      <w:pPr>
         <w:pStyle w:val="Compact"/>
-      </w:pPr>
-      <w:r>
-        <w:t xml:space="preserve">Exigir Pull Request antes de merge (mínimo 1 aprovação).</w:t>
-      </w:r>
-    </w:p>
-    <w:p>
-      <w:pPr>
         <w:numPr>
           <w:ilvl w:val="0"/>
           <w:numId w:val="1002"/>
         </w:numPr>
+      </w:pPr>
+      <w:r>
+        <w:t xml:space="preserve">Exigir que os checks de CI passem antes do merge (</w:t>
+      </w:r>
+      <w:r>
+        <w:rPr>
+          <w:rStyle w:val="VerbatimChar"/>
+        </w:rPr>
+        <w:t xml:space="preserve">Require status checks to pass</w:t>
+      </w:r>
+      <w:r>
+        <w:t xml:space="preserve"> </w:t>
+      </w:r>
+      <w:r>
+        <w:t xml:space="preserve">— marque os jobs do</w:t>
+      </w:r>
+      <w:r>
+        <w:t xml:space="preserve"> </w:t>
+      </w:r>
+      <w:r>
+        <w:rPr>
+          <w:rStyle w:val="VerbatimChar"/>
+        </w:rPr>
+        <w:t xml:space="preserve">ci.yml</w:t>
+      </w:r>
+      <w:r>
+        <w:t xml:space="preserve"> </w:t>
+      </w:r>
+      <w:r>
+        <w:t xml:space="preserve">depois que rodarem uma vez).</w:t>
+      </w:r>
+    </w:p>
+    <w:p>
+      <w:pPr>
         <w:pStyle w:val="Compact"/>
-      </w:pPr>
-      <w:r>
-        <w:t xml:space="preserve">Exigir que os checks de CI passem antes do merge (</w:t>
-      </w:r>
-      <w:r>
-        <w:rPr>
-          <w:rStyle w:val="VerbatimChar"/>
-        </w:rPr>
-        <w:t xml:space="preserve">Require status checks to pass</w:t>
-      </w:r>
-      <w:r>
-        <w:t xml:space="preserve"> </w:t>
-      </w:r>
-      <w:r>
-        <w:t xml:space="preserve">— marque os jobs do</w:t>
-      </w:r>
-      <w:r>
-        <w:t xml:space="preserve"> </w:t>
-      </w:r>
-      <w:r>
-        <w:rPr>
-          <w:rStyle w:val="VerbatimChar"/>
-        </w:rPr>
-        <w:t xml:space="preserve">ci.yml</w:t>
-      </w:r>
-      <w:r>
-        <w:t xml:space="preserve"> </w:t>
-      </w:r>
-      <w:r>
-        <w:t xml:space="preserve">depois que rodarem uma vez).</w:t>
-      </w:r>
-    </w:p>
-    <w:p>
-      <w:pPr>
         <w:numPr>
           <w:ilvl w:val="0"/>
           <w:numId w:val="1002"/>
         </w:numPr>
-        <w:pStyle w:val="Compact"/>
       </w:pPr>
       <w:r>
         <w:t xml:space="preserve">Bloquear push direto na</w:t>
@@ -600,22 +615,167 @@
         <w:pStyle w:val="FirstParagraph"/>
       </w:pPr>
       <w:r>
-        <w:t xml:space="preserve">Isso implementa a prática</w:t>
-      </w:r>
-      <w:r>
-        <w:t xml:space="preserve"> </w:t>
-      </w:r>
-      <w:r>
-        <w:t xml:space="preserve">“</w:t>
-      </w:r>
-      <w:r>
-        <w:t xml:space="preserve">nunca há código em produção que não passou pela esteira</w:t>
-      </w:r>
-      <w:r>
-        <w:t xml:space="preserve">”</w:t>
-      </w:r>
-      <w:r>
-        <w:t xml:space="preserve">, pilar central de DevOps.</w:t>
+        <w:t xml:space="preserve">Isso implementa a prática "nunca há código em produção que não passou pela esteira", pilar central de DevOps.</w:t>
+      </w:r>
+    </w:p>
+    <w:p>
+      <w:pPr>
+        <w:pStyle w:val="BodyText"/>
+      </w:pPr>
+      <w:r>
+        <w:rPr>
+          <w:b/>
+          <w:bCs/>
+        </w:rPr>
+        <w:t xml:space="preserve">Como foi feito neste laboratório</w:t>
+      </w:r>
+      <w:r>
+        <w:t xml:space="preserve"> </w:t>
+      </w:r>
+      <w:r>
+        <w:t xml:space="preserve">(via</w:t>
+      </w:r>
+      <w:r>
+        <w:t xml:space="preserve"> </w:t>
+      </w:r>
+      <w:r>
+        <w:rPr>
+          <w:rStyle w:val="VerbatimChar"/>
+        </w:rPr>
+        <w:t xml:space="preserve">gh api</w:t>
+      </w:r>
+      <w:r>
+        <w:t xml:space="preserve">, ruleset</w:t>
+      </w:r>
+      <w:r>
+        <w:t xml:space="preserve"> </w:t>
+      </w:r>
+      <w:r>
+        <w:rPr>
+          <w:b/>
+          <w:bCs/>
+        </w:rPr>
+        <w:t xml:space="preserve">"Proteger main"</w:t>
+      </w:r>
+      <w:r>
+        <w:t xml:space="preserve"> </w:t>
+      </w:r>
+      <w:r>
+        <w:t xml:space="preserve">—</w:t>
+      </w:r>
+      <w:r>
+        <w:t xml:space="preserve"> </w:t>
+      </w:r>
+      <w:r>
+        <w:rPr>
+          <w:rStyle w:val="VerbatimChar"/>
+        </w:rPr>
+        <w:t xml:space="preserve">Settings → Rules → Rulesets</w:t>
+      </w:r>
+      <w:r>
+        <w:t xml:space="preserve">): PR obrigatório com 1 aprovação de code owner, 8 checks obrigatórios (6 jobs do</w:t>
+      </w:r>
+      <w:r>
+        <w:t xml:space="preserve"> </w:t>
+      </w:r>
+      <w:r>
+        <w:rPr>
+          <w:rStyle w:val="VerbatimChar"/>
+        </w:rPr>
+        <w:t xml:space="preserve">ci.yml</w:t>
+      </w:r>
+      <w:r>
+        <w:t xml:space="preserve"> </w:t>
+      </w:r>
+      <w:r>
+        <w:t xml:space="preserve">+ os 2 scans Trivy), sem force-push e sem deleção da</w:t>
+      </w:r>
+      <w:r>
+        <w:t xml:space="preserve"> </w:t>
+      </w:r>
+      <w:r>
+        <w:rPr>
+          <w:rStyle w:val="VerbatimChar"/>
+        </w:rPr>
+        <w:t xml:space="preserve">main</w:t>
+      </w:r>
+      <w:r>
+        <w:t xml:space="preserve">. Enquanto só existe uma conta, o</w:t>
+      </w:r>
+      <w:r>
+        <w:t xml:space="preserve"> </w:t>
+      </w:r>
+      <w:r>
+        <w:rPr>
+          <w:b/>
+          <w:bCs/>
+        </w:rPr>
+        <w:t xml:space="preserve">admin pode dispensar a aprovação</w:t>
+      </w:r>
+      <w:r>
+        <w:t xml:space="preserve"> </w:t>
+      </w:r>
+      <w:r>
+        <w:t xml:space="preserve">no merge (</w:t>
+      </w:r>
+      <w:r>
+        <w:rPr>
+          <w:rStyle w:val="VerbatimChar"/>
+        </w:rPr>
+        <w:t xml:space="preserve">gh pr merge --admin</w:t>
+      </w:r>
+      <w:r>
+        <w:t xml:space="preserve">) — o push direto continua bloqueado. Quando entrar o 2º dev, remova esse bypass no ruleset.</w:t>
+      </w:r>
+    </w:p>
+    <w:p>
+      <w:pPr>
+        <w:pStyle w:val="BlockText"/>
+      </w:pPr>
+      <w:r>
+        <w:t xml:space="preserve">⚠ Em repositório</w:t>
+      </w:r>
+      <w:r>
+        <w:t xml:space="preserve"> </w:t>
+      </w:r>
+      <w:r>
+        <w:rPr>
+          <w:b/>
+          <w:bCs/>
+        </w:rPr>
+        <w:t xml:space="preserve">privado</w:t>
+      </w:r>
+      <w:r>
+        <w:t xml:space="preserve"> </w:t>
+      </w:r>
+      <w:r>
+        <w:t xml:space="preserve">de conta pessoal</w:t>
+      </w:r>
+      <w:r>
+        <w:t xml:space="preserve"> </w:t>
+      </w:r>
+      <w:r>
+        <w:rPr>
+          <w:b/>
+          <w:bCs/>
+        </w:rPr>
+        <w:t xml:space="preserve">Free</w:t>
+      </w:r>
+      <w:r>
+        <w:t xml:space="preserve">, rulesets e Required reviewers de Environment</w:t>
+      </w:r>
+      <w:r>
+        <w:t xml:space="preserve"> </w:t>
+      </w:r>
+      <w:r>
+        <w:rPr>
+          <w:b/>
+          <w:bCs/>
+        </w:rPr>
+        <w:t xml:space="preserve">não são aplicados</w:t>
+      </w:r>
+      <w:r>
+        <w:t xml:space="preserve">. Por isso o repositório é público.</w:t>
       </w:r>
     </w:p>
     <w:p>
@@ -625,15 +785,15 @@
         </w:pict>
       </w:r>
     </w:p>
+    <w:bookmarkEnd w:id="12"/>
+    <w:bookmarkStart w:id="14" w:name="X7a90d511c3893855c812c21f1fdb5713eaebd88"/>
     <w:p>
       <w:pPr>
         <w:pStyle w:val="Heading2"/>
       </w:pPr>
-      <w:bookmarkStart w:id="25" w:name="X6eab5db9695d99e9a7f100e841c6e942256700f"/>
       <w:r>
         <w:t xml:space="preserve">Passo 3 — Preparar o código para ter algo que a esteira valide</w:t>
       </w:r>
-      <w:bookmarkEnd w:id="25"/>
     </w:p>
     <w:p>
       <w:pPr>
@@ -646,8 +806,8 @@
     <w:tbl>
       <w:tblPr>
         <w:tblStyle w:val="Table"/>
-        <w:tblW w:type="pct" w:w="5000.0"/>
-        <w:tblLook w:firstRow="1"/>
+        <w:tblW w:type="auto" w:w="0"/>
+        <w:tblLook w:firstRow="1" w:lastRow="0" w:firstColumn="0" w:lastColumn="0" w:noHBand="0" w:noVBand="0" w:val="0020"/>
       </w:tblPr>
       <w:tblGrid>
         <w:gridCol w:w="3960"/>
@@ -655,19 +815,13 @@
       </w:tblGrid>
       <w:tr>
         <w:trPr>
-          <w:cnfStyle w:firstRow="1"/>
+          <w:tblHeader w:val="on"/>
         </w:trPr>
         <w:tc>
-          <w:tcPr>
-            <w:tcBorders>
-              <w:bottom w:val="single"/>
-            </w:tcBorders>
-            <w:vAlign w:val="bottom"/>
-          </w:tcPr>
+          <w:tcPr/>
           <w:p>
             <w:pPr>
               <w:pStyle w:val="Compact"/>
-              <w:jc w:val="left"/>
             </w:pPr>
             <w:r>
               <w:t xml:space="preserve">Arquivo adicionado</w:t>
@@ -675,16 +829,10 @@
           </w:p>
         </w:tc>
         <w:tc>
-          <w:tcPr>
-            <w:tcBorders>
-              <w:bottom w:val="single"/>
-            </w:tcBorders>
-            <w:vAlign w:val="bottom"/>
-          </w:tcPr>
+          <w:tcPr/>
           <w:p>
             <w:pPr>
               <w:pStyle w:val="Compact"/>
-              <w:jc w:val="left"/>
             </w:pPr>
             <w:r>
               <w:t xml:space="preserve">Função</w:t>
@@ -694,10 +842,10 @@
       </w:tr>
       <w:tr>
         <w:tc>
+          <w:tcPr/>
           <w:p>
             <w:pPr>
               <w:pStyle w:val="Compact"/>
-              <w:jc w:val="left"/>
             </w:pPr>
             <w:r>
               <w:rPr>
@@ -708,10 +856,10 @@
           </w:p>
         </w:tc>
         <w:tc>
+          <w:tcPr/>
           <w:p>
             <w:pPr>
               <w:pStyle w:val="Compact"/>
-              <w:jc w:val="left"/>
             </w:pPr>
             <w:r>
               <w:t xml:space="preserve">Regras de lint para o JavaScript (</w:t>
@@ -730,10 +878,10 @@
       </w:tr>
       <w:tr>
         <w:tc>
+          <w:tcPr/>
           <w:p>
             <w:pPr>
               <w:pStyle w:val="Compact"/>
-              <w:jc w:val="left"/>
             </w:pPr>
             <w:r>
               <w:rPr>
@@ -744,10 +892,10 @@
           </w:p>
         </w:tc>
         <w:tc>
+          <w:tcPr/>
           <w:p>
             <w:pPr>
               <w:pStyle w:val="Compact"/>
-              <w:jc w:val="left"/>
             </w:pPr>
             <w:r>
               <w:t xml:space="preserve">Regras de lint para o Python (</w:t>
@@ -766,10 +914,10 @@
       </w:tr>
       <w:tr>
         <w:tc>
+          <w:tcPr/>
           <w:p>
             <w:pPr>
               <w:pStyle w:val="Compact"/>
-              <w:jc w:val="left"/>
             </w:pPr>
             <w:r>
               <w:rPr>
@@ -780,10 +928,10 @@
           </w:p>
         </w:tc>
         <w:tc>
+          <w:tcPr/>
           <w:p>
             <w:pPr>
               <w:pStyle w:val="Compact"/>
-              <w:jc w:val="left"/>
             </w:pPr>
             <w:r>
               <w:t xml:space="preserve">Dependências de desenvolvimento Python (flake8, pytest, bandit)</w:t>
@@ -793,10 +941,10 @@
       </w:tr>
       <w:tr>
         <w:tc>
+          <w:tcPr/>
           <w:p>
             <w:pPr>
               <w:pStyle w:val="Compact"/>
-              <w:jc w:val="left"/>
             </w:pPr>
             <w:r>
               <w:rPr>
@@ -813,10 +961,10 @@
           </w:p>
         </w:tc>
         <w:tc>
+          <w:tcPr/>
           <w:p>
             <w:pPr>
               <w:pStyle w:val="Compact"/>
-              <w:jc w:val="left"/>
             </w:pPr>
             <w:r>
               <w:rPr>
@@ -868,10 +1016,10 @@
       </w:tr>
       <w:tr>
         <w:tc>
+          <w:tcPr/>
           <w:p>
             <w:pPr>
               <w:pStyle w:val="Compact"/>
-              <w:jc w:val="left"/>
             </w:pPr>
             <w:r>
               <w:rPr>
@@ -882,10 +1030,10 @@
           </w:p>
         </w:tc>
         <w:tc>
+          <w:tcPr/>
           <w:p>
             <w:pPr>
               <w:pStyle w:val="Compact"/>
-              <w:jc w:val="left"/>
             </w:pPr>
             <w:r>
               <w:t xml:space="preserve">Teste unitário Python para</w:t>
@@ -931,7 +1079,13 @@
         <w:rPr>
           <w:rStyle w:val="NormalTok"/>
         </w:rPr>
-        <w:t xml:space="preserve"> run lint            # ESLint no código Node</w:t>
+        <w:t xml:space="preserve"> run lint            </w:t>
+      </w:r>
+      <w:r>
+        <w:rPr>
+          <w:rStyle w:val="CommentTok"/>
+        </w:rPr>
+        <w:t xml:space="preserve"># ESLint no código Node</w:t>
       </w:r>
       <w:r>
         <w:br/>
@@ -946,7 +1100,13 @@
         <w:rPr>
           <w:rStyle w:val="NormalTok"/>
         </w:rPr>
-        <w:t xml:space="preserve"> run test:unit       # Testes que não dependem de serviços externos (soma.test.js)</w:t>
+        <w:t xml:space="preserve"> run test:unit       </w:t>
+      </w:r>
+      <w:r>
+        <w:rPr>
+          <w:rStyle w:val="CommentTok"/>
+        </w:rPr>
+        <w:t xml:space="preserve"># Testes que não dependem de serviços externos (soma.test.js)</w:t>
       </w:r>
       <w:r>
         <w:br/>
@@ -961,7 +1121,13 @@
         <w:rPr>
           <w:rStyle w:val="NormalTok"/>
         </w:rPr>
-        <w:t xml:space="preserve"> run test:integration  # Testes que dependem de Postgres/Redis/Mongo</w:t>
+        <w:t xml:space="preserve"> run test:integration  </w:t>
+      </w:r>
+      <w:r>
+        <w:rPr>
+          <w:rStyle w:val="CommentTok"/>
+        </w:rPr>
+        <w:t xml:space="preserve"># Testes que dependem de Postgres/Redis/Mongo</w:t>
       </w:r>
       <w:r>
         <w:br/>
@@ -979,7 +1145,31 @@
         <w:rPr>
           <w:rStyle w:val="NormalTok"/>
         </w:rPr>
-        <w:t xml:space="preserve"> src/ tests/ --config=.flake8         # Lint Python</w:t>
+        <w:t xml:space="preserve"> src/ tests/ </w:t>
+      </w:r>
+      <w:r>
+        <w:rPr>
+          <w:rStyle w:val="AttributeTok"/>
+        </w:rPr>
+        <w:t xml:space="preserve">--config</w:t>
+      </w:r>
+      <w:r>
+        <w:rPr>
+          <w:rStyle w:val="OperatorTok"/>
+        </w:rPr>
+        <w:t xml:space="preserve">=</w:t>
+      </w:r>
+      <w:r>
+        <w:rPr>
+          <w:rStyle w:val="NormalTok"/>
+        </w:rPr>
+        <w:t xml:space="preserve">.flake8         </w:t>
+      </w:r>
+      <w:r>
+        <w:rPr>
+          <w:rStyle w:val="CommentTok"/>
+        </w:rPr>
+        <w:t xml:space="preserve"># Lint Python</w:t>
       </w:r>
       <w:r>
         <w:br/>
@@ -994,18 +1184,35 @@
         <w:rPr>
           <w:rStyle w:val="NormalTok"/>
         </w:rPr>
-        <w:t xml:space="preserve"> tests/ -v                             # Testes Python</w:t>
-      </w:r>
-    </w:p>
+        <w:t xml:space="preserve"> tests/ </w:t>
+      </w:r>
+      <w:r>
+        <w:rPr>
+          <w:rStyle w:val="AttributeTok"/>
+        </w:rPr>
+        <w:t xml:space="preserve">-v</w:t>
+      </w:r>
+      <w:r>
+        <w:rPr>
+          <w:rStyle w:val="NormalTok"/>
+        </w:rPr>
+        <w:t xml:space="preserve">                             </w:t>
+      </w:r>
+      <w:r>
+        <w:rPr>
+          <w:rStyle w:val="CommentTok"/>
+        </w:rPr>
+        <w:t xml:space="preserve"># Testes Python</w:t>
+      </w:r>
+    </w:p>
+    <w:bookmarkStart w:id="13" w:name="prompt-sugerido"/>
     <w:p>
       <w:pPr>
         <w:pStyle w:val="Heading3"/>
       </w:pPr>
-      <w:bookmarkStart w:id="26" w:name="prompt-sugerido"/>
       <w:r>
         <w:t xml:space="preserve">Prompt sugerido</w:t>
       </w:r>
-      <w:bookmarkEnd w:id="26"/>
     </w:p>
     <w:p>
       <w:pPr>
@@ -1034,11 +1241,13 @@
         </w:pict>
       </w:r>
     </w:p>
+    <w:bookmarkEnd w:id="13"/>
+    <w:bookmarkEnd w:id="14"/>
+    <w:bookmarkStart w:id="17" w:name="X7865857db6e046da48297c30f1af42fdd1875bd"/>
     <w:p>
       <w:pPr>
         <w:pStyle w:val="Heading2"/>
       </w:pPr>
-      <w:bookmarkStart w:id="27" w:name="X2d0ee1b3b7e01a45c8eeeec155047c5536d36fa"/>
       <w:r>
         <w:t xml:space="preserve">Passo 4 — Criar o workflow de CI (</w:t>
       </w:r>
@@ -1051,7 +1260,6 @@
       <w:r>
         <w:t xml:space="preserve">)</w:t>
       </w:r>
-      <w:bookmarkEnd w:id="27"/>
     </w:p>
     <w:p>
       <w:pPr>
@@ -1075,614 +1283,607 @@
     </w:p>
     <w:p>
       <w:pPr>
+        <w:pStyle w:val="Compact"/>
         <w:numPr>
           <w:ilvl w:val="0"/>
           <w:numId w:val="1003"/>
         </w:numPr>
+      </w:pPr>
+      <w:r>
+        <w:rPr>
+          <w:rStyle w:val="VerbatimChar"/>
+          <w:b/>
+          <w:bCs/>
+        </w:rPr>
+        <w:t xml:space="preserve">lint-node</w:t>
+      </w:r>
+      <w:r>
+        <w:t xml:space="preserve"> </w:t>
+      </w:r>
+      <w:r>
+        <w:t xml:space="preserve">—</w:t>
+      </w:r>
+      <w:r>
+        <w:t xml:space="preserve"> </w:t>
+      </w:r>
+      <w:r>
+        <w:rPr>
+          <w:rStyle w:val="VerbatimChar"/>
+        </w:rPr>
+        <w:t xml:space="preserve">npm ci</w:t>
+      </w:r>
+      <w:r>
+        <w:t xml:space="preserve"> </w:t>
+      </w:r>
+      <w:r>
+        <w:t xml:space="preserve">+</w:t>
+      </w:r>
+      <w:r>
+        <w:t xml:space="preserve"> </w:t>
+      </w:r>
+      <w:r>
+        <w:rPr>
+          <w:rStyle w:val="VerbatimChar"/>
+        </w:rPr>
+        <w:t xml:space="preserve">npm run lint</w:t>
+      </w:r>
+      <w:r>
+        <w:t xml:space="preserve">.</w:t>
+      </w:r>
+    </w:p>
+    <w:p>
+      <w:pPr>
         <w:pStyle w:val="Compact"/>
-      </w:pPr>
-      <w:r>
-        <w:rPr>
-          <w:rStyle w:val="VerbatimChar"/>
-          <w:b/>
-        </w:rPr>
-        <w:t xml:space="preserve">lint-node</w:t>
-      </w:r>
-      <w:r>
-        <w:t xml:space="preserve"> </w:t>
-      </w:r>
-      <w:r>
-        <w:t xml:space="preserve">—</w:t>
-      </w:r>
-      <w:r>
-        <w:t xml:space="preserve"> </w:t>
-      </w:r>
-      <w:r>
-        <w:rPr>
-          <w:rStyle w:val="VerbatimChar"/>
-        </w:rPr>
-        <w:t xml:space="preserve">npm ci</w:t>
-      </w:r>
-      <w:r>
-        <w:t xml:space="preserve"> </w:t>
-      </w:r>
-      <w:r>
-        <w:t xml:space="preserve">+</w:t>
-      </w:r>
-      <w:r>
-        <w:t xml:space="preserve"> </w:t>
-      </w:r>
-      <w:r>
-        <w:rPr>
-          <w:rStyle w:val="VerbatimChar"/>
-        </w:rPr>
-        <w:t xml:space="preserve">npm run lint</w:t>
-      </w:r>
-      <w:r>
-        <w:t xml:space="preserve">.</w:t>
-      </w:r>
-    </w:p>
-    <w:p>
-      <w:pPr>
         <w:numPr>
           <w:ilvl w:val="0"/>
           <w:numId w:val="1003"/>
         </w:numPr>
+      </w:pPr>
+      <w:r>
+        <w:rPr>
+          <w:rStyle w:val="VerbatimChar"/>
+          <w:b/>
+          <w:bCs/>
+        </w:rPr>
+        <w:t xml:space="preserve">lint-python</w:t>
+      </w:r>
+      <w:r>
+        <w:t xml:space="preserve"> </w:t>
+      </w:r>
+      <w:r>
+        <w:t xml:space="preserve">—</w:t>
+      </w:r>
+      <w:r>
+        <w:t xml:space="preserve"> </w:t>
+      </w:r>
+      <w:r>
+        <w:rPr>
+          <w:rStyle w:val="VerbatimChar"/>
+        </w:rPr>
+        <w:t xml:space="preserve">pip install -r requirements-dev.txt</w:t>
+      </w:r>
+      <w:r>
+        <w:t xml:space="preserve"> </w:t>
+      </w:r>
+      <w:r>
+        <w:t xml:space="preserve">+</w:t>
+      </w:r>
+      <w:r>
+        <w:t xml:space="preserve"> </w:t>
+      </w:r>
+      <w:r>
+        <w:rPr>
+          <w:rStyle w:val="VerbatimChar"/>
+        </w:rPr>
+        <w:t xml:space="preserve">flake8</w:t>
+      </w:r>
+      <w:r>
+        <w:t xml:space="preserve">.</w:t>
+      </w:r>
+    </w:p>
+    <w:p>
+      <w:pPr>
         <w:pStyle w:val="Compact"/>
-      </w:pPr>
-      <w:r>
-        <w:rPr>
-          <w:rStyle w:val="VerbatimChar"/>
-          <w:b/>
-        </w:rPr>
-        <w:t xml:space="preserve">lint-python</w:t>
-      </w:r>
-      <w:r>
-        <w:t xml:space="preserve"> </w:t>
-      </w:r>
-      <w:r>
-        <w:t xml:space="preserve">—</w:t>
-      </w:r>
-      <w:r>
-        <w:t xml:space="preserve"> </w:t>
-      </w:r>
-      <w:r>
-        <w:rPr>
-          <w:rStyle w:val="VerbatimChar"/>
-        </w:rPr>
-        <w:t xml:space="preserve">pip install -r requirements-dev.txt</w:t>
-      </w:r>
-      <w:r>
-        <w:t xml:space="preserve"> </w:t>
-      </w:r>
-      <w:r>
-        <w:t xml:space="preserve">+</w:t>
-      </w:r>
-      <w:r>
-        <w:t xml:space="preserve"> </w:t>
-      </w:r>
-      <w:r>
-        <w:rPr>
-          <w:rStyle w:val="VerbatimChar"/>
-        </w:rPr>
-        <w:t xml:space="preserve">flake8</w:t>
-      </w:r>
-      <w:r>
-        <w:t xml:space="preserve">.</w:t>
-      </w:r>
-    </w:p>
-    <w:p>
-      <w:pPr>
         <w:numPr>
           <w:ilvl w:val="0"/>
           <w:numId w:val="1003"/>
         </w:numPr>
+      </w:pPr>
+      <w:r>
+        <w:rPr>
+          <w:rStyle w:val="VerbatimChar"/>
+          <w:b/>
+          <w:bCs/>
+        </w:rPr>
+        <w:t xml:space="preserve">test-unit</w:t>
+      </w:r>
+      <w:r>
+        <w:t xml:space="preserve"> </w:t>
+      </w:r>
+      <w:r>
+        <w:t xml:space="preserve">— depende de</w:t>
+      </w:r>
+      <w:r>
+        <w:t xml:space="preserve"> </w:t>
+      </w:r>
+      <w:r>
+        <w:rPr>
+          <w:rStyle w:val="VerbatimChar"/>
+        </w:rPr>
+        <w:t xml:space="preserve">lint-node</w:t>
+      </w:r>
+      <w:r>
+        <w:t xml:space="preserve">; roda</w:t>
+      </w:r>
+      <w:r>
+        <w:t xml:space="preserve"> </w:t>
+      </w:r>
+      <w:r>
+        <w:rPr>
+          <w:rStyle w:val="VerbatimChar"/>
+        </w:rPr>
+        <w:t xml:space="preserve">npm run test:unit</w:t>
+      </w:r>
+      <w:r>
+        <w:t xml:space="preserve">, ou seja,</w:t>
+      </w:r>
+      <w:r>
+        <w:t xml:space="preserve"> </w:t>
+      </w:r>
+      <w:r>
+        <w:rPr>
+          <w:rStyle w:val="VerbatimChar"/>
+        </w:rPr>
+        <w:t xml:space="preserve">soma.test.js</w:t>
+      </w:r>
+      <w:r>
+        <w:t xml:space="preserve"> </w:t>
+      </w:r>
+      <w:r>
+        <w:t xml:space="preserve">(função pura) e</w:t>
+      </w:r>
+      <w:r>
+        <w:t xml:space="preserve"> </w:t>
+      </w:r>
+      <w:r>
+        <w:rPr>
+          <w:rStyle w:val="VerbatimChar"/>
+        </w:rPr>
+        <w:t xml:space="preserve">teste_mongo.js</w:t>
+      </w:r>
+      <w:r>
+        <w:t xml:space="preserve"> </w:t>
+      </w:r>
+      <w:r>
+        <w:t xml:space="preserve">— este último não precisa de MongoDB real:</w:t>
+      </w:r>
+      <w:r>
+        <w:t xml:space="preserve"> </w:t>
+      </w:r>
+      <w:r>
+        <w:rPr>
+          <w:rStyle w:val="VerbatimChar"/>
+        </w:rPr>
+        <w:t xml:space="preserve">src/mongo.js</w:t>
+      </w:r>
+      <w:r>
+        <w:t xml:space="preserve"> </w:t>
+      </w:r>
+      <w:r>
+        <w:t xml:space="preserve">é um</w:t>
+      </w:r>
+      <w:r>
+        <w:t xml:space="preserve"> </w:t>
+      </w:r>
+      <w:r>
+        <w:rPr>
+          <w:b/>
+          <w:bCs/>
+        </w:rPr>
+        <w:t xml:space="preserve">adaptador em memória</w:t>
+      </w:r>
+      <w:r>
+        <w:t xml:space="preserve"> </w:t>
+      </w:r>
+      <w:r>
+        <w:t xml:space="preserve">(ver comentário no topo do arquivo), então o teste roda sem nenhum serviço externo.</w:t>
+      </w:r>
+    </w:p>
+    <w:p>
+      <w:pPr>
         <w:pStyle w:val="Compact"/>
-      </w:pPr>
-      <w:r>
-        <w:rPr>
-          <w:rStyle w:val="VerbatimChar"/>
-          <w:b/>
-        </w:rPr>
-        <w:t xml:space="preserve">test-unit</w:t>
-      </w:r>
-      <w:r>
-        <w:t xml:space="preserve"> </w:t>
-      </w:r>
-      <w:r>
-        <w:t xml:space="preserve">— depende de</w:t>
-      </w:r>
-      <w:r>
-        <w:t xml:space="preserve"> </w:t>
-      </w:r>
-      <w:r>
-        <w:rPr>
-          <w:rStyle w:val="VerbatimChar"/>
-        </w:rPr>
-        <w:t xml:space="preserve">lint-node</w:t>
-      </w:r>
-      <w:r>
-        <w:t xml:space="preserve">; roda</w:t>
-      </w:r>
-      <w:r>
-        <w:t xml:space="preserve"> </w:t>
-      </w:r>
-      <w:r>
-        <w:rPr>
-          <w:rStyle w:val="VerbatimChar"/>
-        </w:rPr>
-        <w:t xml:space="preserve">npm run test:unit</w:t>
-      </w:r>
-      <w:r>
-        <w:t xml:space="preserve">, ou seja,</w:t>
-      </w:r>
-      <w:r>
-        <w:t xml:space="preserve"> </w:t>
-      </w:r>
-      <w:r>
-        <w:rPr>
-          <w:rStyle w:val="VerbatimChar"/>
-        </w:rPr>
-        <w:t xml:space="preserve">soma.test.js</w:t>
-      </w:r>
-      <w:r>
-        <w:t xml:space="preserve"> </w:t>
-      </w:r>
-      <w:r>
-        <w:t xml:space="preserve">(função pura) e</w:t>
-      </w:r>
-      <w:r>
-        <w:t xml:space="preserve"> </w:t>
-      </w:r>
-      <w:r>
-        <w:rPr>
-          <w:rStyle w:val="VerbatimChar"/>
-        </w:rPr>
-        <w:t xml:space="preserve">teste_mongo.js</w:t>
-      </w:r>
-      <w:r>
-        <w:t xml:space="preserve"> </w:t>
-      </w:r>
-      <w:r>
-        <w:t xml:space="preserve">— este último não precisa de MongoDB real:</w:t>
-      </w:r>
-      <w:r>
-        <w:t xml:space="preserve"> </w:t>
-      </w:r>
-      <w:r>
-        <w:rPr>
-          <w:rStyle w:val="VerbatimChar"/>
-        </w:rPr>
-        <w:t xml:space="preserve">src/mongo.js</w:t>
-      </w:r>
-      <w:r>
-        <w:t xml:space="preserve"> </w:t>
-      </w:r>
-      <w:r>
-        <w:t xml:space="preserve">é um</w:t>
-      </w:r>
-      <w:r>
-        <w:t xml:space="preserve"> </w:t>
-      </w:r>
-      <w:r>
-        <w:rPr>
-          <w:b/>
-        </w:rPr>
-        <w:t xml:space="preserve">adaptador em memória</w:t>
-      </w:r>
-      <w:r>
-        <w:t xml:space="preserve"> </w:t>
-      </w:r>
-      <w:r>
-        <w:t xml:space="preserve">(ver comentário no topo do arquivo), então o teste roda sem nenhum serviço externo.</w:t>
-      </w:r>
-    </w:p>
-    <w:p>
-      <w:pPr>
         <w:numPr>
           <w:ilvl w:val="0"/>
           <w:numId w:val="1003"/>
         </w:numPr>
+      </w:pPr>
+      <w:r>
+        <w:rPr>
+          <w:rStyle w:val="VerbatimChar"/>
+          <w:b/>
+          <w:bCs/>
+        </w:rPr>
+        <w:t xml:space="preserve">test-integration</w:t>
+      </w:r>
+      <w:r>
+        <w:t xml:space="preserve"> </w:t>
+      </w:r>
+      <w:r>
+        <w:t xml:space="preserve">— depende de</w:t>
+      </w:r>
+      <w:r>
+        <w:t xml:space="preserve"> </w:t>
+      </w:r>
+      <w:r>
+        <w:rPr>
+          <w:rStyle w:val="VerbatimChar"/>
+        </w:rPr>
+        <w:t xml:space="preserve">test-unit</w:t>
+      </w:r>
+      <w:r>
+        <w:t xml:space="preserve">; sobe um</w:t>
+      </w:r>
+      <w:r>
+        <w:t xml:space="preserve"> </w:t>
+      </w:r>
+      <w:r>
+        <w:rPr>
+          <w:b/>
+          <w:bCs/>
+        </w:rPr>
+        <w:t xml:space="preserve">serviço de banco</w:t>
+      </w:r>
+      <w:r>
+        <w:t xml:space="preserve"> </w:t>
+      </w:r>
+      <w:r>
+        <w:t xml:space="preserve">(</w:t>
+      </w:r>
+      <w:r>
+        <w:rPr>
+          <w:rStyle w:val="VerbatimChar"/>
+        </w:rPr>
+        <w:t xml:space="preserve">services: postgres</w:t>
+      </w:r>
+      <w:r>
+        <w:t xml:space="preserve">) usando o container oficial do Docker Hub</w:t>
+      </w:r>
+      <w:r>
+        <w:t xml:space="preserve"> </w:t>
+      </w:r>
+      <w:r>
+        <w:rPr>
+          <w:i/>
+          <w:iCs/>
+        </w:rPr>
+        <w:t xml:space="preserve">gerenciado pelo próprio runner do GitHub</w:t>
+      </w:r>
+      <w:r>
+        <w:t xml:space="preserve"> </w:t>
+      </w:r>
+      <w:r>
+        <w:t xml:space="preserve">(é infraestrutura do GitHub, independente de haver Docker na sua máquina); roda</w:t>
+      </w:r>
+      <w:r>
+        <w:t xml:space="preserve"> </w:t>
+      </w:r>
+      <w:r>
+        <w:rPr>
+          <w:rStyle w:val="VerbatimChar"/>
+        </w:rPr>
+        <w:t xml:space="preserve">npm run test:integration</w:t>
+      </w:r>
+      <w:r>
+        <w:t xml:space="preserve">, ou seja,</w:t>
+      </w:r>
+      <w:r>
+        <w:t xml:space="preserve"> </w:t>
+      </w:r>
+      <w:r>
+        <w:rPr>
+          <w:rStyle w:val="VerbatimChar"/>
+        </w:rPr>
+        <w:t xml:space="preserve">usuarios.test.js</w:t>
+      </w:r>
+      <w:r>
+        <w:t xml:space="preserve"> </w:t>
+      </w:r>
+      <w:r>
+        <w:t xml:space="preserve">e</w:t>
+      </w:r>
+      <w:r>
+        <w:t xml:space="preserve"> </w:t>
+      </w:r>
+      <w:r>
+        <w:rPr>
+          <w:rStyle w:val="VerbatimChar"/>
+        </w:rPr>
+        <w:t xml:space="preserve">teste_redis.js</w:t>
+      </w:r>
+      <w:r>
+        <w:t xml:space="preserve"> </w:t>
+      </w:r>
+      <w:r>
+        <w:t xml:space="preserve">(este último também usa Redis em memória via</w:t>
+      </w:r>
+      <w:r>
+        <w:t xml:space="preserve"> </w:t>
+      </w:r>
+      <w:r>
+        <w:rPr>
+          <w:rStyle w:val="VerbatimChar"/>
+        </w:rPr>
+        <w:t xml:space="preserve">src/redis.js</w:t>
+      </w:r>
+      <w:r>
+        <w:t xml:space="preserve">, mas depende do Postgres real para os módulos de produtos/estoque/carrinho).</w:t>
+      </w:r>
+    </w:p>
+    <w:p>
+      <w:pPr>
         <w:pStyle w:val="Compact"/>
-      </w:pPr>
-      <w:r>
-        <w:rPr>
-          <w:rStyle w:val="VerbatimChar"/>
-          <w:b/>
-        </w:rPr>
-        <w:t xml:space="preserve">test-integration</w:t>
-      </w:r>
-      <w:r>
-        <w:t xml:space="preserve"> </w:t>
-      </w:r>
-      <w:r>
-        <w:t xml:space="preserve">— depende de</w:t>
-      </w:r>
-      <w:r>
-        <w:t xml:space="preserve"> </w:t>
-      </w:r>
-      <w:r>
-        <w:rPr>
-          <w:rStyle w:val="VerbatimChar"/>
-        </w:rPr>
-        <w:t xml:space="preserve">test-unit</w:t>
-      </w:r>
-      <w:r>
-        <w:t xml:space="preserve">; sobe um</w:t>
-      </w:r>
-      <w:r>
-        <w:t xml:space="preserve"> </w:t>
-      </w:r>
-      <w:r>
-        <w:rPr>
-          <w:b/>
-        </w:rPr>
-        <w:t xml:space="preserve">serviço de banco</w:t>
-      </w:r>
-      <w:r>
-        <w:t xml:space="preserve"> </w:t>
-      </w:r>
-      <w:r>
-        <w:t xml:space="preserve">(</w:t>
-      </w:r>
-      <w:r>
-        <w:rPr>
-          <w:rStyle w:val="VerbatimChar"/>
-        </w:rPr>
-        <w:t xml:space="preserve">services: postgres</w:t>
-      </w:r>
-      <w:r>
-        <w:t xml:space="preserve">) usando o container oficial do Docker Hub</w:t>
-      </w:r>
-      <w:r>
-        <w:t xml:space="preserve"> </w:t>
-      </w:r>
-      <w:r>
-        <w:rPr>
-          <w:i/>
-        </w:rPr>
-        <w:t xml:space="preserve">gerenciado pelo próprio runner do GitHub</w:t>
-      </w:r>
-      <w:r>
-        <w:t xml:space="preserve"> </w:t>
-      </w:r>
-      <w:r>
-        <w:t xml:space="preserve">(isso não é</w:t>
-      </w:r>
-      <w:r>
-        <w:t xml:space="preserve"> </w:t>
-      </w:r>
-      <w:r>
-        <w:t xml:space="preserve">“</w:t>
-      </w:r>
-      <w:r>
-        <w:t xml:space="preserve">usar Docker na sua máquina</w:t>
-      </w:r>
-      <w:r>
-        <w:t xml:space="preserve">”</w:t>
-      </w:r>
-      <w:r>
-        <w:t xml:space="preserve"> </w:t>
-      </w:r>
-      <w:r>
-        <w:t xml:space="preserve">— é a infraestrutura do GitHub, então não conflita com a restrição da Unisys); roda</w:t>
-      </w:r>
-      <w:r>
-        <w:t xml:space="preserve"> </w:t>
-      </w:r>
-      <w:r>
-        <w:rPr>
-          <w:rStyle w:val="VerbatimChar"/>
-        </w:rPr>
-        <w:t xml:space="preserve">npm run test:integration</w:t>
-      </w:r>
-      <w:r>
-        <w:t xml:space="preserve">, ou seja,</w:t>
-      </w:r>
-      <w:r>
-        <w:t xml:space="preserve"> </w:t>
-      </w:r>
-      <w:r>
-        <w:rPr>
-          <w:rStyle w:val="VerbatimChar"/>
-        </w:rPr>
-        <w:t xml:space="preserve">usuarios.test.js</w:t>
-      </w:r>
-      <w:r>
-        <w:t xml:space="preserve"> </w:t>
-      </w:r>
-      <w:r>
-        <w:t xml:space="preserve">e</w:t>
-      </w:r>
-      <w:r>
-        <w:t xml:space="preserve"> </w:t>
-      </w:r>
-      <w:r>
-        <w:rPr>
-          <w:rStyle w:val="VerbatimChar"/>
-        </w:rPr>
-        <w:t xml:space="preserve">teste_redis.js</w:t>
-      </w:r>
-      <w:r>
-        <w:t xml:space="preserve"> </w:t>
-      </w:r>
-      <w:r>
-        <w:t xml:space="preserve">(este último também usa Redis em memória via</w:t>
-      </w:r>
-      <w:r>
-        <w:t xml:space="preserve"> </w:t>
-      </w:r>
-      <w:r>
-        <w:rPr>
-          <w:rStyle w:val="VerbatimChar"/>
-        </w:rPr>
-        <w:t xml:space="preserve">src/redis.js</w:t>
-      </w:r>
-      <w:r>
-        <w:t xml:space="preserve">, mas depende do Postgres real para os módulos de produtos/estoque/carrinho).</w:t>
-      </w:r>
-    </w:p>
-    <w:p>
-      <w:pPr>
         <w:numPr>
           <w:ilvl w:val="0"/>
           <w:numId w:val="1003"/>
         </w:numPr>
+      </w:pPr>
+      <w:r>
+        <w:rPr>
+          <w:rStyle w:val="VerbatimChar"/>
+          <w:b/>
+          <w:bCs/>
+        </w:rPr>
+        <w:t xml:space="preserve">security-scan</w:t>
+      </w:r>
+      <w:r>
+        <w:t xml:space="preserve"> </w:t>
+      </w:r>
+      <w:r>
+        <w:t xml:space="preserve">—</w:t>
+      </w:r>
+      <w:r>
+        <w:t xml:space="preserve"> </w:t>
+      </w:r>
+      <w:r>
+        <w:rPr>
+          <w:rStyle w:val="VerbatimChar"/>
+        </w:rPr>
+        <w:t xml:space="preserve">npm audit --audit-level=high</w:t>
+      </w:r>
+      <w:r>
+        <w:t xml:space="preserve">,</w:t>
+      </w:r>
+      <w:r>
+        <w:t xml:space="preserve"> </w:t>
+      </w:r>
+      <w:r>
+        <w:rPr>
+          <w:rStyle w:val="VerbatimChar"/>
+        </w:rPr>
+        <w:t xml:space="preserve">pip-audit</w:t>
+      </w:r>
+      <w:r>
+        <w:t xml:space="preserve">,</w:t>
+      </w:r>
+      <w:r>
+        <w:t xml:space="preserve"> </w:t>
+      </w:r>
+      <w:r>
+        <w:rPr>
+          <w:rStyle w:val="VerbatimChar"/>
+        </w:rPr>
+        <w:t xml:space="preserve">bandit -r src/</w:t>
+      </w:r>
+      <w:r>
+        <w:t xml:space="preserve">.</w:t>
+      </w:r>
+    </w:p>
+    <w:p>
+      <w:pPr>
         <w:pStyle w:val="Compact"/>
-      </w:pPr>
-      <w:r>
-        <w:rPr>
-          <w:rStyle w:val="VerbatimChar"/>
-          <w:b/>
-        </w:rPr>
-        <w:t xml:space="preserve">security-scan</w:t>
-      </w:r>
-      <w:r>
-        <w:t xml:space="preserve"> </w:t>
-      </w:r>
-      <w:r>
-        <w:t xml:space="preserve">—</w:t>
-      </w:r>
-      <w:r>
-        <w:t xml:space="preserve"> </w:t>
-      </w:r>
-      <w:r>
-        <w:rPr>
-          <w:rStyle w:val="VerbatimChar"/>
-        </w:rPr>
-        <w:t xml:space="preserve">npm audit --audit-level=high</w:t>
-      </w:r>
-      <w:r>
-        <w:t xml:space="preserve">,</w:t>
-      </w:r>
-      <w:r>
-        <w:t xml:space="preserve"> </w:t>
-      </w:r>
-      <w:r>
-        <w:rPr>
-          <w:rStyle w:val="VerbatimChar"/>
-        </w:rPr>
-        <w:t xml:space="preserve">pip-audit</w:t>
-      </w:r>
-      <w:r>
-        <w:t xml:space="preserve">,</w:t>
-      </w:r>
-      <w:r>
-        <w:t xml:space="preserve"> </w:t>
-      </w:r>
-      <w:r>
-        <w:rPr>
-          <w:rStyle w:val="VerbatimChar"/>
-        </w:rPr>
-        <w:t xml:space="preserve">bandit -r src/</w:t>
-      </w:r>
-      <w:r>
-        <w:t xml:space="preserve">.</w:t>
-      </w:r>
-    </w:p>
-    <w:p>
-      <w:pPr>
         <w:numPr>
           <w:ilvl w:val="0"/>
           <w:numId w:val="1003"/>
         </w:numPr>
+      </w:pPr>
+      <w:r>
+        <w:rPr>
+          <w:rStyle w:val="VerbatimChar"/>
+          <w:b/>
+          <w:bCs/>
+        </w:rPr>
+        <w:t xml:space="preserve">test-python-unit</w:t>
+      </w:r>
+      <w:r>
+        <w:t xml:space="preserve"> </w:t>
+      </w:r>
+      <w:r>
+        <w:t xml:space="preserve">—</w:t>
+      </w:r>
+      <w:r>
+        <w:t xml:space="preserve"> </w:t>
+      </w:r>
+      <w:r>
+        <w:rPr>
+          <w:rStyle w:val="VerbatimChar"/>
+        </w:rPr>
+        <w:t xml:space="preserve">pytest tests/</w:t>
+      </w:r>
+      <w:r>
+        <w:t xml:space="preserve">.</w:t>
+      </w:r>
+    </w:p>
+    <w:p>
+      <w:pPr>
+        <w:pStyle w:val="FirstParagraph"/>
+      </w:pPr>
+      <w:r>
+        <w:t xml:space="preserve">Gatilhos (</w:t>
+      </w:r>
+      <w:r>
+        <w:rPr>
+          <w:rStyle w:val="VerbatimChar"/>
+        </w:rPr>
+        <w:t xml:space="preserve">on:</w:t>
+      </w:r>
+      <w:r>
+        <w:t xml:space="preserve">):</w:t>
+      </w:r>
+      <w:r>
+        <w:t xml:space="preserve"> </w:t>
+      </w:r>
+      <w:r>
+        <w:rPr>
+          <w:rStyle w:val="VerbatimChar"/>
+        </w:rPr>
+        <w:t xml:space="preserve">push</w:t>
+      </w:r>
+      <w:r>
+        <w:t xml:space="preserve"> </w:t>
+      </w:r>
+      <w:r>
+        <w:t xml:space="preserve">para qualquer branch e</w:t>
+      </w:r>
+      <w:r>
+        <w:t xml:space="preserve"> </w:t>
+      </w:r>
+      <w:r>
+        <w:rPr>
+          <w:rStyle w:val="VerbatimChar"/>
+        </w:rPr>
+        <w:t xml:space="preserve">pull_request</w:t>
+      </w:r>
+      <w:r>
+        <w:t xml:space="preserve"> </w:t>
+      </w:r>
+      <w:r>
+        <w:t xml:space="preserve">para</w:t>
+      </w:r>
+      <w:r>
+        <w:t xml:space="preserve"> </w:t>
+      </w:r>
+      <w:r>
+        <w:rPr>
+          <w:rStyle w:val="VerbatimChar"/>
+        </w:rPr>
+        <w:t xml:space="preserve">main</w:t>
+      </w:r>
+      <w:r>
+        <w:t xml:space="preserve"> </w:t>
+      </w:r>
+      <w:r>
+        <w:t xml:space="preserve">— assim toda PR é validada antes do merge (reforça a proteção de branch do Passo 2).</w:t>
+      </w:r>
+    </w:p>
+    <w:p>
+      <w:pPr>
+        <w:pStyle w:val="BlockText"/>
+      </w:pPr>
+      <w:r>
+        <w:t xml:space="preserve">Ver o arquivo completo em</w:t>
+      </w:r>
+      <w:r>
+        <w:t xml:space="preserve"> </w:t>
+      </w:r>
+      <w:r>
+        <w:rPr>
+          <w:rStyle w:val="VerbatimChar"/>
+        </w:rPr>
+        <w:t xml:space="preserve">.github/workflows/ci.yml</w:t>
+      </w:r>
+      <w:r>
+        <w:t xml:space="preserve">.</w:t>
+      </w:r>
+    </w:p>
+    <w:bookmarkStart w:id="15" w:name="X87cab33667c4f93db95ee1af3e17bc80316d9a3"/>
+    <w:p>
+      <w:pPr>
+        <w:pStyle w:val="Heading3"/>
+      </w:pPr>
+      <w:r>
+        <w:t xml:space="preserve">Por que separar lint/test/security em jobs distintos?</w:t>
+      </w:r>
+    </w:p>
+    <w:p>
+      <w:pPr>
         <w:pStyle w:val="Compact"/>
-      </w:pPr>
-      <w:r>
-        <w:rPr>
-          <w:rStyle w:val="VerbatimChar"/>
-          <w:b/>
-        </w:rPr>
-        <w:t xml:space="preserve">test-python-unit</w:t>
-      </w:r>
-      <w:r>
-        <w:t xml:space="preserve"> </w:t>
-      </w:r>
-      <w:r>
-        <w:t xml:space="preserve">—</w:t>
-      </w:r>
-      <w:r>
-        <w:t xml:space="preserve"> </w:t>
-      </w:r>
-      <w:r>
-        <w:rPr>
-          <w:rStyle w:val="VerbatimChar"/>
-        </w:rPr>
-        <w:t xml:space="preserve">pytest tests/</w:t>
-      </w:r>
-      <w:r>
-        <w:t xml:space="preserve">.</w:t>
-      </w:r>
-    </w:p>
-    <w:p>
-      <w:pPr>
-        <w:pStyle w:val="FirstParagraph"/>
-      </w:pPr>
-      <w:r>
-        <w:t xml:space="preserve">Gatilhos (</w:t>
-      </w:r>
-      <w:r>
-        <w:rPr>
-          <w:rStyle w:val="VerbatimChar"/>
-        </w:rPr>
-        <w:t xml:space="preserve">on:</w:t>
-      </w:r>
-      <w:r>
-        <w:t xml:space="preserve">):</w:t>
-      </w:r>
-      <w:r>
-        <w:t xml:space="preserve"> </w:t>
-      </w:r>
-      <w:r>
-        <w:rPr>
-          <w:rStyle w:val="VerbatimChar"/>
-        </w:rPr>
-        <w:t xml:space="preserve">push</w:t>
-      </w:r>
-      <w:r>
-        <w:t xml:space="preserve"> </w:t>
-      </w:r>
-      <w:r>
-        <w:t xml:space="preserve">para qualquer branch e</w:t>
-      </w:r>
-      <w:r>
-        <w:t xml:space="preserve"> </w:t>
-      </w:r>
-      <w:r>
-        <w:rPr>
-          <w:rStyle w:val="VerbatimChar"/>
-        </w:rPr>
-        <w:t xml:space="preserve">pull_request</w:t>
-      </w:r>
-      <w:r>
-        <w:t xml:space="preserve"> </w:t>
-      </w:r>
-      <w:r>
-        <w:t xml:space="preserve">para</w:t>
-      </w:r>
-      <w:r>
-        <w:t xml:space="preserve"> </w:t>
-      </w:r>
-      <w:r>
-        <w:rPr>
-          <w:rStyle w:val="VerbatimChar"/>
-        </w:rPr>
-        <w:t xml:space="preserve">main</w:t>
-      </w:r>
-      <w:r>
-        <w:t xml:space="preserve"> </w:t>
-      </w:r>
-      <w:r>
-        <w:t xml:space="preserve">— assim toda PR é validada antes do merge (reforça a proteção de branch do Passo 2).</w:t>
-      </w:r>
-    </w:p>
-    <w:p>
-      <w:pPr>
-        <w:pStyle w:val="BlockText"/>
-      </w:pPr>
-      <w:r>
-        <w:t xml:space="preserve">Ver o arquivo completo em</w:t>
-      </w:r>
-      <w:r>
-        <w:t xml:space="preserve"> </w:t>
-      </w:r>
-      <w:r>
-        <w:rPr>
-          <w:rStyle w:val="VerbatimChar"/>
-        </w:rPr>
-        <w:t xml:space="preserve">.github/workflows/ci.yml</w:t>
-      </w:r>
-      <w:r>
-        <w:t xml:space="preserve">.</w:t>
-      </w:r>
-    </w:p>
-    <w:p>
-      <w:pPr>
-        <w:pStyle w:val="Heading3"/>
-      </w:pPr>
-      <w:bookmarkStart w:id="28" w:name="X87cab33667c4f93db95ee1af3e17bc80316d9a3"/>
-      <w:r>
-        <w:t xml:space="preserve">Por que separar lint/test/security em jobs distintos?</w:t>
-      </w:r>
-      <w:bookmarkEnd w:id="28"/>
-    </w:p>
-    <w:p>
-      <w:pPr>
         <w:numPr>
           <w:ilvl w:val="0"/>
           <w:numId w:val="1004"/>
         </w:numPr>
+      </w:pPr>
+      <w:r>
+        <w:rPr>
+          <w:b/>
+          <w:bCs/>
+        </w:rPr>
+        <w:t xml:space="preserve">Falha rápido</w:t>
+      </w:r>
+      <w:r>
+        <w:t xml:space="preserve">: lint é o mais barato e rápido — se falhar, você sabe em segundos, sem esperar testes de integração.</w:t>
+      </w:r>
+    </w:p>
+    <w:p>
+      <w:pPr>
         <w:pStyle w:val="Compact"/>
-      </w:pPr>
-      <w:r>
-        <w:rPr>
-          <w:b/>
-        </w:rPr>
-        <w:t xml:space="preserve">Falha rápido</w:t>
-      </w:r>
-      <w:r>
-        <w:t xml:space="preserve">: lint é o mais barato e rápido — se falhar, você sabe em segundos, sem esperar testes de integração.</w:t>
-      </w:r>
-    </w:p>
-    <w:p>
-      <w:pPr>
         <w:numPr>
           <w:ilvl w:val="0"/>
           <w:numId w:val="1004"/>
         </w:numPr>
+      </w:pPr>
+      <w:r>
+        <w:rPr>
+          <w:b/>
+          <w:bCs/>
+        </w:rPr>
+        <w:t xml:space="preserve">Paralelismo</w:t>
+      </w:r>
+      <w:r>
+        <w:t xml:space="preserve">:</w:t>
+      </w:r>
+      <w:r>
+        <w:t xml:space="preserve"> </w:t>
+      </w:r>
+      <w:r>
+        <w:rPr>
+          <w:rStyle w:val="VerbatimChar"/>
+        </w:rPr>
+        <w:t xml:space="preserve">lint-node</w:t>
+      </w:r>
+      <w:r>
+        <w:t xml:space="preserve"> </w:t>
+      </w:r>
+      <w:r>
+        <w:t xml:space="preserve">e</w:t>
+      </w:r>
+      <w:r>
+        <w:t xml:space="preserve"> </w:t>
+      </w:r>
+      <w:r>
+        <w:rPr>
+          <w:rStyle w:val="VerbatimChar"/>
+        </w:rPr>
+        <w:t xml:space="preserve">lint-python</w:t>
+      </w:r>
+      <w:r>
+        <w:t xml:space="preserve"> </w:t>
+      </w:r>
+      <w:r>
+        <w:t xml:space="preserve">rodam ao mesmo tempo, reduzindo o tempo total da esteira (métrica DORA: Lead Time).</w:t>
+      </w:r>
+    </w:p>
+    <w:p>
+      <w:pPr>
         <w:pStyle w:val="Compact"/>
-      </w:pPr>
-      <w:r>
-        <w:rPr>
-          <w:b/>
-        </w:rPr>
-        <w:t xml:space="preserve">Paralelismo</w:t>
-      </w:r>
-      <w:r>
-        <w:t xml:space="preserve">:</w:t>
-      </w:r>
-      <w:r>
-        <w:t xml:space="preserve"> </w:t>
-      </w:r>
-      <w:r>
-        <w:rPr>
-          <w:rStyle w:val="VerbatimChar"/>
-        </w:rPr>
-        <w:t xml:space="preserve">lint-node</w:t>
-      </w:r>
-      <w:r>
-        <w:t xml:space="preserve"> </w:t>
-      </w:r>
-      <w:r>
-        <w:t xml:space="preserve">e</w:t>
-      </w:r>
-      <w:r>
-        <w:t xml:space="preserve"> </w:t>
-      </w:r>
-      <w:r>
-        <w:rPr>
-          <w:rStyle w:val="VerbatimChar"/>
-        </w:rPr>
-        <w:t xml:space="preserve">lint-python</w:t>
-      </w:r>
-      <w:r>
-        <w:t xml:space="preserve"> </w:t>
-      </w:r>
-      <w:r>
-        <w:t xml:space="preserve">rodam ao mesmo tempo, reduzindo o tempo total da esteira (métrica DORA: Lead Time).</w:t>
-      </w:r>
-    </w:p>
-    <w:p>
-      <w:pPr>
         <w:numPr>
           <w:ilvl w:val="0"/>
           <w:numId w:val="1004"/>
         </w:numPr>
-        <w:pStyle w:val="Compact"/>
       </w:pPr>
       <w:r>
         <w:rPr>
           <w:b/>
+          <w:bCs/>
         </w:rPr>
         <w:t xml:space="preserve">Clareza no PR</w:t>
       </w:r>
@@ -1695,6 +1896,7 @@
       <w:r>
         <w:rPr>
           <w:i/>
+          <w:iCs/>
         </w:rPr>
         <w:t xml:space="preserve">o que</w:t>
       </w:r>
@@ -1705,15 +1907,15 @@
         <w:t xml:space="preserve">falhou.</w:t>
       </w:r>
     </w:p>
+    <w:bookmarkEnd w:id="15"/>
+    <w:bookmarkStart w:id="16" w:name="prompt-sugerido-para-evoluir-o-pipeline"/>
     <w:p>
       <w:pPr>
         <w:pStyle w:val="Heading3"/>
       </w:pPr>
-      <w:bookmarkStart w:id="29" w:name="prompt-sugerido-para-evoluir-o-pipeline"/>
       <w:r>
         <w:t xml:space="preserve">Prompt sugerido para evoluir o pipeline</w:t>
       </w:r>
-      <w:bookmarkEnd w:id="29"/>
     </w:p>
     <w:p>
       <w:pPr>
@@ -1751,15 +1953,16 @@
         </w:pict>
       </w:r>
     </w:p>
+    <w:bookmarkEnd w:id="16"/>
+    <w:bookmarkEnd w:id="17"/>
+    <w:bookmarkStart w:id="18" w:name="Xc55bce6d0951e716869ff4296f96b02dd36a94b"/>
     <w:p>
       <w:pPr>
         <w:pStyle w:val="Heading2"/>
       </w:pPr>
-      <w:bookmarkStart w:id="30" w:name="Xf262fe53f6eb441296512f0e911e2dc42b2fa7a"/>
       <w:r>
         <w:t xml:space="preserve">Passo 5 — Configurar Secrets (quando necessário)</w:t>
       </w:r>
-      <w:bookmarkEnd w:id="30"/>
     </w:p>
     <w:p>
       <w:pPr>
@@ -1791,6 +1994,7 @@
       <w:r>
         <w:rPr>
           <w:b/>
+          <w:bCs/>
         </w:rPr>
         <w:t xml:space="preserve">Settings → Secrets and variables → Actions → New repository secret.</w:t>
       </w:r>
@@ -1867,15 +2071,15 @@
         </w:pict>
       </w:r>
     </w:p>
+    <w:bookmarkEnd w:id="18"/>
+    <w:bookmarkStart w:id="19" w:name="passo-6--segurança-contínua-devsecops"/>
     <w:p>
       <w:pPr>
         <w:pStyle w:val="Heading2"/>
       </w:pPr>
-      <w:bookmarkStart w:id="31" w:name="passo-6-segurança-contínua-devsecops"/>
       <w:r>
         <w:t xml:space="preserve">Passo 6 — Segurança contínua (DevSecOps)</w:t>
       </w:r>
-      <w:bookmarkEnd w:id="31"/>
     </w:p>
     <w:p>
       <w:pPr>
@@ -1914,90 +2118,93 @@
     </w:p>
     <w:p>
       <w:pPr>
+        <w:pStyle w:val="Compact"/>
         <w:numPr>
           <w:ilvl w:val="0"/>
           <w:numId w:val="1005"/>
         </w:numPr>
+      </w:pPr>
+      <w:r>
+        <w:rPr>
+          <w:b/>
+          <w:bCs/>
+        </w:rPr>
+        <w:t xml:space="preserve">Dependabot</w:t>
+      </w:r>
+      <w:r>
+        <w:t xml:space="preserve"> </w:t>
+      </w:r>
+      <w:r>
+        <w:t xml:space="preserve">(</w:t>
+      </w:r>
+      <w:r>
+        <w:rPr>
+          <w:rStyle w:val="VerbatimChar"/>
+        </w:rPr>
+        <w:t xml:space="preserve">Settings → Code security → Dependabot alerts</w:t>
+      </w:r>
+      <w:r>
+        <w:t xml:space="preserve"> </w:t>
+      </w:r>
+      <w:r>
+        <w:t xml:space="preserve">+</w:t>
+      </w:r>
+      <w:r>
+        <w:t xml:space="preserve"> </w:t>
+      </w:r>
+      <w:r>
+        <w:rPr>
+          <w:rStyle w:val="VerbatimChar"/>
+        </w:rPr>
+        <w:t xml:space="preserve">Dependabot version updates</w:t>
+      </w:r>
+      <w:r>
+        <w:t xml:space="preserve">): abre PR automático quando uma dependência tem vulnerabilidade conhecida.</w:t>
+      </w:r>
+    </w:p>
+    <w:p>
+      <w:pPr>
         <w:pStyle w:val="Compact"/>
-      </w:pPr>
-      <w:r>
-        <w:rPr>
-          <w:b/>
-        </w:rPr>
-        <w:t xml:space="preserve">Dependabot</w:t>
-      </w:r>
-      <w:r>
-        <w:t xml:space="preserve"> </w:t>
-      </w:r>
-      <w:r>
-        <w:t xml:space="preserve">(</w:t>
-      </w:r>
-      <w:r>
-        <w:rPr>
-          <w:rStyle w:val="VerbatimChar"/>
-        </w:rPr>
-        <w:t xml:space="preserve">Settings → Code security → Dependabot alerts</w:t>
-      </w:r>
-      <w:r>
-        <w:t xml:space="preserve"> </w:t>
-      </w:r>
-      <w:r>
-        <w:t xml:space="preserve">+</w:t>
-      </w:r>
-      <w:r>
-        <w:t xml:space="preserve"> </w:t>
-      </w:r>
-      <w:r>
-        <w:rPr>
-          <w:rStyle w:val="VerbatimChar"/>
-        </w:rPr>
-        <w:t xml:space="preserve">Dependabot version updates</w:t>
-      </w:r>
-      <w:r>
-        <w:t xml:space="preserve">): abre PR automático quando uma dependência tem vulnerabilidade conhecida.</w:t>
-      </w:r>
-    </w:p>
-    <w:p>
-      <w:pPr>
         <w:numPr>
           <w:ilvl w:val="0"/>
           <w:numId w:val="1005"/>
         </w:numPr>
+      </w:pPr>
+      <w:r>
+        <w:rPr>
+          <w:b/>
+          <w:bCs/>
+        </w:rPr>
+        <w:t xml:space="preserve">CodeQL</w:t>
+      </w:r>
+      <w:r>
+        <w:t xml:space="preserve"> </w:t>
+      </w:r>
+      <w:r>
+        <w:t xml:space="preserve">(</w:t>
+      </w:r>
+      <w:r>
+        <w:rPr>
+          <w:rStyle w:val="VerbatimChar"/>
+        </w:rPr>
+        <w:t xml:space="preserve">Settings → Code security → Code scanning → CodeQL</w:t>
+      </w:r>
+      <w:r>
+        <w:t xml:space="preserve">): SAST nativo do GitHub, detecta padrões inseguros (SQL injection, XSS) automaticamente em JS/Python.</w:t>
+      </w:r>
+    </w:p>
+    <w:p>
+      <w:pPr>
         <w:pStyle w:val="Compact"/>
-      </w:pPr>
-      <w:r>
-        <w:rPr>
-          <w:b/>
-        </w:rPr>
-        <w:t xml:space="preserve">CodeQL</w:t>
-      </w:r>
-      <w:r>
-        <w:t xml:space="preserve"> </w:t>
-      </w:r>
-      <w:r>
-        <w:t xml:space="preserve">(</w:t>
-      </w:r>
-      <w:r>
-        <w:rPr>
-          <w:rStyle w:val="VerbatimChar"/>
-        </w:rPr>
-        <w:t xml:space="preserve">Settings → Code security → Code scanning → CodeQL</w:t>
-      </w:r>
-      <w:r>
-        <w:t xml:space="preserve">): SAST nativo do GitHub, detecta padrões inseguros (SQL injection, XSS) automaticamente em JS/Python.</w:t>
-      </w:r>
-    </w:p>
-    <w:p>
-      <w:pPr>
         <w:numPr>
           <w:ilvl w:val="0"/>
           <w:numId w:val="1005"/>
         </w:numPr>
-        <w:pStyle w:val="Compact"/>
       </w:pPr>
       <w:r>
         <w:rPr>
           <w:b/>
+          <w:bCs/>
         </w:rPr>
         <w:t xml:space="preserve">Secret scanning</w:t>
       </w:r>
@@ -2047,13 +2254,14 @@
         </w:pict>
       </w:r>
     </w:p>
+    <w:bookmarkEnd w:id="19"/>
+    <w:bookmarkStart w:id="24" w:name="passo-7--cd-com-contêiner-docker--ativo"/>
     <w:p>
       <w:pPr>
         <w:pStyle w:val="Heading2"/>
       </w:pPr>
-      <w:bookmarkStart w:id="32" w:name="X78a70316e24b35029a3a3c31a0847ffd4056b79"/>
-      <w:r>
-        <w:t xml:space="preserve">Passo 7 — CD com contêiner (Docker) — pronto, porém</w:t>
+      <w:r>
+        <w:t xml:space="preserve">Passo 7 — CD com contêiner (Docker) —</w:t>
       </w:r>
       <w:r>
         <w:t xml:space="preserve"> </w:t>
@@ -2061,17 +2269,17 @@
       <w:r>
         <w:rPr>
           <w:b/>
-        </w:rPr>
-        <w:t xml:space="preserve">inativo</w:t>
-      </w:r>
-      <w:bookmarkEnd w:id="32"/>
-    </w:p>
-    <w:p>
-      <w:pPr>
-        <w:pStyle w:val="FirstParagraph"/>
-      </w:pPr>
-      <w:r>
-        <w:t xml:space="preserve">Como as máquinas da Unisys usadas neste treinamento não permitem Docker, os artefatos foram criados</w:t>
+          <w:bCs/>
+        </w:rPr>
+        <w:t xml:space="preserve">ativo</w:t>
+      </w:r>
+    </w:p>
+    <w:p>
+      <w:pPr>
+        <w:pStyle w:val="BlockText"/>
+      </w:pPr>
+      <w:r>
+        <w:t xml:space="preserve">Histórico: nas máquinas Unisys do início do treinamento o Docker não era permitido, então estes artefatos nasceram "prontos, porém inativos" (gatilho só manual). Em 2026-09-24, numa máquina Linux com Docker, eles foram</w:t>
       </w:r>
       <w:r>
         <w:t xml:space="preserve"> </w:t>
@@ -2079,30 +2287,22 @@
       <w:r>
         <w:rPr>
           <w:b/>
-        </w:rPr>
-        <w:t xml:space="preserve">prontos para uso futuro em outra máquina</w:t>
-      </w:r>
-      <w:r>
-        <w:t xml:space="preserve">, mas configurados para</w:t>
-      </w:r>
-      <w:r>
-        <w:t xml:space="preserve"> </w:t>
-      </w:r>
-      <w:r>
-        <w:rPr>
-          <w:b/>
-        </w:rPr>
-        <w:t xml:space="preserve">nunca rodar automaticamente</w:t>
-      </w:r>
-      <w:r>
-        <w:t xml:space="preserve">:</w:t>
+          <w:bCs/>
+        </w:rPr>
+        <w:t xml:space="preserve">ativados e validados de verdade</w:t>
+      </w:r>
+      <w:r>
+        <w:t xml:space="preserve"> </w:t>
+      </w:r>
+      <w:r>
+        <w:t xml:space="preserve">— o que está descrito abaixo é o estado atual.</w:t>
       </w:r>
     </w:p>
     <w:tbl>
       <w:tblPr>
         <w:tblStyle w:val="Table"/>
-        <w:tblW w:type="pct" w:w="5000.0"/>
-        <w:tblLook w:firstRow="1"/>
+        <w:tblW w:type="auto" w:w="0"/>
+        <w:tblLook w:firstRow="1" w:lastRow="0" w:firstColumn="0" w:lastColumn="0" w:noHBand="0" w:noVBand="0" w:val="0020"/>
       </w:tblPr>
       <w:tblGrid>
         <w:gridCol w:w="3960"/>
@@ -2110,19 +2310,13 @@
       </w:tblGrid>
       <w:tr>
         <w:trPr>
-          <w:cnfStyle w:firstRow="1"/>
+          <w:tblHeader w:val="on"/>
         </w:trPr>
         <w:tc>
-          <w:tcPr>
-            <w:tcBorders>
-              <w:bottom w:val="single"/>
-            </w:tcBorders>
-            <w:vAlign w:val="bottom"/>
-          </w:tcPr>
+          <w:tcPr/>
           <w:p>
             <w:pPr>
               <w:pStyle w:val="Compact"/>
-              <w:jc w:val="left"/>
             </w:pPr>
             <w:r>
               <w:t xml:space="preserve">Arquivo</w:t>
@@ -2130,16 +2324,10 @@
           </w:p>
         </w:tc>
         <w:tc>
-          <w:tcPr>
-            <w:tcBorders>
-              <w:bottom w:val="single"/>
-            </w:tcBorders>
-            <w:vAlign w:val="bottom"/>
-          </w:tcPr>
+          <w:tcPr/>
           <w:p>
             <w:pPr>
               <w:pStyle w:val="Compact"/>
-              <w:jc w:val="left"/>
             </w:pPr>
             <w:r>
               <w:t xml:space="preserve">Conteúdo</w:t>
@@ -2149,10 +2337,10 @@
       </w:tr>
       <w:tr>
         <w:tc>
+          <w:tcPr/>
           <w:p>
             <w:pPr>
               <w:pStyle w:val="Compact"/>
-              <w:jc w:val="left"/>
             </w:pPr>
             <w:r>
               <w:rPr>
@@ -2163,13 +2351,13 @@
           </w:p>
         </w:tc>
         <w:tc>
+          <w:tcPr/>
           <w:p>
             <w:pPr>
               <w:pStyle w:val="Compact"/>
-              <w:jc w:val="left"/>
             </w:pPr>
             <w:r>
-              <w:t xml:space="preserve">Imagem para o serviço Node (</w:t>
+              <w:t xml:space="preserve">Imagem do serviço Node (</w:t>
             </w:r>
             <w:r>
               <w:rPr>
@@ -2178,17 +2366,27 @@
               <w:t xml:space="preserve">src/server.js</w:t>
             </w:r>
             <w:r>
-              <w:t xml:space="preserve">)</w:t>
+              <w:t xml:space="preserve">), multi-stage, usuário não-root,</w:t>
+            </w:r>
+            <w:r>
+              <w:t xml:space="preserve"> </w:t>
+            </w:r>
+            <w:r>
+              <w:rPr>
+                <w:b/>
+                <w:bCs/>
+              </w:rPr>
+              <w:t xml:space="preserve">sem npm no runtime</w:t>
             </w:r>
           </w:p>
         </w:tc>
       </w:tr>
       <w:tr>
         <w:tc>
+          <w:tcPr/>
           <w:p>
             <w:pPr>
               <w:pStyle w:val="Compact"/>
-              <w:jc w:val="left"/>
             </w:pPr>
             <w:r>
               <w:rPr>
@@ -2199,13 +2397,13 @@
           </w:p>
         </w:tc>
         <w:tc>
+          <w:tcPr/>
           <w:p>
             <w:pPr>
               <w:pStyle w:val="Compact"/>
-              <w:jc w:val="left"/>
             </w:pPr>
             <w:r>
-              <w:t xml:space="preserve">Imagem para a API Python (</w:t>
+              <w:t xml:space="preserve">Imagem da API Python (</w:t>
             </w:r>
             <w:r>
               <w:rPr>
@@ -2214,17 +2412,27 @@
               <w:t xml:space="preserve">src/fornecedores_api.py</w:t>
             </w:r>
             <w:r>
-              <w:t xml:space="preserve">)</w:t>
+              <w:t xml:space="preserve">), usuário não-root,</w:t>
+            </w:r>
+            <w:r>
+              <w:t xml:space="preserve"> </w:t>
+            </w:r>
+            <w:r>
+              <w:rPr>
+                <w:b/>
+                <w:bCs/>
+              </w:rPr>
+              <w:t xml:space="preserve">sem pip/setuptools/wheel no runtime</w:t>
             </w:r>
           </w:p>
         </w:tc>
       </w:tr>
       <w:tr>
         <w:tc>
+          <w:tcPr/>
           <w:p>
             <w:pPr>
               <w:pStyle w:val="Compact"/>
-              <w:jc w:val="left"/>
             </w:pPr>
             <w:r>
               <w:rPr>
@@ -2235,23 +2443,23 @@
           </w:p>
         </w:tc>
         <w:tc>
+          <w:tcPr/>
           <w:p>
             <w:pPr>
               <w:pStyle w:val="Compact"/>
-              <w:jc w:val="left"/>
             </w:pPr>
             <w:r>
-              <w:t xml:space="preserve">Orquestra Node + Python + Postgres localmente (Redis/Mongo são adaptadores em memória, não precisam de serviço)</w:t>
+              <w:t xml:space="preserve">Orquestra Postgres + Node + Python localmente (Redis/Mongo são adaptadores em memória, não precisam de serviço)</w:t>
             </w:r>
           </w:p>
         </w:tc>
       </w:tr>
       <w:tr>
         <w:tc>
+          <w:tcPr/>
           <w:p>
             <w:pPr>
               <w:pStyle w:val="Compact"/>
-              <w:jc w:val="left"/>
             </w:pPr>
             <w:r>
               <w:rPr>
@@ -2262,45 +2470,479 @@
           </w:p>
         </w:tc>
         <w:tc>
+          <w:tcPr/>
           <w:p>
             <w:pPr>
               <w:pStyle w:val="Compact"/>
-              <w:jc w:val="left"/>
             </w:pPr>
             <w:r>
-              <w:t xml:space="preserve">Workflow de build → scan → publish → deploy — gatilho</w:t>
-            </w:r>
-            <w:r>
-              <w:t xml:space="preserve"> </w:t>
-            </w:r>
-            <w:r>
-              <w:rPr>
-                <w:b/>
-              </w:rPr>
-              <w:t xml:space="preserve">somente</w:t>
-            </w:r>
-            <w:r>
-              <w:rPr>
-                <w:b/>
-              </w:rPr>
-              <w:t xml:space="preserve"> </w:t>
-            </w:r>
-            <w:r>
-              <w:rPr>
-                <w:rStyle w:val="VerbatimChar"/>
-                <w:b/>
-              </w:rPr>
-              <w:t xml:space="preserve">workflow_dispatch</w:t>
-            </w:r>
-            <w:r>
-              <w:t xml:space="preserve"> </w:t>
-            </w:r>
-            <w:r>
-              <w:t xml:space="preserve">(disparo manual pela aba Actions), nunca em</w:t>
-            </w:r>
-            <w:r>
-              <w:t xml:space="preserve"> </w:t>
-            </w:r>
+              <w:t xml:space="preserve">Build → scan → publish → deploy</w:t>
+            </w:r>
+          </w:p>
+        </w:tc>
+      </w:tr>
+    </w:tbl>
+    <w:bookmarkStart w:id="20" w:name="X7b547ad946656856871f6550b9e1ddf5c38c1c6"/>
+    <w:p>
+      <w:pPr>
+        <w:pStyle w:val="Heading3"/>
+      </w:pPr>
+      <w:r>
+        <w:t xml:space="preserve">7.1 Rodando localmente</w:t>
+      </w:r>
+    </w:p>
+    <w:p>
+      <w:pPr>
+        <w:pStyle w:val="SourceCode"/>
+      </w:pPr>
+      <w:r>
+        <w:rPr>
+          <w:rStyle w:val="ExtensionTok"/>
+        </w:rPr>
+        <w:t xml:space="preserve">docker</w:t>
+      </w:r>
+      <w:r>
+        <w:rPr>
+          <w:rStyle w:val="NormalTok"/>
+        </w:rPr>
+        <w:t xml:space="preserve"> compose up </w:t>
+      </w:r>
+      <w:r>
+        <w:rPr>
+          <w:rStyle w:val="AttributeTok"/>
+        </w:rPr>
+        <w:t xml:space="preserve">--build</w:t>
+      </w:r>
+      <w:r>
+        <w:rPr>
+          <w:rStyle w:val="NormalTok"/>
+        </w:rPr>
+        <w:t xml:space="preserve"> </w:t>
+      </w:r>
+      <w:r>
+        <w:rPr>
+          <w:rStyle w:val="AttributeTok"/>
+        </w:rPr>
+        <w:t xml:space="preserve">-d</w:t>
+      </w:r>
+      <w:r>
+        <w:rPr>
+          <w:rStyle w:val="NormalTok"/>
+        </w:rPr>
+        <w:t xml:space="preserve">     </w:t>
+      </w:r>
+      <w:r>
+        <w:rPr>
+          <w:rStyle w:val="CommentTok"/>
+        </w:rPr>
+        <w:t xml:space="preserve"># sobe postgres (5151), node (3000) e fornecedores (3001)</w:t>
+      </w:r>
+      <w:r>
+        <w:br/>
+      </w:r>
+      <w:r>
+        <w:rPr>
+          <w:rStyle w:val="ExtensionTok"/>
+        </w:rPr>
+        <w:t xml:space="preserve">docker</w:t>
+      </w:r>
+      <w:r>
+        <w:rPr>
+          <w:rStyle w:val="NormalTok"/>
+        </w:rPr>
+        <w:t xml:space="preserve"> compose ps                </w:t>
+      </w:r>
+      <w:r>
+        <w:rPr>
+          <w:rStyle w:val="CommentTok"/>
+        </w:rPr>
+        <w:t xml:space="preserve"># os 3 devem estar "Up"</w:t>
+      </w:r>
+      <w:r>
+        <w:br/>
+      </w:r>
+      <w:r>
+        <w:rPr>
+          <w:rStyle w:val="ExtensionTok"/>
+        </w:rPr>
+        <w:t xml:space="preserve">docker</w:t>
+      </w:r>
+      <w:r>
+        <w:rPr>
+          <w:rStyle w:val="NormalTok"/>
+        </w:rPr>
+        <w:t xml:space="preserve"> compose logs </w:t>
+      </w:r>
+      <w:r>
+        <w:rPr>
+          <w:rStyle w:val="AttributeTok"/>
+        </w:rPr>
+        <w:t xml:space="preserve">-f</w:t>
+      </w:r>
+      <w:r>
+        <w:rPr>
+          <w:rStyle w:val="NormalTok"/>
+        </w:rPr>
+        <w:t xml:space="preserve"> node      </w:t>
+      </w:r>
+      <w:r>
+        <w:rPr>
+          <w:rStyle w:val="CommentTok"/>
+        </w:rPr>
+        <w:t xml:space="preserve"># logs</w:t>
+      </w:r>
+      <w:r>
+        <w:br/>
+      </w:r>
+      <w:r>
+        <w:rPr>
+          <w:rStyle w:val="ExtensionTok"/>
+        </w:rPr>
+        <w:t xml:space="preserve">docker</w:t>
+      </w:r>
+      <w:r>
+        <w:rPr>
+          <w:rStyle w:val="NormalTok"/>
+        </w:rPr>
+        <w:t xml:space="preserve"> compose down              </w:t>
+      </w:r>
+      <w:r>
+        <w:rPr>
+          <w:rStyle w:val="CommentTok"/>
+        </w:rPr>
+        <w:t xml:space="preserve"># derruba (dados do Postgres ficam no volume)</w:t>
+      </w:r>
+    </w:p>
+    <w:p>
+      <w:pPr>
+        <w:pStyle w:val="FirstParagraph"/>
+      </w:pPr>
+      <w:r>
+        <w:t xml:space="preserve">Três ajustes foram necessários para o compose funcionar (e valem para qualquer projeto):</w:t>
+      </w:r>
+    </w:p>
+    <w:p>
+      <w:pPr>
+        <w:pStyle w:val="Compact"/>
+        <w:numPr>
+          <w:ilvl w:val="0"/>
+          <w:numId w:val="1006"/>
+        </w:numPr>
+      </w:pPr>
+      <w:r>
+        <w:rPr>
+          <w:b/>
+          <w:bCs/>
+        </w:rPr>
+        <w:t xml:space="preserve">Nada de</w:t>
+      </w:r>
+      <w:r>
+        <w:rPr>
+          <w:b/>
+          <w:bCs/>
+        </w:rPr>
+        <w:t xml:space="preserve"> </w:t>
+      </w:r>
+      <w:r>
+        <w:rPr>
+          <w:rStyle w:val="VerbatimChar"/>
+          <w:b/>
+          <w:bCs/>
+        </w:rPr>
+        <w:t xml:space="preserve">localhost</w:t>
+      </w:r>
+      <w:r>
+        <w:rPr>
+          <w:b/>
+          <w:bCs/>
+        </w:rPr>
+        <w:t xml:space="preserve"> </w:t>
+      </w:r>
+      <w:r>
+        <w:rPr>
+          <w:b/>
+          <w:bCs/>
+        </w:rPr>
+        <w:t xml:space="preserve">fixo no código.</w:t>
+      </w:r>
+      <w:r>
+        <w:t xml:space="preserve"> </w:t>
+      </w:r>
+      <w:r>
+        <w:t xml:space="preserve">Dentro de um container,</w:t>
+      </w:r>
+      <w:r>
+        <w:t xml:space="preserve"> </w:t>
+      </w:r>
+      <w:r>
+        <w:rPr>
+          <w:rStyle w:val="VerbatimChar"/>
+        </w:rPr>
+        <w:t xml:space="preserve">localhost</w:t>
+      </w:r>
+      <w:r>
+        <w:t xml:space="preserve"> </w:t>
+      </w:r>
+      <w:r>
+        <w:t xml:space="preserve">é o próprio container. Host/porta passaram a vir de variáveis de ambiente, com padrão</w:t>
+      </w:r>
+      <w:r>
+        <w:t xml:space="preserve"> </w:t>
+      </w:r>
+      <w:r>
+        <w:rPr>
+          <w:rStyle w:val="VerbatimChar"/>
+        </w:rPr>
+        <w:t xml:space="preserve">localhost</w:t>
+      </w:r>
+      <w:r>
+        <w:t xml:space="preserve"> </w:t>
+      </w:r>
+      <w:r>
+        <w:t xml:space="preserve">(então rodar sem Docker continua igual):</w:t>
+      </w:r>
+      <w:r>
+        <w:t xml:space="preserve"> </w:t>
+      </w:r>
+      <w:r>
+        <w:rPr>
+          <w:rStyle w:val="VerbatimChar"/>
+        </w:rPr>
+        <w:t xml:space="preserve">DB_HOST</w:t>
+      </w:r>
+      <w:r>
+        <w:t xml:space="preserve">/</w:t>
+      </w:r>
+      <w:r>
+        <w:rPr>
+          <w:rStyle w:val="VerbatimChar"/>
+        </w:rPr>
+        <w:t xml:space="preserve">DB_PORT</w:t>
+      </w:r>
+      <w:r>
+        <w:t xml:space="preserve"> </w:t>
+      </w:r>
+      <w:r>
+        <w:t xml:space="preserve">(Node e Python),</w:t>
+      </w:r>
+      <w:r>
+        <w:t xml:space="preserve"> </w:t>
+      </w:r>
+      <w:r>
+        <w:rPr>
+          <w:rStyle w:val="VerbatimChar"/>
+        </w:rPr>
+        <w:t xml:space="preserve">FORNECEDORES_HOST</w:t>
+      </w:r>
+      <w:r>
+        <w:t xml:space="preserve">/</w:t>
+      </w:r>
+      <w:r>
+        <w:rPr>
+          <w:rStyle w:val="VerbatimChar"/>
+        </w:rPr>
+        <w:t xml:space="preserve">FORNECEDORES_PORT</w:t>
+      </w:r>
+      <w:r>
+        <w:t xml:space="preserve"> </w:t>
+      </w:r>
+      <w:r>
+        <w:t xml:space="preserve">(proxy Node → Python) e</w:t>
+      </w:r>
+      <w:r>
+        <w:t xml:space="preserve"> </w:t>
+      </w:r>
+      <w:r>
+        <w:rPr>
+          <w:rStyle w:val="VerbatimChar"/>
+        </w:rPr>
+        <w:t xml:space="preserve">FLASK_HOST</w:t>
+      </w:r>
+      <w:r>
+        <w:t xml:space="preserve">. No compose, os serviços se enxergam pelo nome:</w:t>
+      </w:r>
+      <w:r>
+        <w:t xml:space="preserve"> </w:t>
+      </w:r>
+      <w:r>
+        <w:rPr>
+          <w:rStyle w:val="VerbatimChar"/>
+        </w:rPr>
+        <w:t xml:space="preserve">DB_HOST=postgres</w:t>
+      </w:r>
+      <w:r>
+        <w:t xml:space="preserve">,</w:t>
+      </w:r>
+      <w:r>
+        <w:t xml:space="preserve"> </w:t>
+      </w:r>
+      <w:r>
+        <w:rPr>
+          <w:rStyle w:val="VerbatimChar"/>
+        </w:rPr>
+        <w:t xml:space="preserve">FORNECEDORES_HOST=fornecedores</w:t>
+      </w:r>
+      <w:r>
+        <w:t xml:space="preserve">.</w:t>
+      </w:r>
+    </w:p>
+    <w:p>
+      <w:pPr>
+        <w:pStyle w:val="Compact"/>
+        <w:numPr>
+          <w:ilvl w:val="0"/>
+          <w:numId w:val="1006"/>
+        </w:numPr>
+      </w:pPr>
+      <w:r>
+        <w:rPr>
+          <w:b/>
+          <w:bCs/>
+        </w:rPr>
+        <w:t xml:space="preserve">Flask precisa escutar em</w:t>
+      </w:r>
+      <w:r>
+        <w:rPr>
+          <w:b/>
+          <w:bCs/>
+        </w:rPr>
+        <w:t xml:space="preserve"> </w:t>
+      </w:r>
+      <w:r>
+        <w:rPr>
+          <w:rStyle w:val="VerbatimChar"/>
+          <w:b/>
+          <w:bCs/>
+        </w:rPr>
+        <w:t xml:space="preserve">0.0.0.0</w:t>
+      </w:r>
+      <w:r>
+        <w:rPr>
+          <w:b/>
+          <w:bCs/>
+        </w:rPr>
+        <w:t xml:space="preserve"> </w:t>
+      </w:r>
+      <w:r>
+        <w:rPr>
+          <w:b/>
+          <w:bCs/>
+        </w:rPr>
+        <w:t xml:space="preserve">dentro do container</w:t>
+      </w:r>
+      <w:r>
+        <w:t xml:space="preserve"> </w:t>
+      </w:r>
+      <w:r>
+        <w:t xml:space="preserve">(</w:t>
+      </w:r>
+      <w:r>
+        <w:rPr>
+          <w:rStyle w:val="VerbatimChar"/>
+        </w:rPr>
+        <w:t xml:space="preserve">FLASK_HOST=0.0.0.0</w:t>
+      </w:r>
+      <w:r>
+        <w:t xml:space="preserve">), senão a porta publicada não responde.</w:t>
+      </w:r>
+    </w:p>
+    <w:p>
+      <w:pPr>
+        <w:pStyle w:val="Compact"/>
+        <w:numPr>
+          <w:ilvl w:val="0"/>
+          <w:numId w:val="1006"/>
+        </w:numPr>
+      </w:pPr>
+      <w:r>
+        <w:rPr>
+          <w:b/>
+          <w:bCs/>
+        </w:rPr>
+        <w:t xml:space="preserve">Publicar só o necessário.</w:t>
+      </w:r>
+      <w:r>
+        <w:t xml:space="preserve"> </w:t>
+      </w:r>
+      <w:r>
+        <w:t xml:space="preserve">Postgres e a API Python (que não tem autenticação) são publicados apenas em</w:t>
+      </w:r>
+      <w:r>
+        <w:t xml:space="preserve"> </w:t>
+      </w:r>
+      <w:r>
+        <w:rPr>
+          <w:rStyle w:val="VerbatimChar"/>
+        </w:rPr>
+        <w:t xml:space="preserve">127.0.0.1</w:t>
+      </w:r>
+      <w:r>
+        <w:t xml:space="preserve">; só o Node (3000) fica acessível na rede.</w:t>
+      </w:r>
+    </w:p>
+    <w:bookmarkEnd w:id="20"/>
+    <w:bookmarkStart w:id="21" w:name="Xf29cc62726d107c6e956c8c4f6c93a44f998743"/>
+    <w:p>
+      <w:pPr>
+        <w:pStyle w:val="Heading3"/>
+      </w:pPr>
+      <w:r>
+        <w:t xml:space="preserve">7.2 O workflow</w:t>
+      </w:r>
+      <w:r>
+        <w:t xml:space="preserve"> </w:t>
+      </w:r>
+      <w:r>
+        <w:rPr>
+          <w:rStyle w:val="VerbatimChar"/>
+        </w:rPr>
+        <w:t xml:space="preserve">docker-build.yml</w:t>
+      </w:r>
+    </w:p>
+    <w:tbl>
+      <w:tblPr>
+        <w:tblStyle w:val="Table"/>
+        <w:tblW w:type="auto" w:w="0"/>
+        <w:tblLook w:firstRow="1" w:lastRow="0" w:firstColumn="0" w:lastColumn="0" w:noHBand="0" w:noVBand="0" w:val="0020"/>
+      </w:tblPr>
+      <w:tblGrid>
+        <w:gridCol w:w="3960"/>
+        <w:gridCol w:w="3960"/>
+      </w:tblGrid>
+      <w:tr>
+        <w:trPr>
+          <w:tblHeader w:val="on"/>
+        </w:trPr>
+        <w:tc>
+          <w:tcPr/>
+          <w:p>
+            <w:pPr>
+              <w:pStyle w:val="Compact"/>
+            </w:pPr>
+            <w:r>
+              <w:t xml:space="preserve">Evento</w:t>
+            </w:r>
+          </w:p>
+        </w:tc>
+        <w:tc>
+          <w:tcPr/>
+          <w:p>
+            <w:pPr>
+              <w:pStyle w:val="Compact"/>
+            </w:pPr>
+            <w:r>
+              <w:t xml:space="preserve">O que roda</w:t>
+            </w:r>
+          </w:p>
+        </w:tc>
+      </w:tr>
+      <w:tr>
+        <w:tc>
+          <w:tcPr/>
+          <w:p>
+            <w:pPr>
+              <w:pStyle w:val="Compact"/>
+            </w:pPr>
             <w:r>
               <w:rPr>
                 <w:rStyle w:val="VerbatimChar"/>
@@ -2308,7 +2950,13 @@
               <w:t xml:space="preserve">push</w:t>
             </w:r>
             <w:r>
+              <w:t xml:space="preserve"> </w:t>
+            </w:r>
+            <w:r>
               <w:t xml:space="preserve">/</w:t>
+            </w:r>
+            <w:r>
+              <w:t xml:space="preserve"> </w:t>
             </w:r>
             <w:r>
               <w:rPr>
@@ -2316,6 +2964,75 @@
               </w:rPr>
               <w:t xml:space="preserve">pull_request</w:t>
             </w:r>
+            <w:r>
+              <w:t xml:space="preserve"> </w:t>
+            </w:r>
+            <w:r>
+              <w:t xml:space="preserve">na</w:t>
+            </w:r>
+            <w:r>
+              <w:t xml:space="preserve"> </w:t>
+            </w:r>
+            <w:r>
+              <w:rPr>
+                <w:rStyle w:val="VerbatimChar"/>
+              </w:rPr>
+              <w:t xml:space="preserve">main</w:t>
+            </w:r>
+          </w:p>
+        </w:tc>
+        <w:tc>
+          <w:tcPr/>
+          <w:p>
+            <w:pPr>
+              <w:pStyle w:val="Compact"/>
+            </w:pPr>
+            <w:r>
+              <w:rPr>
+                <w:b/>
+                <w:bCs/>
+              </w:rPr>
+              <w:t xml:space="preserve">Automático:</w:t>
+            </w:r>
+            <w:r>
+              <w:t xml:space="preserve"> </w:t>
+            </w:r>
+            <w:r>
+              <w:t xml:space="preserve">build das 2 imagens + scan Trivy</w:t>
+            </w:r>
+          </w:p>
+        </w:tc>
+      </w:tr>
+      <w:tr>
+        <w:tc>
+          <w:tcPr/>
+          <w:p>
+            <w:pPr>
+              <w:pStyle w:val="Compact"/>
+            </w:pPr>
+            <w:r>
+              <w:rPr>
+                <w:rStyle w:val="VerbatimChar"/>
+              </w:rPr>
+              <w:t xml:space="preserve">workflow_dispatch</w:t>
+            </w:r>
+            <w:r>
+              <w:t xml:space="preserve"> </w:t>
+            </w:r>
+            <w:r>
+              <w:t xml:space="preserve">(aba Actions → Run workflow)</w:t>
+            </w:r>
+          </w:p>
+        </w:tc>
+        <w:tc>
+          <w:tcPr/>
+          <w:p>
+            <w:pPr>
+              <w:pStyle w:val="Compact"/>
+            </w:pPr>
+            <w:r>
+              <w:t xml:space="preserve">Build + scan e, se marcado nos inputs, publish no GHCR e/ou deploy</w:t>
+            </w:r>
           </w:p>
         </w:tc>
       </w:tr>
@@ -2325,22 +3042,7 @@
         <w:pStyle w:val="BodyText"/>
       </w:pPr>
       <w:r>
-        <w:t xml:space="preserve">O</w:t>
-      </w:r>
-      <w:r>
-        <w:t xml:space="preserve"> </w:t>
-      </w:r>
-      <w:r>
-        <w:rPr>
-          <w:rStyle w:val="VerbatimChar"/>
-        </w:rPr>
-        <w:t xml:space="preserve">docker-build.yml</w:t>
-      </w:r>
-      <w:r>
-        <w:t xml:space="preserve"> </w:t>
-      </w:r>
-      <w:r>
-        <w:t xml:space="preserve">tem 5 jobs, na ordem em que dados fluem entre eles (</w:t>
+        <w:t xml:space="preserve">Jobs, na ordem em que dados fluem entre eles (</w:t>
       </w:r>
       <w:r>
         <w:rPr>
@@ -2354,515 +3056,703 @@
     </w:p>
     <w:p>
       <w:pPr>
-        <w:numPr>
-          <w:ilvl w:val="0"/>
-          <w:numId w:val="1006"/>
-        </w:numPr>
         <w:pStyle w:val="Compact"/>
-      </w:pPr>
-      <w:r>
-        <w:rPr>
-          <w:rStyle w:val="VerbatimChar"/>
-          <w:b/>
-        </w:rPr>
-        <w:t xml:space="preserve">build-node</w:t>
-      </w:r>
-      <w:r>
-        <w:rPr>
-          <w:b/>
-        </w:rPr>
-        <w:t xml:space="preserve"> </w:t>
-      </w:r>
-      <w:r>
-        <w:rPr>
-          <w:b/>
-        </w:rPr>
-        <w:t xml:space="preserve">/</w:t>
-      </w:r>
-      <w:r>
-        <w:rPr>
-          <w:b/>
-        </w:rPr>
-        <w:t xml:space="preserve"> </w:t>
-      </w:r>
-      <w:r>
-        <w:rPr>
-          <w:rStyle w:val="VerbatimChar"/>
-          <w:b/>
-        </w:rPr>
-        <w:t xml:space="preserve">build-python</w:t>
-      </w:r>
-      <w:r>
-        <w:t xml:space="preserve"> </w:t>
-      </w:r>
-      <w:r>
-        <w:t xml:space="preserve">— constrói as imagens e as salva como artifact do workflow (não publica ainda).</w:t>
-      </w:r>
-    </w:p>
-    <w:p>
-      <w:pPr>
-        <w:numPr>
-          <w:ilvl w:val="0"/>
-          <w:numId w:val="1006"/>
-        </w:numPr>
-        <w:pStyle w:val="Compact"/>
-      </w:pPr>
-      <w:r>
-        <w:rPr>
-          <w:rStyle w:val="VerbatimChar"/>
-          <w:b/>
-        </w:rPr>
-        <w:t xml:space="preserve">scan-node</w:t>
-      </w:r>
-      <w:r>
-        <w:rPr>
-          <w:b/>
-        </w:rPr>
-        <w:t xml:space="preserve"> </w:t>
-      </w:r>
-      <w:r>
-        <w:rPr>
-          <w:b/>
-        </w:rPr>
-        <w:t xml:space="preserve">/</w:t>
-      </w:r>
-      <w:r>
-        <w:rPr>
-          <w:b/>
-        </w:rPr>
-        <w:t xml:space="preserve"> </w:t>
-      </w:r>
-      <w:r>
-        <w:rPr>
-          <w:rStyle w:val="VerbatimChar"/>
-          <w:b/>
-        </w:rPr>
-        <w:t xml:space="preserve">scan-python</w:t>
-      </w:r>
-      <w:r>
-        <w:t xml:space="preserve"> </w:t>
-      </w:r>
-      <w:r>
-        <w:t xml:space="preserve">— roda</w:t>
-      </w:r>
-      <w:r>
-        <w:t xml:space="preserve"> </w:t>
-      </w:r>
-      <w:r>
-        <w:rPr>
-          <w:b/>
-        </w:rPr>
-        <w:t xml:space="preserve">Trivy</w:t>
-      </w:r>
-      <w:r>
-        <w:t xml:space="preserve"> </w:t>
-      </w:r>
-      <w:r>
-        <w:t xml:space="preserve">em cada imagem, procurando vulnerabilidades</w:t>
-      </w:r>
-      <w:r>
-        <w:t xml:space="preserve"> </w:t>
-      </w:r>
-      <w:r>
-        <w:rPr>
-          <w:rStyle w:val="VerbatimChar"/>
-        </w:rPr>
-        <w:t xml:space="preserve">CRITICAL</w:t>
-      </w:r>
-      <w:r>
-        <w:t xml:space="preserve">/</w:t>
-      </w:r>
-      <w:r>
-        <w:rPr>
-          <w:rStyle w:val="VerbatimChar"/>
-        </w:rPr>
-        <w:t xml:space="preserve">HIGH</w:t>
-      </w:r>
-      <w:r>
-        <w:t xml:space="preserve">. Se achar, o job falha e</w:t>
-      </w:r>
-      <w:r>
-        <w:t xml:space="preserve"> </w:t>
-      </w:r>
-      <w:r>
-        <w:rPr>
-          <w:b/>
-        </w:rPr>
-        <w:t xml:space="preserve">nada depois dele roda</w:t>
-      </w:r>
-      <w:r>
-        <w:t xml:space="preserve"> </w:t>
-      </w:r>
-      <w:r>
-        <w:t xml:space="preserve">— nem publish, nem deploy. Esta é a camada de segurança da informação sobre os</w:t>
-      </w:r>
-      <w:r>
-        <w:t xml:space="preserve"> </w:t>
-      </w:r>
-      <w:r>
-        <w:rPr>
-          <w:i/>
-        </w:rPr>
-        <w:t xml:space="preserve">containers</w:t>
-      </w:r>
-      <w:r>
-        <w:t xml:space="preserve">, equivalente ao</w:t>
-      </w:r>
-      <w:r>
-        <w:t xml:space="preserve"> </w:t>
-      </w:r>
-      <w:r>
-        <w:rPr>
-          <w:rStyle w:val="VerbatimChar"/>
-        </w:rPr>
-        <w:t xml:space="preserve">security-scan</w:t>
-      </w:r>
-      <w:r>
-        <w:t xml:space="preserve"> </w:t>
-      </w:r>
-      <w:r>
-        <w:t xml:space="preserve">do</w:t>
-      </w:r>
-      <w:r>
-        <w:t xml:space="preserve"> </w:t>
-      </w:r>
-      <w:r>
-        <w:rPr>
-          <w:rStyle w:val="VerbatimChar"/>
-        </w:rPr>
-        <w:t xml:space="preserve">ci.yml</w:t>
-      </w:r>
-      <w:r>
-        <w:t xml:space="preserve"> </w:t>
-      </w:r>
-      <w:r>
-        <w:t xml:space="preserve">para o código-fonte.</w:t>
-      </w:r>
-    </w:p>
-    <w:p>
-      <w:pPr>
-        <w:numPr>
-          <w:ilvl w:val="0"/>
-          <w:numId w:val="1006"/>
-        </w:numPr>
-        <w:pStyle w:val="Compact"/>
-      </w:pPr>
-      <w:r>
-        <w:rPr>
-          <w:rStyle w:val="VerbatimChar"/>
-          <w:b/>
-        </w:rPr>
-        <w:t xml:space="preserve">publish</w:t>
-      </w:r>
-      <w:r>
-        <w:t xml:space="preserve"> </w:t>
-      </w:r>
-      <w:r>
-        <w:t xml:space="preserve">(opcional,</w:t>
-      </w:r>
-      <w:r>
-        <w:t xml:space="preserve"> </w:t>
-      </w:r>
-      <w:r>
-        <w:rPr>
-          <w:rStyle w:val="VerbatimChar"/>
-        </w:rPr>
-        <w:t xml:space="preserve">push_image: true</w:t>
-      </w:r>
-      <w:r>
-        <w:t xml:space="preserve">) — só roda se as duas imagens passaram no scan; publica no GitHub Container Registry (</w:t>
-      </w:r>
-      <w:r>
-        <w:rPr>
-          <w:rStyle w:val="VerbatimChar"/>
-        </w:rPr>
-        <w:t xml:space="preserve">ghcr.io</w:t>
-      </w:r>
-      <w:r>
-        <w:t xml:space="preserve">).</w:t>
-      </w:r>
-    </w:p>
-    <w:p>
-      <w:pPr>
-        <w:numPr>
-          <w:ilvl w:val="0"/>
-          <w:numId w:val="1006"/>
-        </w:numPr>
-        <w:pStyle w:val="Compact"/>
-      </w:pPr>
-      <w:r>
-        <w:rPr>
-          <w:rStyle w:val="VerbatimChar"/>
-          <w:b/>
-        </w:rPr>
-        <w:t xml:space="preserve">deploy-production</w:t>
-      </w:r>
-      <w:r>
-        <w:t xml:space="preserve"> </w:t>
-      </w:r>
-      <w:r>
-        <w:t xml:space="preserve">(opcional,</w:t>
-      </w:r>
-      <w:r>
-        <w:t xml:space="preserve"> </w:t>
-      </w:r>
-      <w:r>
-        <w:rPr>
-          <w:rStyle w:val="VerbatimChar"/>
-        </w:rPr>
-        <w:t xml:space="preserve">deploy_production: true</w:t>
-      </w:r>
-      <w:r>
-        <w:t xml:space="preserve">) — só roda se as duas imagens passaram no scan</w:t>
-      </w:r>
-      <w:r>
-        <w:t xml:space="preserve"> </w:t>
-      </w:r>
-      <w:r>
-        <w:rPr>
-          <w:b/>
-        </w:rPr>
-        <w:t xml:space="preserve">e</w:t>
-      </w:r>
-      <w:r>
-        <w:t xml:space="preserve"> </w:t>
-      </w:r>
-      <w:r>
-        <w:t xml:space="preserve">um revisor humano aprovar, porque o job usa</w:t>
-      </w:r>
-      <w:r>
-        <w:t xml:space="preserve"> </w:t>
-      </w:r>
-      <w:r>
-        <w:rPr>
-          <w:rStyle w:val="VerbatimChar"/>
-        </w:rPr>
-        <w:t xml:space="preserve">environment: production</w:t>
-      </w:r>
-      <w:r>
-        <w:t xml:space="preserve">, um</w:t>
-      </w:r>
-      <w:r>
-        <w:t xml:space="preserve"> </w:t>
-      </w:r>
-      <w:r>
-        <w:rPr>
-          <w:b/>
-        </w:rPr>
-        <w:t xml:space="preserve">GitHub Environment protegido</w:t>
-      </w:r>
-      <w:r>
-        <w:t xml:space="preserve"> </w:t>
-      </w:r>
-      <w:r>
-        <w:t xml:space="preserve">(configure em</w:t>
-      </w:r>
-      <w:r>
-        <w:t xml:space="preserve"> </w:t>
-      </w:r>
-      <w:r>
-        <w:rPr>
-          <w:rStyle w:val="VerbatimChar"/>
-        </w:rPr>
-        <w:t xml:space="preserve">Settings → Environments → New environment → production → Required reviewers</w:t>
-      </w:r>
-      <w:r>
-        <w:t xml:space="preserve">). Sem essa aprovação, o job fica parado esperando — de propósito. Os comandos de deploy em si estão como placeholder (</w:t>
-      </w:r>
-      <w:r>
-        <w:rPr>
-          <w:rStyle w:val="VerbatimChar"/>
-        </w:rPr>
-        <w:t xml:space="preserve">echo</w:t>
-      </w:r>
-      <w:r>
-        <w:t xml:space="preserve">), já que este laboratório não tem servidor de produção real; em um projeto real, substituiria por SSH/kubectl/action do provedor de nuvem.</w:t>
-      </w:r>
-    </w:p>
-    <w:p>
-      <w:pPr>
-        <w:pStyle w:val="FirstParagraph"/>
-      </w:pPr>
-      <w:r>
-        <w:t xml:space="preserve">Esse é o</w:t>
-      </w:r>
-      <w:r>
-        <w:t xml:space="preserve"> </w:t>
-      </w:r>
-      <w:r>
-        <w:t xml:space="preserve">“</w:t>
-      </w:r>
-      <w:r>
-        <w:t xml:space="preserve">portão de segurança</w:t>
-      </w:r>
-      <w:r>
-        <w:t xml:space="preserve">”</w:t>
-      </w:r>
-      <w:r>
-        <w:t xml:space="preserve"> </w:t>
-      </w:r>
-      <w:r>
-        <w:t xml:space="preserve">que impede uma imagem vulnerável, ou um deploy não autorizado por ninguém, de chegar em produção — mesmo com o gatilho sendo manual.</w:t>
-      </w:r>
-    </w:p>
-    <w:p>
-      <w:pPr>
-        <w:pStyle w:val="Heading3"/>
-      </w:pPr>
-      <w:bookmarkStart w:id="33" w:name="Xbc91310560e8e6cdd36cf3ae7ec6fee1b481b0d"/>
-      <w:r>
-        <w:t xml:space="preserve">Como habilitar quando estiver em uma máquina com Docker permitido</w:t>
-      </w:r>
-      <w:bookmarkEnd w:id="33"/>
-    </w:p>
-    <w:p>
-      <w:pPr>
         <w:numPr>
           <w:ilvl w:val="0"/>
           <w:numId w:val="1007"/>
         </w:numPr>
+      </w:pPr>
+      <w:r>
+        <w:rPr>
+          <w:rStyle w:val="VerbatimChar"/>
+          <w:b/>
+          <w:bCs/>
+        </w:rPr>
+        <w:t xml:space="preserve">build-node</w:t>
+      </w:r>
+      <w:r>
+        <w:rPr>
+          <w:b/>
+          <w:bCs/>
+        </w:rPr>
+        <w:t xml:space="preserve"> </w:t>
+      </w:r>
+      <w:r>
+        <w:rPr>
+          <w:b/>
+          <w:bCs/>
+        </w:rPr>
+        <w:t xml:space="preserve">/</w:t>
+      </w:r>
+      <w:r>
+        <w:rPr>
+          <w:b/>
+          <w:bCs/>
+        </w:rPr>
+        <w:t xml:space="preserve"> </w:t>
+      </w:r>
+      <w:r>
+        <w:rPr>
+          <w:rStyle w:val="VerbatimChar"/>
+          <w:b/>
+          <w:bCs/>
+        </w:rPr>
+        <w:t xml:space="preserve">build-python</w:t>
+      </w:r>
+      <w:r>
+        <w:t xml:space="preserve"> </w:t>
+      </w:r>
+      <w:r>
+        <w:t xml:space="preserve">— constrói as imagens e as salva como artifact do workflow.</w:t>
+      </w:r>
+    </w:p>
+    <w:p>
+      <w:pPr>
         <w:pStyle w:val="Compact"/>
-      </w:pPr>
-      <w:r>
-        <w:t xml:space="preserve">Localmente:</w:t>
-      </w:r>
-      <w:r>
-        <w:t xml:space="preserve"> </w:t>
-      </w:r>
-      <w:r>
-        <w:rPr>
-          <w:rStyle w:val="VerbatimChar"/>
-        </w:rPr>
-        <w:t xml:space="preserve">docker compose up --build</w:t>
-      </w:r>
-      <w:r>
-        <w:t xml:space="preserve"> </w:t>
-      </w:r>
-      <w:r>
-        <w:t xml:space="preserve">para validar que sobe tudo.</w:t>
-      </w:r>
-    </w:p>
-    <w:p>
-      <w:pPr>
         <w:numPr>
           <w:ilvl w:val="0"/>
           <w:numId w:val="1007"/>
         </w:numPr>
+      </w:pPr>
+      <w:r>
+        <w:rPr>
+          <w:rStyle w:val="VerbatimChar"/>
+          <w:b/>
+          <w:bCs/>
+        </w:rPr>
+        <w:t xml:space="preserve">scan-node</w:t>
+      </w:r>
+      <w:r>
+        <w:rPr>
+          <w:b/>
+          <w:bCs/>
+        </w:rPr>
+        <w:t xml:space="preserve"> </w:t>
+      </w:r>
+      <w:r>
+        <w:rPr>
+          <w:b/>
+          <w:bCs/>
+        </w:rPr>
+        <w:t xml:space="preserve">/</w:t>
+      </w:r>
+      <w:r>
+        <w:rPr>
+          <w:b/>
+          <w:bCs/>
+        </w:rPr>
+        <w:t xml:space="preserve"> </w:t>
+      </w:r>
+      <w:r>
+        <w:rPr>
+          <w:rStyle w:val="VerbatimChar"/>
+          <w:b/>
+          <w:bCs/>
+        </w:rPr>
+        <w:t xml:space="preserve">scan-python</w:t>
+      </w:r>
+      <w:r>
+        <w:t xml:space="preserve"> </w:t>
+      </w:r>
+      <w:r>
+        <w:t xml:space="preserve">—</w:t>
+      </w:r>
+      <w:r>
+        <w:t xml:space="preserve"> </w:t>
+      </w:r>
+      <w:r>
+        <w:rPr>
+          <w:b/>
+          <w:bCs/>
+        </w:rPr>
+        <w:t xml:space="preserve">Trivy</w:t>
+      </w:r>
+      <w:r>
+        <w:t xml:space="preserve"> </w:t>
+      </w:r>
+      <w:r>
+        <w:t xml:space="preserve">(</w:t>
+      </w:r>
+      <w:r>
+        <w:rPr>
+          <w:rStyle w:val="VerbatimChar"/>
+        </w:rPr>
+        <w:t xml:space="preserve">aquasecurity/trivy-action</w:t>
+      </w:r>
+      <w:r>
+        <w:t xml:space="preserve">,</w:t>
+      </w:r>
+      <w:r>
+        <w:t xml:space="preserve"> </w:t>
+      </w:r>
+      <w:r>
+        <w:rPr>
+          <w:b/>
+          <w:bCs/>
+        </w:rPr>
+        <w:t xml:space="preserve">fixada pelo SHA do commit</w:t>
+      </w:r>
+      <w:r>
+        <w:t xml:space="preserve">, não pela tag) procura vulnerabilidades</w:t>
+      </w:r>
+      <w:r>
+        <w:t xml:space="preserve"> </w:t>
+      </w:r>
+      <w:r>
+        <w:rPr>
+          <w:rStyle w:val="VerbatimChar"/>
+        </w:rPr>
+        <w:t xml:space="preserve">CRITICAL</w:t>
+      </w:r>
+      <w:r>
+        <w:t xml:space="preserve">/</w:t>
+      </w:r>
+      <w:r>
+        <w:rPr>
+          <w:rStyle w:val="VerbatimChar"/>
+        </w:rPr>
+        <w:t xml:space="preserve">HIGH</w:t>
+      </w:r>
+      <w:r>
+        <w:t xml:space="preserve"> </w:t>
+      </w:r>
+      <w:r>
+        <w:rPr>
+          <w:b/>
+          <w:bCs/>
+        </w:rPr>
+        <w:t xml:space="preserve">com correção disponível</w:t>
+      </w:r>
+      <w:r>
+        <w:t xml:space="preserve"> </w:t>
+      </w:r>
+      <w:r>
+        <w:t xml:space="preserve">(</w:t>
+      </w:r>
+      <w:r>
+        <w:rPr>
+          <w:rStyle w:val="VerbatimChar"/>
+        </w:rPr>
+        <w:t xml:space="preserve">ignore-unfixed: true</w:t>
+      </w:r>
+      <w:r>
+        <w:t xml:space="preserve">). Se achar, o job falha e nada depois dele roda. Os dois scans são</w:t>
+      </w:r>
+      <w:r>
+        <w:t xml:space="preserve"> </w:t>
+      </w:r>
+      <w:r>
+        <w:rPr>
+          <w:b/>
+          <w:bCs/>
+        </w:rPr>
+        <w:t xml:space="preserve">checks obrigatórios</w:t>
+      </w:r>
+      <w:r>
+        <w:t xml:space="preserve"> </w:t>
+      </w:r>
+      <w:r>
+        <w:t xml:space="preserve">da</w:t>
+      </w:r>
+      <w:r>
+        <w:t xml:space="preserve"> </w:t>
+      </w:r>
+      <w:r>
+        <w:rPr>
+          <w:rStyle w:val="VerbatimChar"/>
+        </w:rPr>
+        <w:t xml:space="preserve">main</w:t>
+      </w:r>
+      <w:r>
+        <w:t xml:space="preserve"> </w:t>
+      </w:r>
+      <w:r>
+        <w:t xml:space="preserve">(Passo 2).</w:t>
+      </w:r>
+    </w:p>
+    <w:p>
+      <w:pPr>
         <w:pStyle w:val="Compact"/>
-      </w:pPr>
-      <w:r>
-        <w:t xml:space="preserve">No GitHub: aba</w:t>
-      </w:r>
-      <w:r>
-        <w:t xml:space="preserve"> </w:t>
-      </w:r>
-      <w:r>
-        <w:rPr>
-          <w:b/>
-        </w:rPr>
-        <w:t xml:space="preserve">Actions → docker-build → Run workflow</w:t>
-      </w:r>
-      <w:r>
-        <w:t xml:space="preserve"> </w:t>
-      </w:r>
-      <w:r>
-        <w:t xml:space="preserve">(disparo manual) para testar o build em CI sem alterar o gatilho.</w:t>
-      </w:r>
-    </w:p>
-    <w:p>
-      <w:pPr>
         <w:numPr>
           <w:ilvl w:val="0"/>
           <w:numId w:val="1007"/>
         </w:numPr>
+      </w:pPr>
+      <w:r>
+        <w:rPr>
+          <w:rStyle w:val="VerbatimChar"/>
+          <w:b/>
+          <w:bCs/>
+        </w:rPr>
+        <w:t xml:space="preserve">publish</w:t>
+      </w:r>
+      <w:r>
+        <w:t xml:space="preserve"> </w:t>
+      </w:r>
+      <w:r>
+        <w:t xml:space="preserve">(opcional) — publica no</w:t>
+      </w:r>
+      <w:r>
+        <w:t xml:space="preserve"> </w:t>
+      </w:r>
+      <w:r>
+        <w:rPr>
+          <w:rStyle w:val="VerbatimChar"/>
+        </w:rPr>
+        <w:t xml:space="preserve">ghcr.io</w:t>
+      </w:r>
+      <w:r>
+        <w:t xml:space="preserve">. Só com disparo manual e</w:t>
+      </w:r>
+      <w:r>
+        <w:t xml:space="preserve"> </w:t>
+      </w:r>
+      <w:r>
+        <w:rPr>
+          <w:rStyle w:val="VerbatimChar"/>
+        </w:rPr>
+        <w:t xml:space="preserve">push_image: true</w:t>
+      </w:r>
+      <w:r>
+        <w:t xml:space="preserve">.</w:t>
+      </w:r>
+    </w:p>
+    <w:p>
+      <w:pPr>
         <w:pStyle w:val="Compact"/>
-      </w:pPr>
-      <w:r>
-        <w:t xml:space="preserve">Só depois de validado manualmente algumas vezes, se desejar automatizar, edite</w:t>
-      </w:r>
-      <w:r>
-        <w:t xml:space="preserve"> </w:t>
-      </w:r>
-      <w:r>
-        <w:rPr>
-          <w:rStyle w:val="VerbatimChar"/>
-        </w:rPr>
-        <w:t xml:space="preserve">on:</w:t>
-      </w:r>
-      <w:r>
-        <w:t xml:space="preserve"> </w:t>
-      </w:r>
-      <w:r>
-        <w:t xml:space="preserve">em</w:t>
-      </w:r>
-      <w:r>
-        <w:t xml:space="preserve"> </w:t>
-      </w:r>
-      <w:r>
-        <w:rPr>
-          <w:rStyle w:val="VerbatimChar"/>
-        </w:rPr>
-        <w:t xml:space="preserve">docker-build.yml</w:t>
-      </w:r>
-      <w:r>
-        <w:t xml:space="preserve"> </w:t>
-      </w:r>
-      <w:r>
-        <w:t xml:space="preserve">adicionando</w:t>
-      </w:r>
-      <w:r>
-        <w:t xml:space="preserve"> </w:t>
-      </w:r>
-      <w:r>
-        <w:rPr>
-          <w:rStyle w:val="VerbatimChar"/>
-        </w:rPr>
-        <w:t xml:space="preserve">push: { branches: [main] }</w:t>
-      </w:r>
-      <w:r>
-        <w:t xml:space="preserve"> </w:t>
-      </w:r>
-      <w:r>
-        <w:t xml:space="preserve">—</w:t>
-      </w:r>
-      <w:r>
-        <w:t xml:space="preserve"> </w:t>
-      </w:r>
-      <w:r>
-        <w:rPr>
+        <w:numPr>
+          <w:ilvl w:val="0"/>
+          <w:numId w:val="1007"/>
+        </w:numPr>
+      </w:pPr>
+      <w:r>
+        <w:rPr>
+          <w:rStyle w:val="VerbatimChar"/>
           <w:b/>
-        </w:rPr>
-        <w:t xml:space="preserve">decisão consciente, não faça isso enquanto estiver em máquina sem permissão de Docker.</w:t>
-      </w:r>
-    </w:p>
+          <w:bCs/>
+        </w:rPr>
+        <w:t xml:space="preserve">deploy-production</w:t>
+      </w:r>
+      <w:r>
+        <w:t xml:space="preserve"> </w:t>
+      </w:r>
+      <w:r>
+        <w:t xml:space="preserve">(opcional) — só com disparo manual,</w:t>
+      </w:r>
+      <w:r>
+        <w:t xml:space="preserve"> </w:t>
+      </w:r>
+      <w:r>
+        <w:rPr>
+          <w:rStyle w:val="VerbatimChar"/>
+        </w:rPr>
+        <w:t xml:space="preserve">deploy_production: true</w:t>
+      </w:r>
+      <w:r>
+        <w:t xml:space="preserve"> </w:t>
+      </w:r>
+      <w:r>
+        <w:rPr>
+          <w:b/>
+          <w:bCs/>
+        </w:rPr>
+        <w:t xml:space="preserve">e</w:t>
+      </w:r>
+      <w:r>
+        <w:t xml:space="preserve"> </w:t>
+      </w:r>
+      <w:r>
+        <w:t xml:space="preserve">aprovação humana no GitHub Environment</w:t>
+      </w:r>
+      <w:r>
+        <w:t xml:space="preserve"> </w:t>
+      </w:r>
+      <w:r>
+        <w:rPr>
+          <w:rStyle w:val="VerbatimChar"/>
+        </w:rPr>
+        <w:t xml:space="preserve">production</w:t>
+      </w:r>
+      <w:r>
+        <w:t xml:space="preserve"> </w:t>
+      </w:r>
+      <w:r>
+        <w:t xml:space="preserve">(Required reviewers). Os comandos de deploy são placeholder (</w:t>
+      </w:r>
+      <w:r>
+        <w:rPr>
+          <w:rStyle w:val="VerbatimChar"/>
+        </w:rPr>
+        <w:t xml:space="preserve">echo</w:t>
+      </w:r>
+      <w:r>
+        <w:t xml:space="preserve">) — não há servidor de produção real neste laboratório.</w:t>
+      </w:r>
+    </w:p>
+    <w:p>
+      <w:pPr>
+        <w:pStyle w:val="FirstParagraph"/>
+      </w:pPr>
+      <w:r>
+        <w:rPr>
+          <w:b/>
+          <w:bCs/>
+        </w:rPr>
+        <w:t xml:space="preserve">Regra de ouro:</w:t>
+      </w:r>
+      <w:r>
+        <w:t xml:space="preserve"> </w:t>
+      </w:r>
+      <w:r>
+        <w:t xml:space="preserve">build e scan podem ser automáticos;</w:t>
+      </w:r>
+      <w:r>
+        <w:t xml:space="preserve"> </w:t>
+      </w:r>
+      <w:r>
+        <w:rPr>
+          <w:b/>
+          <w:bCs/>
+        </w:rPr>
+        <w:t xml:space="preserve">publicar e fazer deploy, nunca</w:t>
+      </w:r>
+      <w:r>
+        <w:t xml:space="preserve">. Os jobs</w:t>
+      </w:r>
+      <w:r>
+        <w:t xml:space="preserve"> </w:t>
+      </w:r>
+      <w:r>
+        <w:rPr>
+          <w:rStyle w:val="VerbatimChar"/>
+        </w:rPr>
+        <w:t xml:space="preserve">publish</w:t>
+      </w:r>
+      <w:r>
+        <w:t xml:space="preserve"> </w:t>
+      </w:r>
+      <w:r>
+        <w:t xml:space="preserve">e</w:t>
+      </w:r>
+      <w:r>
+        <w:t xml:space="preserve"> </w:t>
+      </w:r>
+      <w:r>
+        <w:rPr>
+          <w:rStyle w:val="VerbatimChar"/>
+        </w:rPr>
+        <w:t xml:space="preserve">deploy-production</w:t>
+      </w:r>
+      <w:r>
+        <w:t xml:space="preserve"> </w:t>
+      </w:r>
+      <w:r>
+        <w:t xml:space="preserve">têm</w:t>
+      </w:r>
+      <w:r>
+        <w:t xml:space="preserve"> </w:t>
+      </w:r>
+      <w:r>
+        <w:rPr>
+          <w:rStyle w:val="VerbatimChar"/>
+        </w:rPr>
+        <w:t xml:space="preserve">if: github.event_name == 'workflow_dispatch' &amp;&amp; ...</w:t>
+      </w:r>
+      <w:r>
+        <w:t xml:space="preserve">, e o hook</w:t>
+      </w:r>
+      <w:r>
+        <w:t xml:space="preserve"> </w:t>
+      </w:r>
+      <w:r>
+        <w:rPr>
+          <w:rStyle w:val="VerbatimChar"/>
+        </w:rPr>
+        <w:t xml:space="preserve">.claude/hooks/pipeline-guardrail.js</w:t>
+      </w:r>
+      <w:r>
+        <w:t xml:space="preserve"> </w:t>
+      </w:r>
+      <w:r>
+        <w:t xml:space="preserve">bloqueia qualquer edição do Claude Code que remova essa trava.</w:t>
+      </w:r>
+    </w:p>
+    <w:bookmarkEnd w:id="21"/>
+    <w:bookmarkStart w:id="22" w:name="X2798e7c0d3e1864367ce4270fe4e0fb6664b88b"/>
     <w:p>
       <w:pPr>
         <w:pStyle w:val="Heading3"/>
       </w:pPr>
-      <w:bookmarkStart w:id="34" w:name="X29d6642653e99f52838bbf10b6eff9a12230454"/>
-      <w:r>
-        <w:t xml:space="preserve">Prompt sugerido para essa etapa (em outra máquina)</w:t>
-      </w:r>
-      <w:bookmarkEnd w:id="34"/>
+      <w:r>
+        <w:t xml:space="preserve">7.3 Lições aprendidas ao ativar</w:t>
+      </w:r>
+    </w:p>
+    <w:p>
+      <w:pPr>
+        <w:pStyle w:val="Compact"/>
+        <w:numPr>
+          <w:ilvl w:val="0"/>
+          <w:numId w:val="1008"/>
+        </w:numPr>
+      </w:pPr>
+      <w:r>
+        <w:rPr>
+          <w:b/>
+          <w:bCs/>
+        </w:rPr>
+        <w:t xml:space="preserve">Scan quebrou no primeiro PR — e isso é bom.</w:t>
+      </w:r>
+      <w:r>
+        <w:t xml:space="preserve"> </w:t>
+      </w:r>
+      <w:r>
+        <w:t xml:space="preserve">As CVEs estavam em ferramentas que vêm na imagem base e o app não usa em runtime (npm na imagem Node; pip/setuptools/wheel na Python). A correção foi</w:t>
+      </w:r>
+      <w:r>
+        <w:t xml:space="preserve"> </w:t>
+      </w:r>
+      <w:r>
+        <w:rPr>
+          <w:b/>
+          <w:bCs/>
+        </w:rPr>
+        <w:t xml:space="preserve">remover essas ferramentas da imagem final</w:t>
+      </w:r>
+      <w:r>
+        <w:t xml:space="preserve">, não afrouxar o scan.</w:t>
+      </w:r>
+    </w:p>
+    <w:p>
+      <w:pPr>
+        <w:pStyle w:val="Compact"/>
+        <w:numPr>
+          <w:ilvl w:val="0"/>
+          <w:numId w:val="1008"/>
+        </w:numPr>
+      </w:pPr>
+      <w:r>
+        <w:rPr>
+          <w:b/>
+          <w:bCs/>
+        </w:rPr>
+        <w:t xml:space="preserve">CVEs sem correção</w:t>
+      </w:r>
+      <w:r>
+        <w:t xml:space="preserve"> </w:t>
+      </w:r>
+      <w:r>
+        <w:t xml:space="preserve">(pacotes do SO da imagem base ainda sem patch) são ignoradas com</w:t>
+      </w:r>
+      <w:r>
+        <w:t xml:space="preserve"> </w:t>
+      </w:r>
+      <w:r>
+        <w:rPr>
+          <w:rStyle w:val="VerbatimChar"/>
+        </w:rPr>
+        <w:t xml:space="preserve">ignore-unfixed: true</w:t>
+      </w:r>
+      <w:r>
+        <w:t xml:space="preserve">: o scan barra só o que dá para resolver.</w:t>
+      </w:r>
+    </w:p>
+    <w:p>
+      <w:pPr>
+        <w:pStyle w:val="Compact"/>
+        <w:numPr>
+          <w:ilvl w:val="0"/>
+          <w:numId w:val="1008"/>
+        </w:numPr>
+      </w:pPr>
+      <w:r>
+        <w:rPr>
+          <w:b/>
+          <w:bCs/>
+        </w:rPr>
+        <w:t xml:space="preserve">Tags de action podem sumir ou ser reapontadas.</w:t>
+      </w:r>
+      <w:r>
+        <w:t xml:space="preserve"> </w:t>
+      </w:r>
+      <w:r>
+        <w:t xml:space="preserve">A</w:t>
+      </w:r>
+      <w:r>
+        <w:t xml:space="preserve"> </w:t>
+      </w:r>
+      <w:r>
+        <w:rPr>
+          <w:rStyle w:val="VerbatimChar"/>
+        </w:rPr>
+        <w:t xml:space="preserve">trivy-action@0.24.0</w:t>
+      </w:r>
+      <w:r>
+        <w:t xml:space="preserve"> </w:t>
+      </w:r>
+      <w:r>
+        <w:t xml:space="preserve">deixou de existir (as tags foram recriadas com prefixo</w:t>
+      </w:r>
+      <w:r>
+        <w:t xml:space="preserve"> </w:t>
+      </w:r>
+      <w:r>
+        <w:rPr>
+          <w:rStyle w:val="VerbatimChar"/>
+        </w:rPr>
+        <w:t xml:space="preserve">v</w:t>
+      </w:r>
+      <w:r>
+        <w:t xml:space="preserve"> </w:t>
+      </w:r>
+      <w:r>
+        <w:t xml:space="preserve">após um incidente de cadeia de suprimentos). Fixar pelo SHA do commit evita as duas coisas.</w:t>
+      </w:r>
+    </w:p>
+    <w:p>
+      <w:pPr>
+        <w:pStyle w:val="Compact"/>
+        <w:numPr>
+          <w:ilvl w:val="0"/>
+          <w:numId w:val="1008"/>
+        </w:numPr>
+      </w:pPr>
+      <w:r>
+        <w:t xml:space="preserve">Para reproduzir o scan do CI localmente:</w:t>
+      </w:r>
     </w:p>
     <w:p>
       <w:pPr>
         <w:pStyle w:val="SourceCode"/>
-      </w:pPr>
-      <w:r>
-        <w:rPr>
-          <w:rStyle w:val="VerbatimChar"/>
-        </w:rPr>
-        <w:t xml:space="preserve">Estou em uma máquina onde Docker é permitido. Rode `docker compose up --build`,</w:t>
+        <w:numPr>
+          <w:ilvl w:val="0"/>
+          <w:numId w:val="1000"/>
+        </w:numPr>
+      </w:pPr>
+      <w:r>
+        <w:rPr>
+          <w:rStyle w:val="ExtensionTok"/>
+        </w:rPr>
+        <w:t xml:space="preserve">docker</w:t>
+      </w:r>
+      <w:r>
+        <w:rPr>
+          <w:rStyle w:val="NormalTok"/>
+        </w:rPr>
+        <w:t xml:space="preserve"> run </w:t>
+      </w:r>
+      <w:r>
+        <w:rPr>
+          <w:rStyle w:val="AttributeTok"/>
+        </w:rPr>
+        <w:t xml:space="preserve">--rm</w:t>
+      </w:r>
+      <w:r>
+        <w:rPr>
+          <w:rStyle w:val="NormalTok"/>
+        </w:rPr>
+        <w:t xml:space="preserve"> </w:t>
+      </w:r>
+      <w:r>
+        <w:rPr>
+          <w:rStyle w:val="AttributeTok"/>
+        </w:rPr>
+        <w:t xml:space="preserve">-v</w:t>
+      </w:r>
+      <w:r>
+        <w:rPr>
+          <w:rStyle w:val="NormalTok"/>
+        </w:rPr>
+        <w:t xml:space="preserve"> /var/run/docker.sock:/var/run/docker.sock aquasec/trivy:0.70.0 </w:t>
+      </w:r>
+      <w:r>
+        <w:rPr>
+          <w:rStyle w:val="DataTypeTok"/>
+        </w:rPr>
+        <w:t xml:space="preserve">\</w:t>
       </w:r>
       <w:r>
         <w:br/>
       </w:r>
       <w:r>
         <w:rPr>
-          <w:rStyle w:val="VerbatimChar"/>
-        </w:rPr>
-        <w:t xml:space="preserve">verifique se os 5 serviços sobem (node, python, postgres, redis, mongo) e me</w:t>
+          <w:rStyle w:val="NormalTok"/>
+        </w:rPr>
+        <w:t xml:space="preserve">  image </w:t>
+      </w:r>
+      <w:r>
+        <w:rPr>
+          <w:rStyle w:val="AttributeTok"/>
+        </w:rPr>
+        <w:t xml:space="preserve">--severity</w:t>
+      </w:r>
+      <w:r>
+        <w:rPr>
+          <w:rStyle w:val="NormalTok"/>
+        </w:rPr>
+        <w:t xml:space="preserve"> CRITICAL,HIGH </w:t>
+      </w:r>
+      <w:r>
+        <w:rPr>
+          <w:rStyle w:val="AttributeTok"/>
+        </w:rPr>
+        <w:t xml:space="preserve">--ignore-unfixed</w:t>
+      </w:r>
+      <w:r>
+        <w:rPr>
+          <w:rStyle w:val="NormalTok"/>
+        </w:rPr>
+        <w:t xml:space="preserve"> </w:t>
+      </w:r>
+      <w:r>
+        <w:rPr>
+          <w:rStyle w:val="AttributeTok"/>
+        </w:rPr>
+        <w:t xml:space="preserve">--exit-code</w:t>
+      </w:r>
+      <w:r>
+        <w:rPr>
+          <w:rStyle w:val="NormalTok"/>
+        </w:rPr>
+        <w:t xml:space="preserve"> 1 </w:t>
+      </w:r>
+      <w:r>
+        <w:rPr>
+          <w:rStyle w:val="OperatorTok"/>
+        </w:rPr>
+        <w:t xml:space="preserve">&lt;</w:t>
+      </w:r>
+      <w:r>
+        <w:rPr>
+          <w:rStyle w:val="NormalTok"/>
+        </w:rPr>
+        <w:t xml:space="preserve">imagem</w:t>
+      </w:r>
+      <w:r>
+        <w:rPr>
+          <w:rStyle w:val="OperatorTok"/>
+        </w:rPr>
+        <w:t xml:space="preserve">&gt;</w:t>
+      </w:r>
+    </w:p>
+    <w:bookmarkEnd w:id="22"/>
+    <w:bookmarkStart w:id="23" w:name="prompt-sugerido-para-essa-etapa"/>
+    <w:p>
+      <w:pPr>
+        <w:pStyle w:val="Heading3"/>
+      </w:pPr>
+      <w:r>
+        <w:t xml:space="preserve">Prompt sugerido para essa etapa</w:t>
+      </w:r>
+    </w:p>
+    <w:p>
+      <w:pPr>
+        <w:pStyle w:val="SourceCode"/>
+      </w:pPr>
+      <w:r>
+        <w:rPr>
+          <w:rStyle w:val="VerbatimChar"/>
+        </w:rPr>
+        <w:t xml:space="preserve">Rode `docker compose up --build -d`, confirme que os 3 serviços sobem e que</w:t>
       </w:r>
       <w:r>
         <w:br/>
@@ -2871,7 +3761,25 @@
         <w:rPr>
           <w:rStyle w:val="VerbatimChar"/>
         </w:rPr>
-        <w:t xml:space="preserve">avise se algum falhar, explicando a causa antes de tentar corrigir.</w:t>
+        <w:t xml:space="preserve">login, clientes e fornecedores funcionam em http://localhost:3000. Depois rode</w:t>
+      </w:r>
+      <w:r>
+        <w:br/>
+      </w:r>
+      <w:r>
+        <w:rPr>
+          <w:rStyle w:val="VerbatimChar"/>
+        </w:rPr>
+        <w:t xml:space="preserve">o mesmo scan Trivy do CI nas duas imagens e, se algo falhar, explique a causa</w:t>
+      </w:r>
+      <w:r>
+        <w:br/>
+      </w:r>
+      <w:r>
+        <w:rPr>
+          <w:rStyle w:val="VerbatimChar"/>
+        </w:rPr>
+        <w:t xml:space="preserve">antes de corrigir — sem afrouxar o scan.</w:t>
       </w:r>
     </w:p>
     <w:p>
@@ -2881,15 +3789,16 @@
         </w:pict>
       </w:r>
     </w:p>
+    <w:bookmarkEnd w:id="23"/>
+    <w:bookmarkEnd w:id="24"/>
+    <w:bookmarkStart w:id="26" w:name="X99232599692034b1ebbfaca34e6d9e0f61ed38b"/>
     <w:p>
       <w:pPr>
         <w:pStyle w:val="Heading2"/>
       </w:pPr>
-      <w:bookmarkStart w:id="35" w:name="X44a91366358522641fcbf01484b9bef108ea113"/>
       <w:r>
         <w:t xml:space="preserve">Passo 8 — Usando os artefatos do Claude Code no dia a dia da esteira</w:t>
       </w:r>
-      <w:bookmarkEnd w:id="35"/>
     </w:p>
     <w:p>
       <w:pPr>
@@ -2914,8 +3823,8 @@
     <w:tbl>
       <w:tblPr>
         <w:tblStyle w:val="Table"/>
-        <w:tblW w:type="pct" w:w="5000.0"/>
-        <w:tblLook w:firstRow="1"/>
+        <w:tblW w:type="auto" w:w="0"/>
+        <w:tblLook w:firstRow="1" w:lastRow="0" w:firstColumn="0" w:lastColumn="0" w:noHBand="0" w:noVBand="0" w:val="0020"/>
       </w:tblPr>
       <w:tblGrid>
         <w:gridCol w:w="2640"/>
@@ -2924,19 +3833,13 @@
       </w:tblGrid>
       <w:tr>
         <w:trPr>
-          <w:cnfStyle w:firstRow="1"/>
+          <w:tblHeader w:val="on"/>
         </w:trPr>
         <w:tc>
-          <w:tcPr>
-            <w:tcBorders>
-              <w:bottom w:val="single"/>
-            </w:tcBorders>
-            <w:vAlign w:val="bottom"/>
-          </w:tcPr>
+          <w:tcPr/>
           <w:p>
             <w:pPr>
               <w:pStyle w:val="Compact"/>
-              <w:jc w:val="left"/>
             </w:pPr>
             <w:r>
               <w:t xml:space="preserve">Artefato</w:t>
@@ -2944,16 +3847,10 @@
           </w:p>
         </w:tc>
         <w:tc>
-          <w:tcPr>
-            <w:tcBorders>
-              <w:bottom w:val="single"/>
-            </w:tcBorders>
-            <w:vAlign w:val="bottom"/>
-          </w:tcPr>
+          <w:tcPr/>
           <w:p>
             <w:pPr>
               <w:pStyle w:val="Compact"/>
-              <w:jc w:val="left"/>
             </w:pPr>
             <w:r>
               <w:t xml:space="preserve">Caminho</w:t>
@@ -2961,16 +3858,10 @@
           </w:p>
         </w:tc>
         <w:tc>
-          <w:tcPr>
-            <w:tcBorders>
-              <w:bottom w:val="single"/>
-            </w:tcBorders>
-            <w:vAlign w:val="bottom"/>
-          </w:tcPr>
+          <w:tcPr/>
           <w:p>
             <w:pPr>
               <w:pStyle w:val="Compact"/>
-              <w:jc w:val="left"/>
             </w:pPr>
             <w:r>
               <w:t xml:space="preserve">Uso</w:t>
@@ -2980,10 +3871,10 @@
       </w:tr>
       <w:tr>
         <w:tc>
+          <w:tcPr/>
           <w:p>
             <w:pPr>
               <w:pStyle w:val="Compact"/>
-              <w:jc w:val="left"/>
             </w:pPr>
             <w:r>
               <w:t xml:space="preserve">Skill</w:t>
@@ -2991,10 +3882,10 @@
           </w:p>
         </w:tc>
         <w:tc>
+          <w:tcPr/>
           <w:p>
             <w:pPr>
               <w:pStyle w:val="Compact"/>
-              <w:jc w:val="left"/>
             </w:pPr>
             <w:r>
               <w:rPr>
@@ -3005,10 +3896,10 @@
           </w:p>
         </w:tc>
         <w:tc>
+          <w:tcPr/>
           <w:p>
             <w:pPr>
               <w:pStyle w:val="Compact"/>
-              <w:jc w:val="left"/>
             </w:pPr>
             <w:r>
               <w:t xml:space="preserve">Ativa quando você pede para criar/alterar workflows, Dockerfile, ou configurar lint/testes de CI</w:t>
@@ -3018,10 +3909,10 @@
       </w:tr>
       <w:tr>
         <w:tc>
+          <w:tcPr/>
           <w:p>
             <w:pPr>
               <w:pStyle w:val="Compact"/>
-              <w:jc w:val="left"/>
             </w:pPr>
             <w:r>
               <w:t xml:space="preserve">Agente</w:t>
@@ -3029,10 +3920,10 @@
           </w:p>
         </w:tc>
         <w:tc>
+          <w:tcPr/>
           <w:p>
             <w:pPr>
               <w:pStyle w:val="Compact"/>
-              <w:jc w:val="left"/>
             </w:pPr>
             <w:r>
               <w:rPr>
@@ -3043,10 +3934,10 @@
           </w:p>
         </w:tc>
         <w:tc>
+          <w:tcPr/>
           <w:p>
             <w:pPr>
               <w:pStyle w:val="Compact"/>
-              <w:jc w:val="left"/>
             </w:pPr>
             <w:r>
               <w:t xml:space="preserve">Subagente especializado em revisar/propor pipelines e infraestrutura, sem aplicar mudanças sem autorização</w:t>
@@ -3056,10 +3947,10 @@
       </w:tr>
       <w:tr>
         <w:tc>
+          <w:tcPr/>
           <w:p>
             <w:pPr>
               <w:pStyle w:val="Compact"/>
-              <w:jc w:val="left"/>
             </w:pPr>
             <w:r>
               <w:t xml:space="preserve">Hook</w:t>
@@ -3067,10 +3958,10 @@
           </w:p>
         </w:tc>
         <w:tc>
+          <w:tcPr/>
           <w:p>
             <w:pPr>
               <w:pStyle w:val="Compact"/>
-              <w:jc w:val="left"/>
             </w:pPr>
             <w:r>
               <w:rPr>
@@ -3099,10 +3990,10 @@
           </w:p>
         </w:tc>
         <w:tc>
+          <w:tcPr/>
           <w:p>
             <w:pPr>
               <w:pStyle w:val="Compact"/>
-              <w:jc w:val="left"/>
             </w:pPr>
             <w:r>
               <w:t xml:space="preserve">Bloqueia deterministicamente qualquer edição que reative o gatilho automático do</w:t>
@@ -3120,86 +4011,74 @@
         </w:tc>
       </w:tr>
     </w:tbl>
+    <w:bookmarkStart w:id="25" w:name="fluxo-recomendado-de-uso"/>
     <w:p>
       <w:pPr>
         <w:pStyle w:val="Heading3"/>
       </w:pPr>
-      <w:bookmarkStart w:id="36" w:name="fluxo-recomendado-de-uso"/>
       <w:r>
         <w:t xml:space="preserve">Fluxo recomendado de uso</w:t>
       </w:r>
-      <w:bookmarkEnd w:id="36"/>
-    </w:p>
-    <w:p>
-      <w:pPr>
+    </w:p>
+    <w:p>
+      <w:pPr>
+        <w:pStyle w:val="Compact"/>
         <w:numPr>
           <w:ilvl w:val="0"/>
-          <w:numId w:val="1008"/>
+          <w:numId w:val="1009"/>
         </w:numPr>
+      </w:pPr>
+      <w:r>
+        <w:t xml:space="preserve">Peça mudanças de pipeline em linguagem natural — a skill</w:t>
+      </w:r>
+      <w:r>
+        <w:t xml:space="preserve"> </w:t>
+      </w:r>
+      <w:r>
+        <w:rPr>
+          <w:rStyle w:val="VerbatimChar"/>
+        </w:rPr>
+        <w:t xml:space="preserve">cicd-pipeline</w:t>
+      </w:r>
+      <w:r>
+        <w:t xml:space="preserve"> </w:t>
+      </w:r>
+      <w:r>
+        <w:t xml:space="preserve">guia o Claude Code a seguir o padrão já estabelecido (jobs separados, sem segredos hardcoded, sem push automático de Docker).</w:t>
+      </w:r>
+    </w:p>
+    <w:p>
+      <w:pPr>
         <w:pStyle w:val="Compact"/>
-      </w:pPr>
-      <w:r>
-        <w:t xml:space="preserve">Peça mudanças de pipeline em linguagem natural — a skill</w:t>
-      </w:r>
-      <w:r>
-        <w:t xml:space="preserve"> </w:t>
-      </w:r>
-      <w:r>
-        <w:rPr>
-          <w:rStyle w:val="VerbatimChar"/>
-        </w:rPr>
-        <w:t xml:space="preserve">cicd-pipeline</w:t>
-      </w:r>
-      <w:r>
-        <w:t xml:space="preserve"> </w:t>
-      </w:r>
-      <w:r>
-        <w:t xml:space="preserve">guia o Claude Code a seguir o padrão já estabelecido (jobs separados, sem segredos hardcoded, sem push automático de Docker).</w:t>
-      </w:r>
-    </w:p>
-    <w:p>
-      <w:pPr>
         <w:numPr>
           <w:ilvl w:val="0"/>
-          <w:numId w:val="1008"/>
+          <w:numId w:val="1009"/>
         </w:numPr>
+      </w:pPr>
+      <w:r>
+        <w:t xml:space="preserve">Para decisões arquiteturais maiores (nova plataforma de CI, nova estratégia de deploy), invoque o agente:</w:t>
+      </w:r>
+      <w:r>
+        <w:t xml:space="preserve"> </w:t>
+      </w:r>
+      <w:r>
+        <w:rPr>
+          <w:i/>
+          <w:iCs/>
+        </w:rPr>
+        <w:t xml:space="preserve">"use o agente devops-engineer para avaliar se deveríamos migrar para Azure Pipelines"</w:t>
+      </w:r>
+      <w:r>
+        <w:t xml:space="preserve">.</w:t>
+      </w:r>
+    </w:p>
+    <w:p>
+      <w:pPr>
         <w:pStyle w:val="Compact"/>
-      </w:pPr>
-      <w:r>
-        <w:t xml:space="preserve">Para decisões arquiteturais maiores (nova plataforma de CI, nova estratégia de deploy), invoque o agente:</w:t>
-      </w:r>
-      <w:r>
-        <w:t xml:space="preserve"> </w:t>
-      </w:r>
-      <w:r>
-        <w:rPr>
-          <w:i/>
-        </w:rPr>
-        <w:t xml:space="preserve">“</w:t>
-      </w:r>
-      <w:r>
-        <w:rPr>
-          <w:i/>
-        </w:rPr>
-        <w:t xml:space="preserve">use o agente devops-engineer para avaliar se deveríamos migrar para Azure Pipelines</w:t>
-      </w:r>
-      <w:r>
-        <w:rPr>
-          <w:i/>
-        </w:rPr>
-        <w:t xml:space="preserve">”</w:t>
-      </w:r>
-      <w:r>
-        <w:t xml:space="preserve">.</w:t>
-      </w:r>
-    </w:p>
-    <w:p>
-      <w:pPr>
         <w:numPr>
           <w:ilvl w:val="0"/>
-          <w:numId w:val="1008"/>
+          <w:numId w:val="1009"/>
         </w:numPr>
-        <w:pStyle w:val="Compact"/>
       </w:pPr>
       <w:r>
         <w:t xml:space="preserve">O hook</w:t>
@@ -3227,15 +4106,16 @@
         </w:pict>
       </w:r>
     </w:p>
+    <w:bookmarkEnd w:id="25"/>
+    <w:bookmarkEnd w:id="26"/>
+    <w:bookmarkStart w:id="28" w:name="Xd6ad075487f03ba20d8b8291f18c5867f24bafb"/>
     <w:p>
       <w:pPr>
         <w:pStyle w:val="Heading2"/>
       </w:pPr>
-      <w:bookmarkStart w:id="37" w:name="Xf25bd75b64d22e96b336c2e58821e935c357521"/>
       <w:r>
         <w:t xml:space="preserve">Passo 9 — Acompanhar métricas DORA neste projeto (mesmo em escala pequena)</w:t>
       </w:r>
-      <w:bookmarkEnd w:id="37"/>
     </w:p>
     <w:p>
       <w:pPr>
@@ -3248,8 +4128,8 @@
     <w:tbl>
       <w:tblPr>
         <w:tblStyle w:val="Table"/>
-        <w:tblW w:type="pct" w:w="5000.0"/>
-        <w:tblLook w:firstRow="1"/>
+        <w:tblW w:type="auto" w:w="0"/>
+        <w:tblLook w:firstRow="1" w:lastRow="0" w:firstColumn="0" w:lastColumn="0" w:noHBand="0" w:noVBand="0" w:val="0020"/>
       </w:tblPr>
       <w:tblGrid>
         <w:gridCol w:w="3960"/>
@@ -3257,19 +4137,13 @@
       </w:tblGrid>
       <w:tr>
         <w:trPr>
-          <w:cnfStyle w:firstRow="1"/>
+          <w:tblHeader w:val="on"/>
         </w:trPr>
         <w:tc>
-          <w:tcPr>
-            <w:tcBorders>
-              <w:bottom w:val="single"/>
-            </w:tcBorders>
-            <w:vAlign w:val="bottom"/>
-          </w:tcPr>
+          <w:tcPr/>
           <w:p>
             <w:pPr>
               <w:pStyle w:val="Compact"/>
-              <w:jc w:val="left"/>
             </w:pPr>
             <w:r>
               <w:t xml:space="preserve">Métrica DORA</w:t>
@@ -3277,16 +4151,10 @@
           </w:p>
         </w:tc>
         <w:tc>
-          <w:tcPr>
-            <w:tcBorders>
-              <w:bottom w:val="single"/>
-            </w:tcBorders>
-            <w:vAlign w:val="bottom"/>
-          </w:tcPr>
+          <w:tcPr/>
           <w:p>
             <w:pPr>
               <w:pStyle w:val="Compact"/>
-              <w:jc w:val="left"/>
             </w:pPr>
             <w:r>
               <w:t xml:space="preserve">Como aproximar no GitHub, de graça</w:t>
@@ -3296,10 +4164,10 @@
       </w:tr>
       <w:tr>
         <w:tc>
+          <w:tcPr/>
           <w:p>
             <w:pPr>
               <w:pStyle w:val="Compact"/>
-              <w:jc w:val="left"/>
             </w:pPr>
             <w:r>
               <w:t xml:space="preserve">Deployment Frequency</w:t>
@@ -3307,10 +4175,10 @@
           </w:p>
         </w:tc>
         <w:tc>
+          <w:tcPr/>
           <w:p>
             <w:pPr>
               <w:pStyle w:val="Compact"/>
-              <w:jc w:val="left"/>
             </w:pPr>
             <w:r>
               <w:t xml:space="preserve">Contar quantos merges em</w:t>
@@ -3334,7 +4202,7 @@
               <w:rPr>
                 <w:rStyle w:val="VerbatimChar"/>
               </w:rPr>
-              <w:t xml:space="preserve">git log main --since="1 week ago" --oneline \| wc -l</w:t>
+              <w:t xml:space="preserve">git log main --since="1 week ago" --oneline | wc -l</w:t>
             </w:r>
             <w:r>
               <w:t xml:space="preserve">)</w:t>
@@ -3344,10 +4212,10 @@
       </w:tr>
       <w:tr>
         <w:tc>
+          <w:tcPr/>
           <w:p>
             <w:pPr>
               <w:pStyle w:val="Compact"/>
-              <w:jc w:val="left"/>
             </w:pPr>
             <w:r>
               <w:t xml:space="preserve">Lead Time for Changes</w:t>
@@ -3355,10 +4223,10 @@
           </w:p>
         </w:tc>
         <w:tc>
+          <w:tcPr/>
           <w:p>
             <w:pPr>
               <w:pStyle w:val="Compact"/>
-              <w:jc w:val="left"/>
             </w:pPr>
             <w:r>
               <w:t xml:space="preserve">Tempo entre abertura do PR e merge (</w:t>
@@ -3377,10 +4245,10 @@
       </w:tr>
       <w:tr>
         <w:tc>
+          <w:tcPr/>
           <w:p>
             <w:pPr>
               <w:pStyle w:val="Compact"/>
-              <w:jc w:val="left"/>
             </w:pPr>
             <w:r>
               <w:t xml:space="preserve">Change Failure Rate</w:t>
@@ -3388,10 +4256,10 @@
           </w:p>
         </w:tc>
         <w:tc>
+          <w:tcPr/>
           <w:p>
             <w:pPr>
               <w:pStyle w:val="Compact"/>
-              <w:jc w:val="left"/>
             </w:pPr>
             <w:r>
               <w:t xml:space="preserve">% de PRs revertidos ou que geraram hotfix logo depois</w:t>
@@ -3401,10 +4269,10 @@
       </w:tr>
       <w:tr>
         <w:tc>
+          <w:tcPr/>
           <w:p>
             <w:pPr>
               <w:pStyle w:val="Compact"/>
-              <w:jc w:val="left"/>
             </w:pPr>
             <w:r>
               <w:t xml:space="preserve">Recovery Time</w:t>
@@ -3412,10 +4280,10 @@
           </w:p>
         </w:tc>
         <w:tc>
+          <w:tcPr/>
           <w:p>
             <w:pPr>
               <w:pStyle w:val="Compact"/>
-              <w:jc w:val="left"/>
             </w:pPr>
             <w:r>
               <w:t xml:space="preserve">Tempo entre um workflow falhar em</w:t>
@@ -3439,15 +4307,14 @@
         </w:tc>
       </w:tr>
     </w:tbl>
+    <w:bookmarkStart w:id="27" w:name="prompt-sugerido-1"/>
     <w:p>
       <w:pPr>
         <w:pStyle w:val="Heading3"/>
       </w:pPr>
-      <w:bookmarkStart w:id="38" w:name="prompt-sugerido-1"/>
       <w:r>
         <w:t xml:space="preserve">Prompt sugerido</w:t>
       </w:r>
-      <w:bookmarkEnd w:id="38"/>
     </w:p>
     <w:p>
       <w:pPr>
@@ -3485,15 +4352,16 @@
         </w:pict>
       </w:r>
     </w:p>
+    <w:bookmarkEnd w:id="27"/>
+    <w:bookmarkEnd w:id="28"/>
+    <w:bookmarkStart w:id="30" w:name="X8b839210149fc9163c16420f1b214dd0d2be9cf"/>
     <w:p>
       <w:pPr>
         <w:pStyle w:val="Heading2"/>
       </w:pPr>
-      <w:bookmarkStart w:id="39" w:name="X5d1d66bc2ef593afa1859ae171d7f1726a3a414"/>
       <w:r>
         <w:t xml:space="preserve">Passo 10 — Trabalhando em equipe: backlog, branches e conflitos</w:t>
       </w:r>
-      <w:bookmarkEnd w:id="39"/>
     </w:p>
     <w:p>
       <w:pPr>
@@ -3508,6 +4376,7 @@
       <w:r>
         <w:rPr>
           <w:b/>
+          <w:bCs/>
         </w:rPr>
         <w:t xml:space="preserve">um</w:t>
       </w:r>
@@ -3521,8 +4390,8 @@
     <w:tbl>
       <w:tblPr>
         <w:tblStyle w:val="Table"/>
-        <w:tblW w:type="pct" w:w="5000.0"/>
-        <w:tblLook w:firstRow="1"/>
+        <w:tblW w:type="auto" w:w="0"/>
+        <w:tblLook w:firstRow="1" w:lastRow="0" w:firstColumn="0" w:lastColumn="0" w:noHBand="0" w:noVBand="0" w:val="0020"/>
       </w:tblPr>
       <w:tblGrid>
         <w:gridCol w:w="3960"/>
@@ -3530,19 +4399,13 @@
       </w:tblGrid>
       <w:tr>
         <w:trPr>
-          <w:cnfStyle w:firstRow="1"/>
+          <w:tblHeader w:val="on"/>
         </w:trPr>
         <w:tc>
-          <w:tcPr>
-            <w:tcBorders>
-              <w:bottom w:val="single"/>
-            </w:tcBorders>
-            <w:vAlign w:val="bottom"/>
-          </w:tcPr>
+          <w:tcPr/>
           <w:p>
             <w:pPr>
               <w:pStyle w:val="Compact"/>
-              <w:jc w:val="left"/>
             </w:pPr>
             <w:r>
               <w:t xml:space="preserve">Documento</w:t>
@@ -3550,16 +4413,10 @@
           </w:p>
         </w:tc>
         <w:tc>
-          <w:tcPr>
-            <w:tcBorders>
-              <w:bottom w:val="single"/>
-            </w:tcBorders>
-            <w:vAlign w:val="bottom"/>
-          </w:tcPr>
+          <w:tcPr/>
           <w:p>
             <w:pPr>
               <w:pStyle w:val="Compact"/>
-              <w:jc w:val="left"/>
             </w:pPr>
             <w:r>
               <w:t xml:space="preserve">Conteúdo</w:t>
@@ -3569,10 +4426,10 @@
       </w:tr>
       <w:tr>
         <w:tc>
+          <w:tcPr/>
           <w:p>
             <w:pPr>
               <w:pStyle w:val="Compact"/>
-              <w:jc w:val="left"/>
             </w:pPr>
             <w:r>
               <w:rPr>
@@ -3583,10 +4440,10 @@
           </w:p>
         </w:tc>
         <w:tc>
+          <w:tcPr/>
           <w:p>
             <w:pPr>
               <w:pStyle w:val="Compact"/>
-              <w:jc w:val="left"/>
             </w:pPr>
             <w:r>
               <w:t xml:space="preserve">Board Kanban (GitHub Projects): como o backlog fica visível para todo o time e como uma tarefa vira uma branch</w:t>
@@ -3596,10 +4453,10 @@
       </w:tr>
       <w:tr>
         <w:tc>
+          <w:tcPr/>
           <w:p>
             <w:pPr>
               <w:pStyle w:val="Compact"/>
-              <w:jc w:val="left"/>
             </w:pPr>
             <w:r>
               <w:rPr>
@@ -3610,10 +4467,10 @@
           </w:p>
         </w:tc>
         <w:tc>
+          <w:tcPr/>
           <w:p>
             <w:pPr>
               <w:pStyle w:val="Compact"/>
-              <w:jc w:val="left"/>
             </w:pPr>
             <w:r>
               <w:t xml:space="preserve">Branching (branches curtas, uma por tarefa), CODEOWNERS, branch protection, o que é e como se resolve um conflito de merge</w:t>
@@ -3623,10 +4480,10 @@
       </w:tr>
       <w:tr>
         <w:tc>
+          <w:tcPr/>
           <w:p>
             <w:pPr>
               <w:pStyle w:val="Compact"/>
-              <w:jc w:val="left"/>
             </w:pPr>
             <w:r>
               <w:rPr>
@@ -3637,10 +4494,10 @@
           </w:p>
         </w:tc>
         <w:tc>
+          <w:tcPr/>
           <w:p>
             <w:pPr>
               <w:pStyle w:val="Compact"/>
-              <w:jc w:val="left"/>
             </w:pPr>
             <w:r>
               <w:t xml:space="preserve">Exercício prático — 2 devs, mesmo arquivo, conflito real gerado e resolvido, com todos os comandos e saídas reais</w:t>
@@ -3659,741 +4516,646 @@
     </w:p>
     <w:p>
       <w:pPr>
-        <w:numPr>
-          <w:ilvl w:val="0"/>
-          <w:numId w:val="1009"/>
-        </w:numPr>
         <w:pStyle w:val="Compact"/>
-      </w:pPr>
-      <w:r>
-        <w:rPr>
-          <w:b/>
-        </w:rPr>
-        <w:t xml:space="preserve">CODEOWNERS</w:t>
-      </w:r>
-      <w:r>
-        <w:t xml:space="preserve"> </w:t>
-      </w:r>
-      <w:r>
-        <w:t xml:space="preserve">(arquivo</w:t>
-      </w:r>
-      <w:r>
-        <w:t xml:space="preserve"> </w:t>
-      </w:r>
-      <w:r>
-        <w:rPr>
-          <w:rStyle w:val="VerbatimChar"/>
-        </w:rPr>
-        <w:t xml:space="preserve">CODEOWNERS</w:t>
-      </w:r>
-      <w:r>
-        <w:t xml:space="preserve"> </w:t>
-      </w:r>
-      <w:r>
-        <w:t xml:space="preserve">na raiz, já criado) — em</w:t>
-      </w:r>
-      <w:r>
-        <w:t xml:space="preserve"> </w:t>
-      </w:r>
-      <w:r>
-        <w:rPr>
-          <w:rStyle w:val="VerbatimChar"/>
-        </w:rPr>
-        <w:t xml:space="preserve">Settings → Branches</w:t>
-      </w:r>
-      <w:r>
-        <w:t xml:space="preserve">/</w:t>
-      </w:r>
-      <w:r>
-        <w:rPr>
-          <w:rStyle w:val="VerbatimChar"/>
-        </w:rPr>
-        <w:t xml:space="preserve">Rules</w:t>
-      </w:r>
-      <w:r>
-        <w:t xml:space="preserve">, marque</w:t>
-      </w:r>
-      <w:r>
-        <w:t xml:space="preserve"> </w:t>
-      </w:r>
-      <w:r>
-        <w:t xml:space="preserve">“</w:t>
-      </w:r>
-      <w:r>
-        <w:t xml:space="preserve">Require review from Code Owners</w:t>
-      </w:r>
-      <w:r>
-        <w:t xml:space="preserve">”</w:t>
-      </w:r>
-      <w:r>
-        <w:t xml:space="preserve"> </w:t>
-      </w:r>
-      <w:r>
-        <w:t xml:space="preserve">para que o GitHub exija a aprovação certa por área do código.</w:t>
-      </w:r>
-    </w:p>
-    <w:p>
-      <w:pPr>
-        <w:numPr>
-          <w:ilvl w:val="0"/>
-          <w:numId w:val="1009"/>
-        </w:numPr>
-        <w:pStyle w:val="Compact"/>
-      </w:pPr>
-      <w:r>
-        <w:rPr>
-          <w:b/>
-        </w:rPr>
-        <w:t xml:space="preserve">Templates de Issue</w:t>
-      </w:r>
-      <w:r>
-        <w:t xml:space="preserve"> </w:t>
-      </w:r>
-      <w:r>
-        <w:t xml:space="preserve">(</w:t>
-      </w:r>
-      <w:r>
-        <w:rPr>
-          <w:rStyle w:val="VerbatimChar"/>
-        </w:rPr>
-        <w:t xml:space="preserve">.github/ISSUE_TEMPLATE/tarefa.yml</w:t>
-      </w:r>
-      <w:r>
-        <w:t xml:space="preserve"> </w:t>
-      </w:r>
-      <w:r>
-        <w:t xml:space="preserve">e</w:t>
-      </w:r>
-      <w:r>
-        <w:t xml:space="preserve"> </w:t>
-      </w:r>
-      <w:r>
-        <w:rPr>
-          <w:rStyle w:val="VerbatimChar"/>
-        </w:rPr>
-        <w:t xml:space="preserve">bug.yml</w:t>
-      </w:r>
-      <w:r>
-        <w:t xml:space="preserve">, já criados) — aparecem automaticamente ao clicar em</w:t>
-      </w:r>
-      <w:r>
-        <w:t xml:space="preserve"> </w:t>
-      </w:r>
-      <w:r>
-        <w:t xml:space="preserve">“</w:t>
-      </w:r>
-      <w:r>
-        <w:t xml:space="preserve">New issue</w:t>
-      </w:r>
-      <w:r>
-        <w:t xml:space="preserve">”</w:t>
-      </w:r>
-      <w:r>
-        <w:t xml:space="preserve"> </w:t>
-      </w:r>
-      <w:r>
-        <w:t xml:space="preserve">no GitHub.</w:t>
-      </w:r>
-    </w:p>
-    <w:p>
-      <w:pPr>
-        <w:numPr>
-          <w:ilvl w:val="0"/>
-          <w:numId w:val="1009"/>
-        </w:numPr>
-        <w:pStyle w:val="Compact"/>
-      </w:pPr>
-      <w:r>
-        <w:rPr>
-          <w:b/>
-        </w:rPr>
-        <w:t xml:space="preserve">Template de Pull Request</w:t>
-      </w:r>
-      <w:r>
-        <w:t xml:space="preserve"> </w:t>
-      </w:r>
-      <w:r>
-        <w:t xml:space="preserve">(</w:t>
-      </w:r>
-      <w:r>
-        <w:rPr>
-          <w:rStyle w:val="VerbatimChar"/>
-        </w:rPr>
-        <w:t xml:space="preserve">.github/pull_request_template.md</w:t>
-      </w:r>
-      <w:r>
-        <w:t xml:space="preserve">, já criado) — preenche automaticamente a descrição de todo PR novo.</w:t>
-      </w:r>
-    </w:p>
-    <w:p>
-      <w:pPr>
-        <w:numPr>
-          <w:ilvl w:val="0"/>
-          <w:numId w:val="1009"/>
-        </w:numPr>
-        <w:pStyle w:val="Compact"/>
-      </w:pPr>
-      <w:r>
-        <w:rPr>
-          <w:b/>
-        </w:rPr>
-        <w:t xml:space="preserve">Board do Projects</w:t>
-      </w:r>
-      <w:r>
-        <w:t xml:space="preserve"> </w:t>
-      </w:r>
-      <w:r>
-        <w:t xml:space="preserve">— siga</w:t>
-      </w:r>
-      <w:r>
-        <w:t xml:space="preserve"> </w:t>
-      </w:r>
-      <w:r>
-        <w:rPr>
-          <w:rStyle w:val="VerbatimChar"/>
-        </w:rPr>
-        <w:t xml:space="preserve">docs/BACKLOG_KANBAN.md</w:t>
-      </w:r>
-      <w:r>
-        <w:t xml:space="preserve"> </w:t>
-      </w:r>
-      <w:r>
-        <w:t xml:space="preserve">para criar as colunas e ligar a automação (issue atribuída → move sozinha para</w:t>
-      </w:r>
-      <w:r>
-        <w:t xml:space="preserve"> </w:t>
-      </w:r>
-      <w:r>
-        <w:t xml:space="preserve">“</w:t>
-      </w:r>
-      <w:r>
-        <w:t xml:space="preserve">Em Progresso</w:t>
-      </w:r>
-      <w:r>
-        <w:t xml:space="preserve">”</w:t>
-      </w:r>
-      <w:r>
-        <w:t xml:space="preserve">, etc.).</w:t>
-      </w:r>
-    </w:p>
-    <w:p>
-      <w:pPr>
-        <w:numPr>
-          <w:ilvl w:val="0"/>
-          <w:numId w:val="1009"/>
-        </w:numPr>
-        <w:pStyle w:val="Compact"/>
-      </w:pPr>
-      <w:r>
-        <w:rPr>
-          <w:b/>
-        </w:rPr>
-        <w:t xml:space="preserve">Ambiente</w:t>
-      </w:r>
-      <w:r>
-        <w:rPr>
-          <w:b/>
-        </w:rPr>
-        <w:t xml:space="preserve"> </w:t>
-      </w:r>
-      <w:r>
-        <w:rPr>
-          <w:rStyle w:val="VerbatimChar"/>
-          <w:b/>
-        </w:rPr>
-        <w:t xml:space="preserve">production</w:t>
-      </w:r>
-      <w:r>
-        <w:t xml:space="preserve"> </w:t>
-      </w:r>
-      <w:r>
-        <w:t xml:space="preserve">(usado pelo Passo 7 /</w:t>
-      </w:r>
-      <w:r>
-        <w:t xml:space="preserve"> </w:t>
-      </w:r>
-      <w:r>
-        <w:rPr>
-          <w:rStyle w:val="VerbatimChar"/>
-        </w:rPr>
-        <w:t xml:space="preserve">docker-build.yml</w:t>
-      </w:r>
-      <w:r>
-        <w:t xml:space="preserve">) —</w:t>
-      </w:r>
-      <w:r>
-        <w:t xml:space="preserve"> </w:t>
-      </w:r>
-      <w:r>
-        <w:rPr>
-          <w:rStyle w:val="VerbatimChar"/>
-        </w:rPr>
-        <w:t xml:space="preserve">Settings → Environments → New environment → production</w:t>
-      </w:r>
-      <w:r>
-        <w:t xml:space="preserve"> </w:t>
-      </w:r>
-      <w:r>
-        <w:t xml:space="preserve">→ adicione</w:t>
-      </w:r>
-      <w:r>
-        <w:t xml:space="preserve"> </w:t>
-      </w:r>
-      <w:r>
-        <w:t xml:space="preserve">“</w:t>
-      </w:r>
-      <w:r>
-        <w:t xml:space="preserve">Required reviewers</w:t>
-      </w:r>
-      <w:r>
-        <w:t xml:space="preserve">”</w:t>
-      </w:r>
-      <w:r>
-        <w:t xml:space="preserve">.</w:t>
-      </w:r>
-    </w:p>
-    <w:p>
-      <w:pPr>
-        <w:pStyle w:val="Heading3"/>
-      </w:pPr>
-      <w:bookmarkStart w:id="40" w:name="prompt-sugerido-para-praticar"/>
-      <w:r>
-        <w:t xml:space="preserve">Prompt sugerido para praticar</w:t>
-      </w:r>
-      <w:bookmarkEnd w:id="40"/>
-    </w:p>
-    <w:p>
-      <w:pPr>
-        <w:pStyle w:val="SourceCode"/>
-      </w:pPr>
-      <w:r>
-        <w:rPr>
-          <w:rStyle w:val="VerbatimChar"/>
-        </w:rPr>
-        <w:t xml:space="preserve">Quero simular que sou um segundo desenvolvedor neste projeto. Crie uma</w:t>
-      </w:r>
-      <w:r>
-        <w:br/>
-      </w:r>
-      <w:r>
-        <w:rPr>
-          <w:rStyle w:val="VerbatimChar"/>
-        </w:rPr>
-        <w:t xml:space="preserve">branch a partir da main chamada feature/999-exemplo, faça uma pequena</w:t>
-      </w:r>
-      <w:r>
-        <w:br/>
-      </w:r>
-      <w:r>
-        <w:rPr>
-          <w:rStyle w:val="VerbatimChar"/>
-        </w:rPr>
-        <w:t xml:space="preserve">mudança em um arquivo diferente do que eu estou mexendo agora, e me</w:t>
-      </w:r>
-      <w:r>
-        <w:br/>
-      </w:r>
-      <w:r>
-        <w:rPr>
-          <w:rStyle w:val="VerbatimChar"/>
-        </w:rPr>
-        <w:t xml:space="preserve">mostre como abriria o Pull Request — sem de fato mexer na minha branch</w:t>
-      </w:r>
-      <w:r>
-        <w:br/>
-      </w:r>
-      <w:r>
-        <w:rPr>
-          <w:rStyle w:val="VerbatimChar"/>
-        </w:rPr>
-        <w:t xml:space="preserve">atual nem na main.</w:t>
-      </w:r>
-    </w:p>
-    <w:p>
-      <w:pPr>
-        <w:pStyle w:val="Heading2"/>
-      </w:pPr>
-      <w:bookmarkStart w:id="41" w:name="checklist-final"/>
-      <w:r>
-        <w:t xml:space="preserve">Checklist final</w:t>
-      </w:r>
-      <w:bookmarkEnd w:id="41"/>
-    </w:p>
-    <w:p>
-      <w:pPr>
         <w:numPr>
           <w:ilvl w:val="0"/>
           <w:numId w:val="1010"/>
         </w:numPr>
+      </w:pPr>
+      <w:r>
+        <w:rPr>
+          <w:b/>
+          <w:bCs/>
+        </w:rPr>
+        <w:t xml:space="preserve">CODEOWNERS</w:t>
+      </w:r>
+      <w:r>
+        <w:t xml:space="preserve"> </w:t>
+      </w:r>
+      <w:r>
+        <w:t xml:space="preserve">(arquivo</w:t>
+      </w:r>
+      <w:r>
+        <w:t xml:space="preserve"> </w:t>
+      </w:r>
+      <w:r>
+        <w:rPr>
+          <w:rStyle w:val="VerbatimChar"/>
+        </w:rPr>
+        <w:t xml:space="preserve">CODEOWNERS</w:t>
+      </w:r>
+      <w:r>
+        <w:t xml:space="preserve"> </w:t>
+      </w:r>
+      <w:r>
+        <w:t xml:space="preserve">na raiz, já criado) — em</w:t>
+      </w:r>
+      <w:r>
+        <w:t xml:space="preserve"> </w:t>
+      </w:r>
+      <w:r>
+        <w:rPr>
+          <w:rStyle w:val="VerbatimChar"/>
+        </w:rPr>
+        <w:t xml:space="preserve">Settings → Branches</w:t>
+      </w:r>
+      <w:r>
+        <w:t xml:space="preserve">/</w:t>
+      </w:r>
+      <w:r>
+        <w:rPr>
+          <w:rStyle w:val="VerbatimChar"/>
+        </w:rPr>
+        <w:t xml:space="preserve">Rules</w:t>
+      </w:r>
+      <w:r>
+        <w:t xml:space="preserve">, marque "Require review from Code Owners" para que o GitHub exija a aprovação certa por área do código.</w:t>
+      </w:r>
+    </w:p>
+    <w:p>
+      <w:pPr>
         <w:pStyle w:val="Compact"/>
-      </w:pPr>
-      <w:r>
-        <w:t xml:space="preserve">☐ Repositório no GitHub com branch</w:t>
-      </w:r>
-      <w:r>
-        <w:t xml:space="preserve"> </w:t>
-      </w:r>
-      <w:r>
-        <w:rPr>
-          <w:rStyle w:val="VerbatimChar"/>
-        </w:rPr>
-        <w:t xml:space="preserve">main</w:t>
-      </w:r>
-      <w:r>
-        <w:t xml:space="preserve"> </w:t>
-      </w:r>
-      <w:r>
-        <w:t xml:space="preserve">protegida</w:t>
-      </w:r>
-    </w:p>
-    <w:p>
-      <w:pPr>
         <w:numPr>
           <w:ilvl w:val="0"/>
           <w:numId w:val="1010"/>
         </w:numPr>
+      </w:pPr>
+      <w:r>
+        <w:rPr>
+          <w:b/>
+          <w:bCs/>
+        </w:rPr>
+        <w:t xml:space="preserve">Templates de Issue</w:t>
+      </w:r>
+      <w:r>
+        <w:t xml:space="preserve"> </w:t>
+      </w:r>
+      <w:r>
+        <w:t xml:space="preserve">(</w:t>
+      </w:r>
+      <w:r>
+        <w:rPr>
+          <w:rStyle w:val="VerbatimChar"/>
+        </w:rPr>
+        <w:t xml:space="preserve">.github/ISSUE_TEMPLATE/tarefa.yml</w:t>
+      </w:r>
+      <w:r>
+        <w:t xml:space="preserve"> </w:t>
+      </w:r>
+      <w:r>
+        <w:t xml:space="preserve">e</w:t>
+      </w:r>
+      <w:r>
+        <w:t xml:space="preserve"> </w:t>
+      </w:r>
+      <w:r>
+        <w:rPr>
+          <w:rStyle w:val="VerbatimChar"/>
+        </w:rPr>
+        <w:t xml:space="preserve">bug.yml</w:t>
+      </w:r>
+      <w:r>
+        <w:t xml:space="preserve">, já criados) — aparecem automaticamente ao clicar em "New issue" no GitHub.</w:t>
+      </w:r>
+    </w:p>
+    <w:p>
+      <w:pPr>
         <w:pStyle w:val="Compact"/>
-      </w:pPr>
-      <w:r>
-        <w:t xml:space="preserve">☐</w:t>
-      </w:r>
-      <w:r>
-        <w:t xml:space="preserve"> </w:t>
-      </w:r>
-      <w:r>
-        <w:rPr>
-          <w:rStyle w:val="VerbatimChar"/>
-        </w:rPr>
-        <w:t xml:space="preserve">npm run lint</w:t>
-      </w:r>
-      <w:r>
-        <w:t xml:space="preserve"> </w:t>
-      </w:r>
-      <w:r>
-        <w:t xml:space="preserve">e</w:t>
-      </w:r>
-      <w:r>
-        <w:t xml:space="preserve"> </w:t>
-      </w:r>
-      <w:r>
-        <w:rPr>
-          <w:rStyle w:val="VerbatimChar"/>
-        </w:rPr>
-        <w:t xml:space="preserve">flake8</w:t>
-      </w:r>
-      <w:r>
-        <w:t xml:space="preserve"> </w:t>
-      </w:r>
-      <w:r>
-        <w:t xml:space="preserve">passam localmente</w:t>
-      </w:r>
-    </w:p>
-    <w:p>
-      <w:pPr>
         <w:numPr>
           <w:ilvl w:val="0"/>
           <w:numId w:val="1010"/>
         </w:numPr>
+      </w:pPr>
+      <w:r>
+        <w:rPr>
+          <w:b/>
+          <w:bCs/>
+        </w:rPr>
+        <w:t xml:space="preserve">Template de Pull Request</w:t>
+      </w:r>
+      <w:r>
+        <w:t xml:space="preserve"> </w:t>
+      </w:r>
+      <w:r>
+        <w:t xml:space="preserve">(</w:t>
+      </w:r>
+      <w:r>
+        <w:rPr>
+          <w:rStyle w:val="VerbatimChar"/>
+        </w:rPr>
+        <w:t xml:space="preserve">.github/pull_request_template.md</w:t>
+      </w:r>
+      <w:r>
+        <w:t xml:space="preserve">, já criado) — preenche automaticamente a descrição de todo PR novo.</w:t>
+      </w:r>
+    </w:p>
+    <w:p>
+      <w:pPr>
         <w:pStyle w:val="Compact"/>
-      </w:pPr>
-      <w:r>
-        <w:t xml:space="preserve">☐</w:t>
-      </w:r>
-      <w:r>
-        <w:t xml:space="preserve"> </w:t>
-      </w:r>
-      <w:r>
-        <w:rPr>
-          <w:rStyle w:val="VerbatimChar"/>
-        </w:rPr>
-        <w:t xml:space="preserve">.github/workflows/ci.yml</w:t>
-      </w:r>
-      <w:r>
-        <w:t xml:space="preserve"> </w:t>
-      </w:r>
-      <w:r>
-        <w:t xml:space="preserve">passa em um PR de teste</w:t>
-      </w:r>
-    </w:p>
-    <w:p>
-      <w:pPr>
         <w:numPr>
           <w:ilvl w:val="0"/>
           <w:numId w:val="1010"/>
         </w:numPr>
+      </w:pPr>
+      <w:r>
+        <w:rPr>
+          <w:b/>
+          <w:bCs/>
+        </w:rPr>
+        <w:t xml:space="preserve">Board do Projects</w:t>
+      </w:r>
+      <w:r>
+        <w:t xml:space="preserve"> </w:t>
+      </w:r>
+      <w:r>
+        <w:t xml:space="preserve">— siga</w:t>
+      </w:r>
+      <w:r>
+        <w:t xml:space="preserve"> </w:t>
+      </w:r>
+      <w:r>
+        <w:rPr>
+          <w:rStyle w:val="VerbatimChar"/>
+        </w:rPr>
+        <w:t xml:space="preserve">docs/BACKLOG_KANBAN.md</w:t>
+      </w:r>
+      <w:r>
+        <w:t xml:space="preserve"> </w:t>
+      </w:r>
+      <w:r>
+        <w:t xml:space="preserve">para criar as colunas e ligar a automação (issue atribuída → move sozinha para "Em Progresso", etc.).</w:t>
+      </w:r>
+    </w:p>
+    <w:p>
+      <w:pPr>
         <w:pStyle w:val="Compact"/>
-      </w:pPr>
-      <w:r>
-        <w:t xml:space="preserve">☐ Dependabot e CodeQL habilitados</w:t>
-      </w:r>
-    </w:p>
-    <w:p>
-      <w:pPr>
         <w:numPr>
           <w:ilvl w:val="0"/>
           <w:numId w:val="1010"/>
         </w:numPr>
+      </w:pPr>
+      <w:r>
+        <w:rPr>
+          <w:b/>
+          <w:bCs/>
+        </w:rPr>
+        <w:t xml:space="preserve">Ambiente</w:t>
+      </w:r>
+      <w:r>
+        <w:rPr>
+          <w:b/>
+          <w:bCs/>
+        </w:rPr>
+        <w:t xml:space="preserve"> </w:t>
+      </w:r>
+      <w:r>
+        <w:rPr>
+          <w:rStyle w:val="VerbatimChar"/>
+          <w:b/>
+          <w:bCs/>
+        </w:rPr>
+        <w:t xml:space="preserve">production</w:t>
+      </w:r>
+      <w:r>
+        <w:t xml:space="preserve"> </w:t>
+      </w:r>
+      <w:r>
+        <w:t xml:space="preserve">(usado pelo Passo 7 /</w:t>
+      </w:r>
+      <w:r>
+        <w:t xml:space="preserve"> </w:t>
+      </w:r>
+      <w:r>
+        <w:rPr>
+          <w:rStyle w:val="VerbatimChar"/>
+        </w:rPr>
+        <w:t xml:space="preserve">docker-build.yml</w:t>
+      </w:r>
+      <w:r>
+        <w:t xml:space="preserve">) —</w:t>
+      </w:r>
+      <w:r>
+        <w:t xml:space="preserve"> </w:t>
+      </w:r>
+      <w:r>
+        <w:rPr>
+          <w:rStyle w:val="VerbatimChar"/>
+        </w:rPr>
+        <w:t xml:space="preserve">Settings → Environments → New environment → production</w:t>
+      </w:r>
+      <w:r>
+        <w:t xml:space="preserve"> </w:t>
+      </w:r>
+      <w:r>
+        <w:t xml:space="preserve">→ adicione "Required reviewers".</w:t>
+      </w:r>
+    </w:p>
+    <w:bookmarkStart w:id="29" w:name="prompt-sugerido-para-praticar"/>
+    <w:p>
+      <w:pPr>
+        <w:pStyle w:val="Heading3"/>
+      </w:pPr>
+      <w:r>
+        <w:t xml:space="preserve">Prompt sugerido para praticar</w:t>
+      </w:r>
+    </w:p>
+    <w:p>
+      <w:pPr>
+        <w:pStyle w:val="SourceCode"/>
+      </w:pPr>
+      <w:r>
+        <w:rPr>
+          <w:rStyle w:val="VerbatimChar"/>
+        </w:rPr>
+        <w:t xml:space="preserve">Quero simular que sou um segundo desenvolvedor neste projeto. Crie uma</w:t>
+      </w:r>
+      <w:r>
+        <w:br/>
+      </w:r>
+      <w:r>
+        <w:rPr>
+          <w:rStyle w:val="VerbatimChar"/>
+        </w:rPr>
+        <w:t xml:space="preserve">branch a partir da main chamada feature/999-exemplo, faça uma pequena</w:t>
+      </w:r>
+      <w:r>
+        <w:br/>
+      </w:r>
+      <w:r>
+        <w:rPr>
+          <w:rStyle w:val="VerbatimChar"/>
+        </w:rPr>
+        <w:t xml:space="preserve">mudança em um arquivo diferente do que eu estou mexendo agora, e me</w:t>
+      </w:r>
+      <w:r>
+        <w:br/>
+      </w:r>
+      <w:r>
+        <w:rPr>
+          <w:rStyle w:val="VerbatimChar"/>
+        </w:rPr>
+        <w:t xml:space="preserve">mostre como abriria o Pull Request — sem de fato mexer na minha branch</w:t>
+      </w:r>
+      <w:r>
+        <w:br/>
+      </w:r>
+      <w:r>
+        <w:rPr>
+          <w:rStyle w:val="VerbatimChar"/>
+        </w:rPr>
+        <w:t xml:space="preserve">atual nem na main.</w:t>
+      </w:r>
+    </w:p>
+    <w:bookmarkEnd w:id="29"/>
+    <w:bookmarkEnd w:id="30"/>
+    <w:bookmarkStart w:id="31" w:name="checklist-final"/>
+    <w:p>
+      <w:pPr>
+        <w:pStyle w:val="Heading2"/>
+      </w:pPr>
+      <w:r>
+        <w:t xml:space="preserve">Checklist final</w:t>
+      </w:r>
+    </w:p>
+    <w:p>
+      <w:pPr>
         <w:pStyle w:val="Compact"/>
-      </w:pPr>
-      <w:r>
-        <w:t xml:space="preserve">☐</w:t>
-      </w:r>
-      <w:r>
-        <w:t xml:space="preserve"> </w:t>
-      </w:r>
-      <w:r>
-        <w:rPr>
-          <w:rStyle w:val="VerbatimChar"/>
-        </w:rPr>
-        <w:t xml:space="preserve">docker-build.yml</w:t>
-      </w:r>
-      <w:r>
-        <w:t xml:space="preserve"> </w:t>
-      </w:r>
-      <w:r>
-        <w:t xml:space="preserve">existe, mas</w:t>
-      </w:r>
-      <w:r>
-        <w:t xml:space="preserve"> </w:t>
-      </w:r>
-      <w:r>
-        <w:rPr>
-          <w:b/>
-        </w:rPr>
-        <w:t xml:space="preserve">não</w:t>
-      </w:r>
-      <w:r>
-        <w:t xml:space="preserve"> </w:t>
-      </w:r>
-      <w:r>
-        <w:t xml:space="preserve">dispara em push/PR</w:t>
-      </w:r>
-    </w:p>
-    <w:p>
-      <w:pPr>
-        <w:numPr>
-          <w:ilvl w:val="0"/>
-          <w:numId w:val="1010"/>
-        </w:numPr>
-        <w:pStyle w:val="Compact"/>
-      </w:pPr>
-      <w:r>
-        <w:t xml:space="preserve">☐ Job de scan (Trivy) roda antes de qualquer publish/deploy no</w:t>
-      </w:r>
-      <w:r>
-        <w:t xml:space="preserve"> </w:t>
-      </w:r>
-      <w:r>
-        <w:rPr>
-          <w:rStyle w:val="VerbatimChar"/>
-        </w:rPr>
-        <w:t xml:space="preserve">docker-build.yml</w:t>
-      </w:r>
-    </w:p>
-    <w:p>
-      <w:pPr>
-        <w:numPr>
-          <w:ilvl w:val="0"/>
-          <w:numId w:val="1010"/>
-        </w:numPr>
-        <w:pStyle w:val="Compact"/>
-      </w:pPr>
-      <w:r>
-        <w:t xml:space="preserve">☐ Ambiente</w:t>
-      </w:r>
-      <w:r>
-        <w:t xml:space="preserve"> </w:t>
-      </w:r>
-      <w:r>
-        <w:rPr>
-          <w:rStyle w:val="VerbatimChar"/>
-        </w:rPr>
-        <w:t xml:space="preserve">production</w:t>
-      </w:r>
-      <w:r>
-        <w:t xml:space="preserve"> </w:t>
-      </w:r>
-      <w:r>
-        <w:t xml:space="preserve">criado com</w:t>
-      </w:r>
-      <w:r>
-        <w:t xml:space="preserve"> </w:t>
-      </w:r>
-      <w:r>
-        <w:t xml:space="preserve">“</w:t>
-      </w:r>
-      <w:r>
-        <w:t xml:space="preserve">Required reviewers</w:t>
-      </w:r>
-      <w:r>
-        <w:t xml:space="preserve">”</w:t>
-      </w:r>
-      <w:r>
-        <w:t xml:space="preserve"> </w:t>
-      </w:r>
-      <w:r>
-        <w:t xml:space="preserve">configurado</w:t>
-      </w:r>
-    </w:p>
-    <w:p>
-      <w:pPr>
-        <w:numPr>
-          <w:ilvl w:val="0"/>
-          <w:numId w:val="1010"/>
-        </w:numPr>
-        <w:pStyle w:val="Compact"/>
-      </w:pPr>
-      <w:r>
-        <w:t xml:space="preserve">☐ Skill, agente e hook de CI/CD presentes em</w:t>
-      </w:r>
-      <w:r>
-        <w:t xml:space="preserve"> </w:t>
-      </w:r>
-      <w:r>
-        <w:rPr>
-          <w:rStyle w:val="VerbatimChar"/>
-        </w:rPr>
-        <w:t xml:space="preserve">.claude/</w:t>
-      </w:r>
-    </w:p>
-    <w:p>
-      <w:pPr>
-        <w:numPr>
-          <w:ilvl w:val="0"/>
-          <w:numId w:val="1010"/>
-        </w:numPr>
-        <w:pStyle w:val="Compact"/>
-      </w:pPr>
-      <w:r>
-        <w:t xml:space="preserve">☐ CODEOWNERS presente e</w:t>
-      </w:r>
-      <w:r>
-        <w:t xml:space="preserve"> </w:t>
-      </w:r>
-      <w:r>
-        <w:t xml:space="preserve">“</w:t>
-      </w:r>
-      <w:r>
-        <w:t xml:space="preserve">Require review from Code Owners</w:t>
-      </w:r>
-      <w:r>
-        <w:t xml:space="preserve">”</w:t>
-      </w:r>
-      <w:r>
-        <w:t xml:space="preserve"> </w:t>
-      </w:r>
-      <w:r>
-        <w:t xml:space="preserve">habilitado</w:t>
-      </w:r>
-    </w:p>
-    <w:p>
-      <w:pPr>
-        <w:numPr>
-          <w:ilvl w:val="0"/>
-          <w:numId w:val="1010"/>
-        </w:numPr>
-        <w:pStyle w:val="Compact"/>
-      </w:pPr>
-      <w:r>
-        <w:t xml:space="preserve">☐ Templates de Issue e Pull Request aparecem ao criar um novo</w:t>
-      </w:r>
-    </w:p>
-    <w:p>
-      <w:pPr>
-        <w:numPr>
-          <w:ilvl w:val="0"/>
-          <w:numId w:val="1010"/>
-        </w:numPr>
-        <w:pStyle w:val="Compact"/>
-      </w:pPr>
-      <w:r>
-        <w:t xml:space="preserve">☐ Board Kanban criado e ligado às Issues (</w:t>
-      </w:r>
-      <w:r>
-        <w:rPr>
-          <w:rStyle w:val="VerbatimChar"/>
-        </w:rPr>
-        <w:t xml:space="preserve">docs/BACKLOG_KANBAN.md</w:t>
-      </w:r>
-      <w:r>
-        <w:t xml:space="preserve">)</w:t>
-      </w:r>
-    </w:p>
-    <w:p>
-      <w:pPr>
-        <w:numPr>
-          <w:ilvl w:val="0"/>
-          <w:numId w:val="1010"/>
-        </w:numPr>
-        <w:pStyle w:val="Compact"/>
-      </w:pPr>
-      <w:r>
-        <w:t xml:space="preserve">☐</w:t>
-      </w:r>
-      <w:r>
-        <w:t xml:space="preserve"> </w:t>
-      </w:r>
-      <w:r>
-        <w:rPr>
-          <w:rStyle w:val="VerbatimChar"/>
-        </w:rPr>
-        <w:t xml:space="preserve">CLAUDE.md</w:t>
-      </w:r>
-      <w:r>
-        <w:t xml:space="preserve"> </w:t>
-      </w:r>
-      <w:r>
-        <w:t xml:space="preserve">atualizado citando os novos artefatos</w:t>
-      </w:r>
-    </w:p>
-    <w:p>
-      <w:r>
-        <w:pict>
-          <v:rect style="width:0;height:1.5pt" o:hralign="center" o:hrstd="t" o:hr="t"/>
-        </w:pict>
-      </w:r>
-    </w:p>
-    <w:p>
-      <w:pPr>
-        <w:pStyle w:val="Heading2"/>
-      </w:pPr>
-      <w:bookmarkStart w:id="42" w:name="Xf4af6131d73dfd68db3b78241533fe91bb137ec"/>
-      <w:r>
-        <w:t xml:space="preserve">Próximos passos de aprendizado (fora do escopo deste laboratório)</w:t>
-      </w:r>
-      <w:bookmarkEnd w:id="42"/>
-    </w:p>
-    <w:p>
-      <w:pPr>
         <w:numPr>
           <w:ilvl w:val="0"/>
           <w:numId w:val="1011"/>
         </w:numPr>
+      </w:pPr>
+      <w:r>
+        <w:t xml:space="preserve">Repositório no GitHub com branch</w:t>
+      </w:r>
+      <w:r>
+        <w:t xml:space="preserve"> </w:t>
+      </w:r>
+      <w:r>
+        <w:rPr>
+          <w:rStyle w:val="VerbatimChar"/>
+        </w:rPr>
+        <w:t xml:space="preserve">main</w:t>
+      </w:r>
+      <w:r>
+        <w:t xml:space="preserve"> </w:t>
+      </w:r>
+      <w:r>
+        <w:t xml:space="preserve">protegida</w:t>
+      </w:r>
+    </w:p>
+    <w:p>
+      <w:pPr>
         <w:pStyle w:val="Compact"/>
-      </w:pPr>
-      <w:r>
-        <w:t xml:space="preserve">Kubernetes + GitOps (ArgoCD) para orquestração em produção real.</w:t>
-      </w:r>
-    </w:p>
-    <w:p>
-      <w:pPr>
         <w:numPr>
           <w:ilvl w:val="0"/>
-          <w:numId w:val="1011"/>
+          <w:numId w:val="1012"/>
         </w:numPr>
+      </w:pPr>
+      <w:r>
+        <w:rPr>
+          <w:rStyle w:val="VerbatimChar"/>
+        </w:rPr>
+        <w:t xml:space="preserve">npm run lint</w:t>
+      </w:r>
+      <w:r>
+        <w:t xml:space="preserve"> </w:t>
+      </w:r>
+      <w:r>
+        <w:t xml:space="preserve">e</w:t>
+      </w:r>
+      <w:r>
+        <w:t xml:space="preserve"> </w:t>
+      </w:r>
+      <w:r>
+        <w:rPr>
+          <w:rStyle w:val="VerbatimChar"/>
+        </w:rPr>
+        <w:t xml:space="preserve">flake8</w:t>
+      </w:r>
+      <w:r>
+        <w:t xml:space="preserve"> </w:t>
+      </w:r>
+      <w:r>
+        <w:t xml:space="preserve">passam localmente</w:t>
+      </w:r>
+    </w:p>
+    <w:p>
+      <w:pPr>
         <w:pStyle w:val="Compact"/>
-      </w:pPr>
-      <w:r>
-        <w:t xml:space="preserve">Observabilidade completa (Prometheus + Grafana + OpenTelemetry).</w:t>
-      </w:r>
-    </w:p>
-    <w:p>
-      <w:pPr>
         <w:numPr>
           <w:ilvl w:val="0"/>
-          <w:numId w:val="1011"/>
+          <w:numId w:val="1013"/>
         </w:numPr>
+      </w:pPr>
+      <w:r>
+        <w:rPr>
+          <w:rStyle w:val="VerbatimChar"/>
+        </w:rPr>
+        <w:t xml:space="preserve">.github/workflows/ci.yml</w:t>
+      </w:r>
+      <w:r>
+        <w:t xml:space="preserve"> </w:t>
+      </w:r>
+      <w:r>
+        <w:t xml:space="preserve">passa em um PR de teste</w:t>
+      </w:r>
+    </w:p>
+    <w:p>
+      <w:pPr>
         <w:pStyle w:val="Compact"/>
+        <w:numPr>
+          <w:ilvl w:val="0"/>
+          <w:numId w:val="1014"/>
+        </w:numPr>
+      </w:pPr>
+      <w:r>
+        <w:t xml:space="preserve">Dependabot (alerts, security updates e</w:t>
+      </w:r>
+      <w:r>
+        <w:t xml:space="preserve"> </w:t>
+      </w:r>
+      <w:r>
+        <w:rPr>
+          <w:rStyle w:val="VerbatimChar"/>
+        </w:rPr>
+        <w:t xml:space="preserve">.github/dependabot.yml</w:t>
+      </w:r>
+      <w:r>
+        <w:t xml:space="preserve">) e CodeQL habilitados</w:t>
+      </w:r>
+    </w:p>
+    <w:p>
+      <w:pPr>
+        <w:pStyle w:val="Compact"/>
+        <w:numPr>
+          <w:ilvl w:val="0"/>
+          <w:numId w:val="1015"/>
+        </w:numPr>
+      </w:pPr>
+      <w:r>
+        <w:t xml:space="preserve">Workflows declaram</w:t>
+      </w:r>
+      <w:r>
+        <w:t xml:space="preserve"> </w:t>
+      </w:r>
+      <w:r>
+        <w:rPr>
+          <w:rStyle w:val="VerbatimChar"/>
+        </w:rPr>
+        <w:t xml:space="preserve">permissions: contents: read</w:t>
+      </w:r>
+      <w:r>
+        <w:t xml:space="preserve"> </w:t>
+      </w:r>
+      <w:r>
+        <w:t xml:space="preserve">(menor privilégio — exigido pelo CodeQL)</w:t>
+      </w:r>
+    </w:p>
+    <w:p>
+      <w:pPr>
+        <w:pStyle w:val="Compact"/>
+        <w:numPr>
+          <w:ilvl w:val="0"/>
+          <w:numId w:val="1016"/>
+        </w:numPr>
+      </w:pPr>
+      <w:r>
+        <w:rPr>
+          <w:rStyle w:val="VerbatimChar"/>
+        </w:rPr>
+        <w:t xml:space="preserve">docker-build.yml</w:t>
+      </w:r>
+      <w:r>
+        <w:t xml:space="preserve"> </w:t>
+      </w:r>
+      <w:r>
+        <w:t xml:space="preserve">roda build + scan em push/PR; publish/deploy só manual</w:t>
+      </w:r>
+    </w:p>
+    <w:p>
+      <w:pPr>
+        <w:pStyle w:val="Compact"/>
+        <w:numPr>
+          <w:ilvl w:val="0"/>
+          <w:numId w:val="1017"/>
+        </w:numPr>
+      </w:pPr>
+      <w:r>
+        <w:t xml:space="preserve">Job de scan (Trivy) roda antes de qualquer publish/deploy no</w:t>
+      </w:r>
+      <w:r>
+        <w:t xml:space="preserve"> </w:t>
+      </w:r>
+      <w:r>
+        <w:rPr>
+          <w:rStyle w:val="VerbatimChar"/>
+        </w:rPr>
+        <w:t xml:space="preserve">docker-build.yml</w:t>
+      </w:r>
+    </w:p>
+    <w:p>
+      <w:pPr>
+        <w:pStyle w:val="Compact"/>
+        <w:numPr>
+          <w:ilvl w:val="0"/>
+          <w:numId w:val="1018"/>
+        </w:numPr>
+      </w:pPr>
+      <w:r>
+        <w:t xml:space="preserve">Ambiente</w:t>
+      </w:r>
+      <w:r>
+        <w:t xml:space="preserve"> </w:t>
+      </w:r>
+      <w:r>
+        <w:rPr>
+          <w:rStyle w:val="VerbatimChar"/>
+        </w:rPr>
+        <w:t xml:space="preserve">production</w:t>
+      </w:r>
+      <w:r>
+        <w:t xml:space="preserve"> </w:t>
+      </w:r>
+      <w:r>
+        <w:t xml:space="preserve">criado com "Required reviewers" configurado</w:t>
+      </w:r>
+    </w:p>
+    <w:p>
+      <w:pPr>
+        <w:pStyle w:val="Compact"/>
+        <w:numPr>
+          <w:ilvl w:val="0"/>
+          <w:numId w:val="1019"/>
+        </w:numPr>
+      </w:pPr>
+      <w:r>
+        <w:t xml:space="preserve">Skill, agente e hook de CI/CD presentes em</w:t>
+      </w:r>
+      <w:r>
+        <w:t xml:space="preserve"> </w:t>
+      </w:r>
+      <w:r>
+        <w:rPr>
+          <w:rStyle w:val="VerbatimChar"/>
+        </w:rPr>
+        <w:t xml:space="preserve">.claude/</w:t>
+      </w:r>
+    </w:p>
+    <w:p>
+      <w:pPr>
+        <w:pStyle w:val="Compact"/>
+        <w:numPr>
+          <w:ilvl w:val="0"/>
+          <w:numId w:val="1020"/>
+        </w:numPr>
+      </w:pPr>
+      <w:r>
+        <w:t xml:space="preserve">CODEOWNERS presente e "Require review from Code Owners" habilitado</w:t>
+      </w:r>
+    </w:p>
+    <w:p>
+      <w:pPr>
+        <w:pStyle w:val="Compact"/>
+        <w:numPr>
+          <w:ilvl w:val="0"/>
+          <w:numId w:val="1021"/>
+        </w:numPr>
+      </w:pPr>
+      <w:r>
+        <w:t xml:space="preserve">Templates de Issue e Pull Request aparecem ao criar um novo</w:t>
+      </w:r>
+    </w:p>
+    <w:p>
+      <w:pPr>
+        <w:pStyle w:val="Compact"/>
+        <w:numPr>
+          <w:ilvl w:val="0"/>
+          <w:numId w:val="1022"/>
+        </w:numPr>
+      </w:pPr>
+      <w:r>
+        <w:t xml:space="preserve">Board Kanban criado e ligado às Issues (</w:t>
+      </w:r>
+      <w:r>
+        <w:rPr>
+          <w:rStyle w:val="VerbatimChar"/>
+        </w:rPr>
+        <w:t xml:space="preserve">docs/BACKLOG_KANBAN.md</w:t>
+      </w:r>
+      <w:r>
+        <w:t xml:space="preserve">)</w:t>
+      </w:r>
+    </w:p>
+    <w:p>
+      <w:pPr>
+        <w:pStyle w:val="Compact"/>
+        <w:numPr>
+          <w:ilvl w:val="0"/>
+          <w:numId w:val="1023"/>
+        </w:numPr>
+      </w:pPr>
+      <w:r>
+        <w:rPr>
+          <w:rStyle w:val="VerbatimChar"/>
+        </w:rPr>
+        <w:t xml:space="preserve">CLAUDE.md</w:t>
+      </w:r>
+      <w:r>
+        <w:t xml:space="preserve"> </w:t>
+      </w:r>
+      <w:r>
+        <w:t xml:space="preserve">atualizado citando os novos artefatos</w:t>
+      </w:r>
+    </w:p>
+    <w:p>
+      <w:r>
+        <w:pict>
+          <v:rect style="width:0;height:1.5pt" o:hralign="center" o:hrstd="t" o:hr="t"/>
+        </w:pict>
+      </w:r>
+    </w:p>
+    <w:bookmarkEnd w:id="31"/>
+    <w:bookmarkStart w:id="32" w:name="Xf4af6131d73dfd68db3b78241533fe91bb137ec"/>
+    <w:p>
+      <w:pPr>
+        <w:pStyle w:val="Heading2"/>
+      </w:pPr>
+      <w:r>
+        <w:t xml:space="preserve">Próximos passos de aprendizado (fora do escopo deste laboratório)</w:t>
+      </w:r>
+    </w:p>
+    <w:p>
+      <w:pPr>
+        <w:pStyle w:val="Compact"/>
+        <w:numPr>
+          <w:ilvl w:val="0"/>
+          <w:numId w:val="1024"/>
+        </w:numPr>
+      </w:pPr>
+      <w:r>
+        <w:t xml:space="preserve">Kubernetes + GitOps (ArgoCD) para orquestração em produção real.</w:t>
+      </w:r>
+    </w:p>
+    <w:p>
+      <w:pPr>
+        <w:pStyle w:val="Compact"/>
+        <w:numPr>
+          <w:ilvl w:val="0"/>
+          <w:numId w:val="1024"/>
+        </w:numPr>
+      </w:pPr>
+      <w:r>
+        <w:t xml:space="preserve">Observabilidade completa (Prometheus + Grafana + OpenTelemetry).</w:t>
+      </w:r>
+    </w:p>
+    <w:p>
+      <w:pPr>
+        <w:pStyle w:val="Compact"/>
+        <w:numPr>
+          <w:ilvl w:val="0"/>
+          <w:numId w:val="1024"/>
+        </w:numPr>
       </w:pPr>
       <w:r>
         <w:t xml:space="preserve">Infra as Code (Terraform) para provisionar o banco/ambiente em vez de assumir</w:t>
@@ -4411,7 +5173,13 @@
         <w:t xml:space="preserve">.</w:t>
       </w:r>
     </w:p>
-    <w:sectPr/>
+    <w:bookmarkEnd w:id="32"/>
+    <w:bookmarkEnd w:id="33"/>
+    <w:sectPr>
+      <w:footnotePr>
+        <w:numRestart w:val="eachSect"/>
+      </w:footnotePr>
+    </w:sectPr>
   </w:body>
 </w:document>
 </file>
@@ -4442,17 +5210,14 @@
 <file path=word/numbering.xml><?xml version="1.0" encoding="utf-8"?>
 <w:numbering xmlns:w="http://schemas.openxmlformats.org/wordprocessingml/2006/main">
   <w:abstractNum w:abstractNumId="990">
-    <w:nsid w:val="2c1ae401"/>
+    <w:nsid w:val="0000A990"/>
     <w:multiLevelType w:val="multilevel"/>
     <w:lvl w:ilvl="0">
       <w:numFmt w:val="bullet"/>
       <w:lvlText w:val=" "/>
       <w:lvlJc w:val="left"/>
       <w:pPr>
-        <w:tabs>
-          <w:tab w:val="num" w:pos="0"/>
-        </w:tabs>
-        <w:ind w:left="480" w:hanging="480"/>
+        <w:ind w:left="720" w:hanging="360"/>
       </w:pPr>
     </w:lvl>
     <w:lvl w:ilvl="1">
@@ -4460,10 +5225,7 @@
       <w:lvlText w:val=" "/>
       <w:lvlJc w:val="left"/>
       <w:pPr>
-        <w:tabs>
-          <w:tab w:val="num" w:pos="720"/>
-        </w:tabs>
-        <w:ind w:left="1200" w:hanging="480"/>
+        <w:ind w:left="1440" w:hanging="360"/>
       </w:pPr>
     </w:lvl>
     <w:lvl w:ilvl="2">
@@ -4471,10 +5233,7 @@
       <w:lvlText w:val=" "/>
       <w:lvlJc w:val="left"/>
       <w:pPr>
-        <w:tabs>
-          <w:tab w:val="num" w:pos="1440"/>
-        </w:tabs>
-        <w:ind w:left="1920" w:hanging="480"/>
+        <w:ind w:left="2160" w:hanging="360"/>
       </w:pPr>
     </w:lvl>
     <w:lvl w:ilvl="3">
@@ -4482,10 +5241,7 @@
       <w:lvlText w:val=" "/>
       <w:lvlJc w:val="left"/>
       <w:pPr>
-        <w:tabs>
-          <w:tab w:val="num" w:pos="2160"/>
-        </w:tabs>
-        <w:ind w:left="2640" w:hanging="480"/>
+        <w:ind w:left="2880" w:hanging="360"/>
       </w:pPr>
     </w:lvl>
     <w:lvl w:ilvl="4">
@@ -4493,10 +5249,7 @@
       <w:lvlText w:val=" "/>
       <w:lvlJc w:val="left"/>
       <w:pPr>
-        <w:tabs>
-          <w:tab w:val="num" w:pos="2880"/>
-        </w:tabs>
-        <w:ind w:left="3360" w:hanging="480"/>
+        <w:ind w:left="3600" w:hanging="360"/>
       </w:pPr>
     </w:lvl>
     <w:lvl w:ilvl="5">
@@ -4504,10 +5257,7 @@
       <w:lvlText w:val=" "/>
       <w:lvlJc w:val="left"/>
       <w:pPr>
-        <w:tabs>
-          <w:tab w:val="num" w:pos="3600"/>
-        </w:tabs>
-        <w:ind w:left="4080" w:hanging="480"/>
+        <w:ind w:left="4320" w:hanging="360"/>
       </w:pPr>
     </w:lvl>
     <w:lvl w:ilvl="6">
@@ -4515,10 +5265,7 @@
       <w:lvlText w:val=" "/>
       <w:lvlJc w:val="left"/>
       <w:pPr>
-        <w:tabs>
-          <w:tab w:val="num" w:pos="4320"/>
-        </w:tabs>
-        <w:ind w:left="4800" w:hanging="480"/>
+        <w:ind w:left="5040" w:hanging="360"/>
       </w:pPr>
     </w:lvl>
     <w:lvl w:ilvl="7">
@@ -4526,10 +5273,7 @@
       <w:lvlText w:val=" "/>
       <w:lvlJc w:val="left"/>
       <w:pPr>
-        <w:tabs>
-          <w:tab w:val="num" w:pos="5040"/>
-        </w:tabs>
-        <w:ind w:left="5520" w:hanging="480"/>
+        <w:ind w:left="5760" w:hanging="360"/>
       </w:pPr>
     </w:lvl>
     <w:lvl w:ilvl="8">
@@ -4537,118 +5281,115 @@
       <w:lvlText w:val=" "/>
       <w:lvlJc w:val="left"/>
       <w:pPr>
-        <w:tabs>
-          <w:tab w:val="num" w:pos="5760"/>
-        </w:tabs>
-        <w:ind w:left="6240" w:hanging="480"/>
+        <w:ind w:left="6480" w:hanging="360"/>
       </w:pPr>
     </w:lvl>
   </w:abstractNum>
   <w:abstractNum w:abstractNumId="991">
-    <w:nsid w:val="ea454b4c"/>
+    <w:nsid w:val="0000A991"/>
     <w:multiLevelType w:val="multilevel"/>
     <w:lvl w:ilvl="0">
       <w:numFmt w:val="bullet"/>
-      <w:lvlText w:val="•"/>
+      <w:lvlText w:val=""/>
       <w:lvlJc w:val="left"/>
       <w:pPr>
-        <w:tabs>
-          <w:tab w:val="num" w:pos="0"/>
-        </w:tabs>
-        <w:ind w:left="480" w:hanging="480"/>
-      </w:pPr>
+        <w:ind w:left="720" w:hanging="360"/>
+      </w:pPr>
+      <w:rPr>
+        <w:rFonts w:ascii="Symbol" w:hAnsi="Symbol" w:cs="Symbol" w:hint="default"/>
+      </w:rPr>
     </w:lvl>
     <w:lvl w:ilvl="1">
       <w:numFmt w:val="bullet"/>
-      <w:lvlText w:val="–"/>
+      <w:lvlText w:val="o"/>
       <w:lvlJc w:val="left"/>
       <w:pPr>
-        <w:tabs>
-          <w:tab w:val="num" w:pos="720"/>
-        </w:tabs>
-        <w:ind w:left="1200" w:hanging="480"/>
-      </w:pPr>
+        <w:ind w:left="1440" w:hanging="360"/>
+      </w:pPr>
+      <w:rPr>
+        <w:rFonts w:ascii="Courier New" w:hAnsi="Courier New" w:cs="Courier New" w:hint="default"/>
+      </w:rPr>
     </w:lvl>
     <w:lvl w:ilvl="2">
       <w:numFmt w:val="bullet"/>
-      <w:lvlText w:val="•"/>
+      <w:lvlText w:val=""/>
       <w:lvlJc w:val="left"/>
       <w:pPr>
-        <w:tabs>
-          <w:tab w:val="num" w:pos="1440"/>
-        </w:tabs>
-        <w:ind w:left="1920" w:hanging="480"/>
-      </w:pPr>
+        <w:ind w:left="2160" w:hanging="360"/>
+      </w:pPr>
+      <w:rPr>
+        <w:rFonts w:ascii="Wingdings" w:hAnsi="Wingdings" w:cs="Wingdings" w:hint="default"/>
+      </w:rPr>
     </w:lvl>
     <w:lvl w:ilvl="3">
       <w:numFmt w:val="bullet"/>
-      <w:lvlText w:val="–"/>
+      <w:lvlText w:val=""/>
       <w:lvlJc w:val="left"/>
       <w:pPr>
-        <w:tabs>
-          <w:tab w:val="num" w:pos="2160"/>
-        </w:tabs>
-        <w:ind w:left="2640" w:hanging="480"/>
-      </w:pPr>
+        <w:ind w:left="2880" w:hanging="360"/>
+      </w:pPr>
+      <w:rPr>
+        <w:rFonts w:ascii="Symbol" w:hAnsi="Symbol" w:cs="Symbol" w:hint="default"/>
+      </w:rPr>
     </w:lvl>
     <w:lvl w:ilvl="4">
       <w:numFmt w:val="bullet"/>
-      <w:lvlText w:val="•"/>
+      <w:lvlText w:val="o"/>
       <w:lvlJc w:val="left"/>
       <w:pPr>
-        <w:tabs>
-          <w:tab w:val="num" w:pos="2880"/>
-        </w:tabs>
-        <w:ind w:left="3360" w:hanging="480"/>
-      </w:pPr>
+        <w:ind w:left="3600" w:hanging="360"/>
+      </w:pPr>
+      <w:rPr>
+        <w:rFonts w:ascii="Courier New" w:hAnsi="Courier New" w:cs="Courier New" w:hint="default"/>
+      </w:rPr>
     </w:lvl>
     <w:lvl w:ilvl="5">
       <w:numFmt w:val="bullet"/>
-      <w:lvlText w:val="–"/>
+      <w:lvlText w:val=""/>
       <w:lvlJc w:val="left"/>
       <w:pPr>
-        <w:tabs>
-          <w:tab w:val="num" w:pos="3600"/>
-        </w:tabs>
-        <w:ind w:left="4080" w:hanging="480"/>
-      </w:pPr>
+        <w:ind w:left="4320" w:hanging="360"/>
+      </w:pPr>
+      <w:rPr>
+        <w:rFonts w:ascii="Wingdings" w:hAnsi="Wingdings" w:cs="Wingdings" w:hint="default"/>
+      </w:rPr>
     </w:lvl>
     <w:lvl w:ilvl="6">
       <w:numFmt w:val="bullet"/>
-      <w:lvlText w:val="•"/>
+      <w:lvlText w:val=""/>
       <w:lvlJc w:val="left"/>
       <w:pPr>
-        <w:tabs>
-          <w:tab w:val="num" w:pos="4320"/>
-        </w:tabs>
-        <w:ind w:left="4800" w:hanging="480"/>
-      </w:pPr>
+        <w:ind w:left="5040" w:hanging="360"/>
+      </w:pPr>
+      <w:rPr>
+        <w:rFonts w:ascii="Symbol" w:hAnsi="Symbol" w:cs="Symbol" w:hint="default"/>
+      </w:rPr>
     </w:lvl>
     <w:lvl w:ilvl="7">
       <w:numFmt w:val="bullet"/>
-      <w:lvlText w:val="–"/>
+      <w:lvlText w:val="o"/>
       <w:lvlJc w:val="left"/>
       <w:pPr>
-        <w:tabs>
-          <w:tab w:val="num" w:pos="5040"/>
-        </w:tabs>
-        <w:ind w:left="5520" w:hanging="480"/>
-      </w:pPr>
+        <w:ind w:left="5760" w:hanging="360"/>
+      </w:pPr>
+      <w:rPr>
+        <w:rFonts w:ascii="Courier New" w:hAnsi="Courier New" w:cs="Courier New" w:hint="default"/>
+      </w:rPr>
     </w:lvl>
     <w:lvl w:ilvl="8">
       <w:numFmt w:val="bullet"/>
-      <w:lvlText w:val="•"/>
+      <w:lvlText w:val=""/>
       <w:lvlJc w:val="left"/>
       <w:pPr>
-        <w:tabs>
-          <w:tab w:val="num" w:pos="5760"/>
-        </w:tabs>
-        <w:ind w:left="6240" w:hanging="480"/>
-      </w:pPr>
+        <w:ind w:left="6480" w:hanging="360"/>
+      </w:pPr>
+      <w:rPr>
+        <w:rFonts w:ascii="Wingdings" w:hAnsi="Wingdings" w:cs="Wingdings" w:hint="default"/>
+      </w:rPr>
     </w:lvl>
   </w:abstractNum>
   <w:abstractNum w:abstractNumId="99411">
-    <w:nsid w:val="71315dca"/>
+    <w:nsid w:val="00A99411"/>
     <w:multiLevelType w:val="multilevel"/>
     <w:lvl w:ilvl="0">
       <w:start w:val="1"/>
@@ -4656,10 +5397,7 @@
       <w:lvlText w:val="%1."/>
       <w:lvlJc w:val="left"/>
       <w:pPr>
-        <w:tabs>
-          <w:tab w:val="num" w:pos="0"/>
-        </w:tabs>
-        <w:ind w:left="480" w:hanging="480"/>
+        <w:ind w:left="720" w:hanging="360"/>
       </w:pPr>
     </w:lvl>
     <w:lvl w:ilvl="1">
@@ -4668,10 +5406,7 @@
       <w:lvlText w:val="%2."/>
       <w:lvlJc w:val="left"/>
       <w:pPr>
-        <w:tabs>
-          <w:tab w:val="num" w:pos="720"/>
-        </w:tabs>
-        <w:ind w:left="1200" w:hanging="480"/>
+        <w:ind w:left="1440" w:hanging="360"/>
       </w:pPr>
     </w:lvl>
     <w:lvl w:ilvl="2">
@@ -4680,10 +5415,7 @@
       <w:lvlText w:val="%3."/>
       <w:lvlJc w:val="left"/>
       <w:pPr>
-        <w:tabs>
-          <w:tab w:val="num" w:pos="1440"/>
-        </w:tabs>
-        <w:ind w:left="1920" w:hanging="480"/>
+        <w:ind w:left="2160" w:hanging="360"/>
       </w:pPr>
     </w:lvl>
     <w:lvl w:ilvl="3">
@@ -4692,10 +5424,7 @@
       <w:lvlText w:val="%4."/>
       <w:lvlJc w:val="left"/>
       <w:pPr>
-        <w:tabs>
-          <w:tab w:val="num" w:pos="2160"/>
-        </w:tabs>
-        <w:ind w:left="2640" w:hanging="480"/>
+        <w:ind w:left="2880" w:hanging="360"/>
       </w:pPr>
     </w:lvl>
     <w:lvl w:ilvl="4">
@@ -4704,10 +5433,7 @@
       <w:lvlText w:val="%5."/>
       <w:lvlJc w:val="left"/>
       <w:pPr>
-        <w:tabs>
-          <w:tab w:val="num" w:pos="2880"/>
-        </w:tabs>
-        <w:ind w:left="3360" w:hanging="480"/>
+        <w:ind w:left="3600" w:hanging="360"/>
       </w:pPr>
     </w:lvl>
     <w:lvl w:ilvl="5">
@@ -4716,10 +5442,7 @@
       <w:lvlText w:val="%6."/>
       <w:lvlJc w:val="left"/>
       <w:pPr>
-        <w:tabs>
-          <w:tab w:val="num" w:pos="3600"/>
-        </w:tabs>
-        <w:ind w:left="4080" w:hanging="480"/>
+        <w:ind w:left="4320" w:hanging="360"/>
       </w:pPr>
     </w:lvl>
     <w:lvl w:ilvl="6">
@@ -4728,10 +5451,7 @@
       <w:lvlText w:val="%7."/>
       <w:lvlJc w:val="left"/>
       <w:pPr>
-        <w:tabs>
-          <w:tab w:val="num" w:pos="4320"/>
-        </w:tabs>
-        <w:ind w:left="4800" w:hanging="480"/>
+        <w:ind w:left="5040" w:hanging="360"/>
       </w:pPr>
     </w:lvl>
     <w:lvl w:ilvl="7">
@@ -4740,10 +5460,7 @@
       <w:lvlText w:val="%8."/>
       <w:lvlJc w:val="left"/>
       <w:pPr>
-        <w:tabs>
-          <w:tab w:val="num" w:pos="5040"/>
-        </w:tabs>
-        <w:ind w:left="5520" w:hanging="480"/>
+        <w:ind w:left="5760" w:hanging="360"/>
       </w:pPr>
     </w:lvl>
     <w:lvl w:ilvl="8">
@@ -4752,10 +5469,83 @@
       <w:lvlText w:val="%9."/>
       <w:lvlJc w:val="left"/>
       <w:pPr>
-        <w:tabs>
-          <w:tab w:val="num" w:pos="5760"/>
-        </w:tabs>
-        <w:ind w:left="6240" w:hanging="480"/>
+        <w:ind w:left="6480" w:hanging="360"/>
+      </w:pPr>
+    </w:lvl>
+  </w:abstractNum>
+  <w:abstractNum w:abstractNumId="993">
+    <w:nsid w:val="0000A993"/>
+    <w:multiLevelType w:val="multilevel"/>
+    <w:lvl w:ilvl="0">
+      <w:numFmt w:val="bullet"/>
+      <w:lvlText w:val="☒"/>
+      <w:lvlJc w:val="left"/>
+      <w:pPr>
+        <w:ind w:left="720" w:hanging="360"/>
+      </w:pPr>
+    </w:lvl>
+    <w:lvl w:ilvl="1">
+      <w:numFmt w:val="bullet"/>
+      <w:lvlText w:val="☒"/>
+      <w:lvlJc w:val="left"/>
+      <w:pPr>
+        <w:ind w:left="1440" w:hanging="360"/>
+      </w:pPr>
+    </w:lvl>
+    <w:lvl w:ilvl="2">
+      <w:numFmt w:val="bullet"/>
+      <w:lvlText w:val="☒"/>
+      <w:lvlJc w:val="left"/>
+      <w:pPr>
+        <w:ind w:left="2160" w:hanging="360"/>
+      </w:pPr>
+    </w:lvl>
+    <w:lvl w:ilvl="3">
+      <w:numFmt w:val="bullet"/>
+      <w:lvlText w:val="☒"/>
+      <w:lvlJc w:val="left"/>
+      <w:pPr>
+        <w:ind w:left="2880" w:hanging="360"/>
+      </w:pPr>
+    </w:lvl>
+    <w:lvl w:ilvl="4">
+      <w:numFmt w:val="bullet"/>
+      <w:lvlText w:val="☒"/>
+      <w:lvlJc w:val="left"/>
+      <w:pPr>
+        <w:ind w:left="3600" w:hanging="360"/>
+      </w:pPr>
+    </w:lvl>
+    <w:lvl w:ilvl="5">
+      <w:numFmt w:val="bullet"/>
+      <w:lvlText w:val="☒"/>
+      <w:lvlJc w:val="left"/>
+      <w:pPr>
+        <w:ind w:left="4320" w:hanging="360"/>
+      </w:pPr>
+    </w:lvl>
+    <w:lvl w:ilvl="6">
+      <w:numFmt w:val="bullet"/>
+      <w:lvlText w:val="☒"/>
+      <w:lvlJc w:val="left"/>
+      <w:pPr>
+        <w:ind w:left="5040" w:hanging="360"/>
+      </w:pPr>
+    </w:lvl>
+    <w:lvl w:ilvl="7">
+      <w:numFmt w:val="bullet"/>
+      <w:lvlText w:val="☒"/>
+      <w:lvlJc w:val="left"/>
+      <w:pPr>
+        <w:ind w:left="5760" w:hanging="360"/>
+      </w:pPr>
+    </w:lvl>
+    <w:lvl w:ilvl="8">
+      <w:numFmt w:val="bullet"/>
+      <w:lvlText w:val="☒"/>
+      <w:lvlJc w:val="left"/>
+      <w:pPr>
+        <w:ind w:left="6480" w:hanging="360"/>
       </w:pPr>
     </w:lvl>
   </w:abstractNum>
@@ -4865,34 +5655,7 @@
     </w:lvlOverride>
   </w:num>
   <w:num w:numId="1008">
-    <w:abstractNumId w:val="99411"/>
-    <w:lvlOverride w:ilvl="0">
-      <w:startOverride w:val="1"/>
-    </w:lvlOverride>
-    <w:lvlOverride w:ilvl="1">
-      <w:startOverride w:val="1"/>
-    </w:lvlOverride>
-    <w:lvlOverride w:ilvl="2">
-      <w:startOverride w:val="1"/>
-    </w:lvlOverride>
-    <w:lvlOverride w:ilvl="3">
-      <w:startOverride w:val="1"/>
-    </w:lvlOverride>
-    <w:lvlOverride w:ilvl="4">
-      <w:startOverride w:val="1"/>
-    </w:lvlOverride>
-    <w:lvlOverride w:ilvl="5">
-      <w:startOverride w:val="1"/>
-    </w:lvlOverride>
-    <w:lvlOverride w:ilvl="6">
-      <w:startOverride w:val="1"/>
-    </w:lvlOverride>
-    <w:lvlOverride w:ilvl="7">
-      <w:startOverride w:val="1"/>
-    </w:lvlOverride>
-    <w:lvlOverride w:ilvl="8">
-      <w:startOverride w:val="1"/>
-    </w:lvlOverride>
+    <w:abstractNumId w:val="991"/>
   </w:num>
   <w:num w:numId="1009">
     <w:abstractNumId w:val="99411"/>
@@ -4925,9 +5688,75 @@
     </w:lvlOverride>
   </w:num>
   <w:num w:numId="1010">
-    <w:abstractNumId w:val="991"/>
+    <w:abstractNumId w:val="99411"/>
+    <w:lvlOverride w:ilvl="0">
+      <w:startOverride w:val="1"/>
+    </w:lvlOverride>
+    <w:lvlOverride w:ilvl="1">
+      <w:startOverride w:val="1"/>
+    </w:lvlOverride>
+    <w:lvlOverride w:ilvl="2">
+      <w:startOverride w:val="1"/>
+    </w:lvlOverride>
+    <w:lvlOverride w:ilvl="3">
+      <w:startOverride w:val="1"/>
+    </w:lvlOverride>
+    <w:lvlOverride w:ilvl="4">
+      <w:startOverride w:val="1"/>
+    </w:lvlOverride>
+    <w:lvlOverride w:ilvl="5">
+      <w:startOverride w:val="1"/>
+    </w:lvlOverride>
+    <w:lvlOverride w:ilvl="6">
+      <w:startOverride w:val="1"/>
+    </w:lvlOverride>
+    <w:lvlOverride w:ilvl="7">
+      <w:startOverride w:val="1"/>
+    </w:lvlOverride>
+    <w:lvlOverride w:ilvl="8">
+      <w:startOverride w:val="1"/>
+    </w:lvlOverride>
   </w:num>
   <w:num w:numId="1011">
+    <w:abstractNumId w:val="993"/>
+  </w:num>
+  <w:num w:numId="1012">
+    <w:abstractNumId w:val="993"/>
+  </w:num>
+  <w:num w:numId="1013">
+    <w:abstractNumId w:val="993"/>
+  </w:num>
+  <w:num w:numId="1014">
+    <w:abstractNumId w:val="993"/>
+  </w:num>
+  <w:num w:numId="1015">
+    <w:abstractNumId w:val="993"/>
+  </w:num>
+  <w:num w:numId="1016">
+    <w:abstractNumId w:val="993"/>
+  </w:num>
+  <w:num w:numId="1017">
+    <w:abstractNumId w:val="993"/>
+  </w:num>
+  <w:num w:numId="1018">
+    <w:abstractNumId w:val="993"/>
+  </w:num>
+  <w:num w:numId="1019">
+    <w:abstractNumId w:val="993"/>
+  </w:num>
+  <w:num w:numId="1020">
+    <w:abstractNumId w:val="993"/>
+  </w:num>
+  <w:num w:numId="1021">
+    <w:abstractNumId w:val="993"/>
+  </w:num>
+  <w:num w:numId="1022">
+    <w:abstractNumId w:val="993"/>
+  </w:num>
+  <w:num w:numId="1023">
+    <w:abstractNumId w:val="993"/>
+  </w:num>
+  <w:num w:numId="1024">
     <w:abstractNumId w:val="991"/>
   </w:num>
 </w:numbering>
@@ -4938,10 +5767,10 @@
   <w:docDefaults>
     <w:rPrDefault>
       <w:rPr>
-        <w:rFonts w:asciiTheme="minorHAnsi" w:eastAsiaTheme="minorHAnsi" w:hAnsiTheme="minorHAnsi" w:cstheme="minorBidi"/>
+        <w:rFonts w:asciiTheme="minorHAnsi" w:cstheme="minorBidi" w:eastAsiaTheme="minorEastAsia" w:hAnsiTheme="minorHAnsi"/>
         <w:sz w:val="24"/>
         <w:szCs w:val="24"/>
-        <w:lang w:val="en-US" w:eastAsia="en-US" w:bidi="ar-SA"/>
+        <w:lang w:bidi="ar-SA" w:eastAsia="zh-CN" w:val="en-US"/>
       </w:rPr>
     </w:rPrDefault>
     <w:pPrDefault>
@@ -4950,91 +5779,145 @@
       </w:pPr>
     </w:pPrDefault>
   </w:docDefaults>
-  <w:latentStyles w:defLockedState="0" w:defUIPriority="0" w:defSemiHidden="0" w:defUnhideWhenUsed="0" w:defQFormat="0" w:count="276"/>
-  <w:style w:type="paragraph" w:default="1" w:styleId="Normal">
+  <w:latentStyles w:count="276" w:defLockedState="0" w:defQFormat="0" w:defSemiHidden="0" w:defUIPriority="0" w:defUnhideWhenUsed="0"/>
+  <w:style w:default="1" w:styleId="Normal" w:type="paragraph">
     <w:name w:val="Normal"/>
     <w:qFormat/>
   </w:style>
-  <w:style w:type="paragraph" w:styleId="BodyText">
+  <w:style w:styleId="BodyText" w:type="paragraph">
     <w:name w:val="Body Text"/>
     <w:basedOn w:val="Normal"/>
     <w:link w:val="BodyTextChar"/>
+    <w:qFormat/>
     <w:pPr>
-      <w:spacing w:before="180" w:after="180"/>
+      <w:spacing w:after="180" w:before="180"/>
     </w:pPr>
-    <w:qFormat/>
-  </w:style>
-  <w:style w:type="paragraph" w:customStyle="1" w:styleId="FirstParagraph">
+  </w:style>
+  <w:style w:customStyle="1" w:styleId="FirstParagraph" w:type="paragraph">
     <w:name w:val="First Paragraph"/>
     <w:basedOn w:val="BodyText"/>
     <w:next w:val="BodyText"/>
     <w:qFormat/>
   </w:style>
-  <w:style w:type="paragraph" w:customStyle="1" w:styleId="Compact">
+  <w:style w:customStyle="1" w:styleId="Compact" w:type="paragraph">
     <w:name w:val="Compact"/>
     <w:basedOn w:val="BodyText"/>
     <w:qFormat/>
     <w:pPr>
-      <w:spacing w:before="36" w:after="36"/>
+      <w:spacing w:after="36" w:before="36"/>
     </w:pPr>
   </w:style>
-  <w:style w:type="paragraph" w:styleId="Title">
+  <w:style w:styleId="Title" w:type="paragraph">
     <w:name w:val="Title"/>
     <w:basedOn w:val="Normal"/>
     <w:next w:val="BodyText"/>
+    <w:link w:val="TitleChar"/>
+    <w:uiPriority w:val="10"/>
     <w:qFormat/>
+    <w:rsid w:val="00A10FD9"/>
     <w:pPr>
-      <w:keepNext/>
-      <w:keepLines/>
-      <w:spacing w:before="480" w:after="240"/>
+      <w:spacing w:after="80" w:line="240" w:lineRule="auto"/>
+      <w:contextualSpacing/>
       <w:jc w:val="center"/>
     </w:pPr>
     <w:rPr>
-      <w:rFonts w:asciiTheme="majorHAnsi" w:eastAsiaTheme="majorEastAsia" w:hAnsiTheme="majorHAnsi" w:cstheme="majorBidi"/>
-      <w:b/>
-      <w:bCs/>
-      <w:color w:val="345A8A" w:themeColor="accent1" w:themeShade="B5"/>
-      <w:sz w:val="36"/>
-      <w:szCs w:val="36"/>
+      <w:rFonts w:asciiTheme="majorHAnsi" w:cstheme="majorBidi" w:eastAsiaTheme="majorEastAsia" w:hAnsiTheme="majorHAnsi"/>
+      <w:sz w:val="56"/>
+      <w:szCs w:val="56"/>
     </w:rPr>
   </w:style>
-  <w:style w:type="paragraph" w:styleId="Subtitle">
+  <w:style w:customStyle="1" w:styleId="TitleChar" w:type="character">
+    <w:name w:val="Title Char"/>
+    <w:basedOn w:val="DefaultParagraphFont"/>
+    <w:link w:val="Title"/>
+    <w:uiPriority w:val="10"/>
+    <w:rsid w:val="00A10FD9"/>
+    <w:rPr>
+      <w:rFonts w:asciiTheme="majorHAnsi" w:cstheme="majorBidi" w:eastAsiaTheme="majorEastAsia" w:hAnsiTheme="majorHAnsi"/>
+      <w:sz w:val="56"/>
+      <w:szCs w:val="56"/>
+    </w:rPr>
+  </w:style>
+  <w:style w:styleId="Subtitle" w:type="paragraph">
     <w:name w:val="Subtitle"/>
+    <w:basedOn w:val="Title"/>
+    <w:next w:val="BodyText"/>
+    <w:link w:val="SubtitleChar"/>
+    <w:uiPriority w:val="11"/>
+    <w:qFormat/>
+    <w:rsid w:val="00A10FD9"/>
+    <w:pPr>
+      <w:numPr>
+        <w:ilvl w:val="1"/>
+      </w:numPr>
+    </w:pPr>
+    <w:rPr>
+      <w:rFonts w:cstheme="majorBidi" w:eastAsiaTheme="majorEastAsia"/>
+      <w:spacing w:val="15"/>
+      <w:sz w:val="28"/>
+      <w:szCs w:val="28"/>
+    </w:rPr>
+  </w:style>
+  <w:style w:customStyle="1" w:styleId="SubtitleChar" w:type="character">
+    <w:name w:val="Subtitle Char"/>
+    <w:basedOn w:val="DefaultParagraphFont"/>
+    <w:link w:val="Subtitle"/>
+    <w:uiPriority w:val="11"/>
+    <w:rsid w:val="00A10FD9"/>
+    <w:rPr>
+      <w:rFonts w:cstheme="majorBidi" w:eastAsiaTheme="majorEastAsia"/>
+      <w:color w:themeColor="text1" w:themeTint="A6" w:val="595959"/>
+      <w:spacing w:val="15"/>
+      <w:sz w:val="28"/>
+      <w:szCs w:val="28"/>
+    </w:rPr>
+  </w:style>
+  <w:style w:customStyle="1" w:styleId="Author" w:type="paragraph">
+    <w:name w:val="Author"/>
     <w:basedOn w:val="Title"/>
     <w:next w:val="BodyText"/>
     <w:qFormat/>
     <w:pPr>
       <w:keepNext/>
       <w:keepLines/>
-      <w:spacing w:before="240" w:after="240"/>
-      <w:jc w:val="center"/>
     </w:pPr>
     <w:rPr>
-      <w:sz w:val="30"/>
-      <w:szCs w:val="30"/>
+      <w:sz w:val="24"/>
+      <w:szCs w:val="24"/>
     </w:rPr>
   </w:style>
-  <w:style w:type="paragraph" w:customStyle="1" w:styleId="Author">
-    <w:name w:val="Author"/>
+  <w:style w:styleId="Date" w:type="paragraph">
+    <w:name w:val="Date"/>
+    <w:basedOn w:val="Title"/>
     <w:next w:val="BodyText"/>
     <w:qFormat/>
     <w:pPr>
       <w:keepNext/>
       <w:keepLines/>
-      <w:jc w:val="center"/>
     </w:pPr>
-  </w:style>
-  <w:style w:type="paragraph" w:styleId="Date">
-    <w:name w:val="Date"/>
-    <w:next w:val="BodyText"/>
+    <w:rPr>
+      <w:sz w:val="24"/>
+      <w:szCs w:val="24"/>
+    </w:rPr>
+  </w:style>
+  <w:style w:customStyle="1" w:styleId="AbstractTitle" w:type="paragraph">
+    <w:name w:val="Abstract Title"/>
+    <w:basedOn w:val="Normal"/>
+    <w:next w:val="Abstract"/>
     <w:qFormat/>
     <w:pPr>
       <w:keepNext/>
       <w:keepLines/>
+      <w:spacing w:after="0" w:before="300"/>
       <w:jc w:val="center"/>
     </w:pPr>
-  </w:style>
-  <w:style w:type="paragraph" w:customStyle="1" w:styleId="Abstract">
+    <w:rPr>
+      <w:b/>
+      <w:sz w:val="20"/>
+      <w:szCs w:val="20"/>
+    </w:rPr>
+  </w:style>
+  <w:style w:customStyle="1" w:styleId="Abstract" w:type="paragraph">
     <w:name w:val="Abstract"/>
     <w:basedOn w:val="Normal"/>
     <w:next w:val="BodyText"/>
@@ -5042,14 +5925,14 @@
     <w:pPr>
       <w:keepNext/>
       <w:keepLines/>
-      <w:spacing w:before="300" w:after="300"/>
+      <w:spacing w:after="300" w:before="100"/>
     </w:pPr>
     <w:rPr>
       <w:sz w:val="20"/>
       <w:szCs w:val="20"/>
     </w:rPr>
   </w:style>
-  <w:style w:type="paragraph" w:styleId="Bibliography">
+  <w:style w:styleId="Bibliography" w:type="paragraph">
     <w:name w:val="Bibliography"/>
     <w:basedOn w:val="Normal"/>
     <w:next w:val="Bibliography"/>
@@ -5057,195 +5940,325 @@
     <w:pPr/>
     <w:rPr/>
   </w:style>
-  <w:style w:type="paragraph" w:styleId="Heading1">
-    <w:name w:val="Heading 1"/>
+  <w:style w:styleId="Heading1" w:type="paragraph">
+    <w:name w:val="heading 1"/>
     <w:basedOn w:val="Normal"/>
     <w:next w:val="BodyText"/>
+    <w:link w:val="Heading1Char"/>
     <w:uiPriority w:val="9"/>
     <w:qFormat/>
+    <w:rsid w:val="00A10FD9"/>
     <w:pPr>
       <w:keepNext/>
       <w:keepLines/>
-      <w:spacing w:before="480" w:after="0"/>
+      <w:spacing w:after="80" w:before="360"/>
       <w:outlineLvl w:val="0"/>
     </w:pPr>
     <w:rPr>
-      <w:rFonts w:asciiTheme="majorHAnsi" w:eastAsiaTheme="majorEastAsia" w:hAnsiTheme="majorHAnsi" w:cstheme="majorBidi"/>
-      <w:b/>
-      <w:bCs/>
-      <w:color w:val="4F81BD" w:themeColor="accent1"/>
+      <w:rFonts w:asciiTheme="majorHAnsi" w:cstheme="majorBidi" w:eastAsiaTheme="majorEastAsia" w:hAnsiTheme="majorHAnsi"/>
+      <w:color w:themeColor="accent1" w:themeShade="BF" w:val="0F4761"/>
+      <w:sz w:val="40"/>
+      <w:szCs w:val="40"/>
+    </w:rPr>
+  </w:style>
+  <w:style w:styleId="Heading2" w:type="paragraph">
+    <w:name w:val="heading 2"/>
+    <w:basedOn w:val="Normal"/>
+    <w:next w:val="BodyText"/>
+    <w:link w:val="Heading2Char"/>
+    <w:uiPriority w:val="9"/>
+    <w:semiHidden/>
+    <w:unhideWhenUsed/>
+    <w:qFormat/>
+    <w:rsid w:val="00A10FD9"/>
+    <w:pPr>
+      <w:keepNext/>
+      <w:keepLines/>
+      <w:spacing w:after="80" w:before="160"/>
+      <w:outlineLvl w:val="1"/>
+    </w:pPr>
+    <w:rPr>
+      <w:rFonts w:asciiTheme="majorHAnsi" w:cstheme="majorBidi" w:eastAsiaTheme="majorEastAsia" w:hAnsiTheme="majorHAnsi"/>
+      <w:color w:themeColor="accent1" w:themeShade="BF" w:val="0F4761"/>
       <w:sz w:val="32"/>
       <w:szCs w:val="32"/>
     </w:rPr>
   </w:style>
-  <w:style w:type="paragraph" w:styleId="Heading2">
-    <w:name w:val="Heading 2"/>
+  <w:style w:styleId="Heading3" w:type="paragraph">
+    <w:name w:val="heading 3"/>
     <w:basedOn w:val="Normal"/>
     <w:next w:val="BodyText"/>
+    <w:link w:val="Heading3Char"/>
     <w:uiPriority w:val="9"/>
+    <w:semiHidden/>
     <w:unhideWhenUsed/>
     <w:qFormat/>
+    <w:rsid w:val="00A10FD9"/>
     <w:pPr>
       <w:keepNext/>
       <w:keepLines/>
-      <w:spacing w:before="200" w:after="0"/>
-      <w:outlineLvl w:val="1"/>
+      <w:spacing w:after="80" w:before="160"/>
+      <w:outlineLvl w:val="2"/>
     </w:pPr>
     <w:rPr>
-      <w:rFonts w:asciiTheme="majorHAnsi" w:eastAsiaTheme="majorEastAsia" w:hAnsiTheme="majorHAnsi" w:cstheme="majorBidi"/>
-      <w:b/>
-      <w:bCs/>
-      <w:color w:val="4F81BD" w:themeColor="accent1"/>
+      <w:rFonts w:cstheme="majorBidi" w:eastAsiaTheme="majorEastAsia"/>
+      <w:color w:themeColor="accent1" w:themeShade="BF" w:val="0F4761"/>
       <w:sz w:val="28"/>
       <w:szCs w:val="28"/>
     </w:rPr>
   </w:style>
-  <w:style w:type="paragraph" w:styleId="Heading3">
-    <w:name w:val="Heading 3"/>
+  <w:style w:styleId="Heading4" w:type="paragraph">
+    <w:name w:val="heading 4"/>
     <w:basedOn w:val="Normal"/>
     <w:next w:val="BodyText"/>
+    <w:link w:val="Heading4Char"/>
     <w:uiPriority w:val="9"/>
+    <w:semiHidden/>
     <w:unhideWhenUsed/>
     <w:qFormat/>
+    <w:rsid w:val="00A10FD9"/>
     <w:pPr>
       <w:keepNext/>
       <w:keepLines/>
-      <w:spacing w:before="200" w:after="0"/>
-      <w:outlineLvl w:val="2"/>
+      <w:spacing w:after="40" w:before="80"/>
+      <w:outlineLvl w:val="3"/>
     </w:pPr>
     <w:rPr>
-      <w:rFonts w:asciiTheme="majorHAnsi" w:eastAsiaTheme="majorEastAsia" w:hAnsiTheme="majorHAnsi" w:cstheme="majorBidi"/>
-      <w:b/>
-      <w:bCs/>
-      <w:color w:val="4F81BD" w:themeColor="accent1"/>
-      <w:sz w:val="24"/>
-      <w:szCs w:val="24"/>
+      <w:rFonts w:cstheme="majorBidi" w:eastAsiaTheme="majorEastAsia"/>
+      <w:i/>
+      <w:iCs/>
+      <w:color w:themeColor="accent1" w:themeShade="BF" w:val="0F4761"/>
     </w:rPr>
   </w:style>
-  <w:style w:type="paragraph" w:styleId="Heading4">
-    <w:name w:val="Heading 4"/>
+  <w:style w:styleId="Heading5" w:type="paragraph">
+    <w:name w:val="heading 5"/>
     <w:basedOn w:val="Normal"/>
     <w:next w:val="BodyText"/>
+    <w:link w:val="Heading5Char"/>
     <w:uiPriority w:val="9"/>
+    <w:semiHidden/>
     <w:unhideWhenUsed/>
     <w:qFormat/>
+    <w:rsid w:val="00A10FD9"/>
     <w:pPr>
       <w:keepNext/>
       <w:keepLines/>
-      <w:spacing w:before="200" w:after="0"/>
-      <w:outlineLvl w:val="3"/>
+      <w:spacing w:after="40" w:before="80"/>
+      <w:outlineLvl w:val="4"/>
     </w:pPr>
     <w:rPr>
-      <w:rFonts w:asciiTheme="majorHAnsi" w:eastAsiaTheme="majorEastAsia" w:hAnsiTheme="majorHAnsi" w:cstheme="majorBidi"/>
-      <w:i/>
-      <w:bCs/>
-      <w:color w:val="4F81BD" w:themeColor="accent1"/>
-      <w:sz w:val="24"/>
-      <w:szCs w:val="24"/>
+      <w:rFonts w:cstheme="majorBidi" w:eastAsiaTheme="majorEastAsia"/>
+      <w:color w:themeColor="accent1" w:themeShade="BF" w:val="0F4761"/>
     </w:rPr>
   </w:style>
-  <w:style w:type="paragraph" w:styleId="Heading5">
-    <w:name w:val="Heading 5"/>
+  <w:style w:styleId="Heading6" w:type="paragraph">
+    <w:name w:val="heading 6"/>
     <w:basedOn w:val="Normal"/>
     <w:next w:val="BodyText"/>
+    <w:link w:val="Heading6Char"/>
     <w:uiPriority w:val="9"/>
+    <w:semiHidden/>
     <w:unhideWhenUsed/>
     <w:qFormat/>
+    <w:rsid w:val="00A10FD9"/>
     <w:pPr>
       <w:keepNext/>
       <w:keepLines/>
-      <w:spacing w:before="200" w:after="0"/>
-      <w:outlineLvl w:val="4"/>
+      <w:spacing w:after="0" w:before="40"/>
+      <w:outlineLvl w:val="5"/>
     </w:pPr>
     <w:rPr>
-      <w:rFonts w:asciiTheme="majorHAnsi" w:eastAsiaTheme="majorEastAsia" w:hAnsiTheme="majorHAnsi" w:cstheme="majorBidi"/>
+      <w:rFonts w:cstheme="majorBidi" w:eastAsiaTheme="majorEastAsia"/>
+      <w:i/>
       <w:iCs/>
-      <w:color w:val="4F81BD" w:themeColor="accent1"/>
-      <w:sz w:val="24"/>
-      <w:szCs w:val="24"/>
+      <w:color w:themeColor="text1" w:themeTint="A6" w:val="595959"/>
     </w:rPr>
   </w:style>
-  <w:style w:type="paragraph" w:styleId="Heading6">
-    <w:name w:val="Heading 6"/>
+  <w:style w:styleId="Heading7" w:type="paragraph">
+    <w:name w:val="heading 7"/>
     <w:basedOn w:val="Normal"/>
     <w:next w:val="BodyText"/>
+    <w:link w:val="Heading7Char"/>
     <w:uiPriority w:val="9"/>
+    <w:semiHidden/>
     <w:unhideWhenUsed/>
     <w:qFormat/>
+    <w:rsid w:val="00A10FD9"/>
     <w:pPr>
       <w:keepNext/>
       <w:keepLines/>
-      <w:spacing w:before="200" w:after="0"/>
-      <w:outlineLvl w:val="5"/>
+      <w:spacing w:after="0" w:before="40"/>
+      <w:outlineLvl w:val="6"/>
     </w:pPr>
     <w:rPr>
-      <w:rFonts w:asciiTheme="majorHAnsi" w:eastAsiaTheme="majorEastAsia" w:hAnsiTheme="majorHAnsi" w:cstheme="majorBidi"/>
-      <w:color w:val="4F81BD" w:themeColor="accent1"/>
-      <w:sz w:val="24"/>
-      <w:szCs w:val="24"/>
+      <w:rFonts w:cstheme="majorBidi" w:eastAsiaTheme="majorEastAsia"/>
+      <w:color w:themeColor="text1" w:themeTint="A6" w:val="595959"/>
     </w:rPr>
   </w:style>
-  <w:style w:type="paragraph" w:styleId="Heading7">
-    <w:name w:val="Heading 7"/>
+  <w:style w:styleId="Heading8" w:type="paragraph">
+    <w:name w:val="heading 8"/>
     <w:basedOn w:val="Normal"/>
     <w:next w:val="BodyText"/>
+    <w:link w:val="Heading8Char"/>
     <w:uiPriority w:val="9"/>
+    <w:semiHidden/>
     <w:unhideWhenUsed/>
     <w:qFormat/>
+    <w:rsid w:val="00A10FD9"/>
     <w:pPr>
       <w:keepNext/>
       <w:keepLines/>
-      <w:spacing w:before="200" w:after="0"/>
-      <w:outlineLvl w:val="6"/>
+      <w:spacing w:after="0"/>
+      <w:outlineLvl w:val="7"/>
     </w:pPr>
     <w:rPr>
-      <w:rFonts w:asciiTheme="majorHAnsi" w:eastAsiaTheme="majorEastAsia" w:hAnsiTheme="majorHAnsi" w:cstheme="majorBidi"/>
-      <w:color w:val="4F81BD" w:themeColor="accent1"/>
-      <w:sz w:val="24"/>
-      <w:szCs w:val="24"/>
+      <w:rFonts w:cstheme="majorBidi" w:eastAsiaTheme="majorEastAsia"/>
+      <w:i/>
+      <w:iCs/>
+      <w:color w:themeColor="text1" w:themeTint="D8" w:val="272727"/>
     </w:rPr>
   </w:style>
-  <w:style w:type="paragraph" w:styleId="Heading8">
-    <w:name w:val="Heading 8"/>
+  <w:style w:styleId="Heading9" w:type="paragraph">
+    <w:name w:val="heading 9"/>
     <w:basedOn w:val="Normal"/>
     <w:next w:val="BodyText"/>
+    <w:link w:val="Heading9Char"/>
     <w:uiPriority w:val="9"/>
+    <w:semiHidden/>
     <w:unhideWhenUsed/>
     <w:qFormat/>
+    <w:rsid w:val="00A10FD9"/>
     <w:pPr>
       <w:keepNext/>
       <w:keepLines/>
-      <w:spacing w:before="200" w:after="0"/>
-      <w:outlineLvl w:val="7"/>
-    </w:pPr>
-    <w:rPr>
-      <w:rFonts w:asciiTheme="majorHAnsi" w:eastAsiaTheme="majorEastAsia" w:hAnsiTheme="majorHAnsi" w:cstheme="majorBidi"/>
-      <w:color w:val="4F81BD" w:themeColor="accent1"/>
-      <w:sz w:val="24"/>
-      <w:szCs w:val="24"/>
-    </w:rPr>
-  </w:style>
-  <w:style w:type="paragraph" w:styleId="Heading9">
-    <w:name w:val="Heading 9"/>
-    <w:basedOn w:val="Normal"/>
-    <w:next w:val="BodyText"/>
-    <w:uiPriority w:val="9"/>
-    <w:unhideWhenUsed/>
-    <w:qFormat/>
-    <w:pPr>
-      <w:keepNext/>
-      <w:keepLines/>
-      <w:spacing w:before="200" w:after="0"/>
+      <w:spacing w:after="0"/>
       <w:outlineLvl w:val="8"/>
     </w:pPr>
     <w:rPr>
-      <w:rFonts w:asciiTheme="majorHAnsi" w:eastAsiaTheme="majorEastAsia" w:hAnsiTheme="majorHAnsi" w:cstheme="majorBidi"/>
-      <w:color w:val="4F81BD" w:themeColor="accent1"/>
-      <w:sz w:val="24"/>
-      <w:szCs w:val="24"/>
+      <w:rFonts w:cstheme="majorBidi" w:eastAsiaTheme="majorEastAsia"/>
+      <w:color w:themeColor="text1" w:themeTint="D8" w:val="272727"/>
     </w:rPr>
   </w:style>
-  <w:style w:type="paragraph" w:styleId="BlockText">
+  <w:style w:customStyle="1" w:styleId="Heading1Char" w:type="character">
+    <w:name w:val="Heading 1 Char"/>
+    <w:basedOn w:val="DefaultParagraphFont"/>
+    <w:link w:val="Heading1"/>
+    <w:uiPriority w:val="9"/>
+    <w:rsid w:val="00A10FD9"/>
+    <w:rPr>
+      <w:rFonts w:asciiTheme="majorHAnsi" w:cstheme="majorBidi" w:eastAsiaTheme="majorEastAsia" w:hAnsiTheme="majorHAnsi"/>
+      <w:color w:themeColor="accent1" w:themeShade="BF" w:val="0F4761"/>
+      <w:sz w:val="40"/>
+      <w:szCs w:val="40"/>
+    </w:rPr>
+  </w:style>
+  <w:style w:customStyle="1" w:styleId="Heading2Char" w:type="character">
+    <w:name w:val="Heading 2 Char"/>
+    <w:basedOn w:val="DefaultParagraphFont"/>
+    <w:link w:val="Heading2"/>
+    <w:uiPriority w:val="9"/>
+    <w:semiHidden/>
+    <w:rsid w:val="00A10FD9"/>
+    <w:rPr>
+      <w:rFonts w:asciiTheme="majorHAnsi" w:cstheme="majorBidi" w:eastAsiaTheme="majorEastAsia" w:hAnsiTheme="majorHAnsi"/>
+      <w:color w:themeColor="accent1" w:themeShade="BF" w:val="0F4761"/>
+      <w:sz w:val="32"/>
+      <w:szCs w:val="32"/>
+    </w:rPr>
+  </w:style>
+  <w:style w:customStyle="1" w:styleId="Heading3Char" w:type="character">
+    <w:name w:val="Heading 3 Char"/>
+    <w:basedOn w:val="DefaultParagraphFont"/>
+    <w:link w:val="Heading3"/>
+    <w:uiPriority w:val="9"/>
+    <w:semiHidden/>
+    <w:rsid w:val="00A10FD9"/>
+    <w:rPr>
+      <w:rFonts w:cstheme="majorBidi" w:eastAsiaTheme="majorEastAsia"/>
+      <w:color w:themeColor="accent1" w:themeShade="BF" w:val="0F4761"/>
+      <w:sz w:val="28"/>
+      <w:szCs w:val="28"/>
+    </w:rPr>
+  </w:style>
+  <w:style w:customStyle="1" w:styleId="Heading4Char" w:type="character">
+    <w:name w:val="Heading 4 Char"/>
+    <w:basedOn w:val="DefaultParagraphFont"/>
+    <w:link w:val="Heading4"/>
+    <w:uiPriority w:val="9"/>
+    <w:semiHidden/>
+    <w:rsid w:val="00A10FD9"/>
+    <w:rPr>
+      <w:rFonts w:cstheme="majorBidi" w:eastAsiaTheme="majorEastAsia"/>
+      <w:i/>
+      <w:iCs/>
+      <w:color w:themeColor="accent1" w:themeShade="BF" w:val="0F4761"/>
+    </w:rPr>
+  </w:style>
+  <w:style w:customStyle="1" w:styleId="Heading5Char" w:type="character">
+    <w:name w:val="Heading 5 Char"/>
+    <w:basedOn w:val="DefaultParagraphFont"/>
+    <w:link w:val="Heading5"/>
+    <w:uiPriority w:val="9"/>
+    <w:semiHidden/>
+    <w:rsid w:val="00A10FD9"/>
+    <w:rPr>
+      <w:rFonts w:cstheme="majorBidi" w:eastAsiaTheme="majorEastAsia"/>
+      <w:color w:themeColor="accent1" w:themeShade="BF" w:val="0F4761"/>
+    </w:rPr>
+  </w:style>
+  <w:style w:customStyle="1" w:styleId="Heading6Char" w:type="character">
+    <w:name w:val="Heading 6 Char"/>
+    <w:basedOn w:val="DefaultParagraphFont"/>
+    <w:link w:val="Heading6"/>
+    <w:uiPriority w:val="9"/>
+    <w:semiHidden/>
+    <w:rsid w:val="00A10FD9"/>
+    <w:rPr>
+      <w:rFonts w:cstheme="majorBidi" w:eastAsiaTheme="majorEastAsia"/>
+      <w:i/>
+      <w:iCs/>
+      <w:color w:themeColor="text1" w:themeTint="A6" w:val="595959"/>
+    </w:rPr>
+  </w:style>
+  <w:style w:customStyle="1" w:styleId="Heading7Char" w:type="character">
+    <w:name w:val="Heading 7 Char"/>
+    <w:basedOn w:val="DefaultParagraphFont"/>
+    <w:link w:val="Heading7"/>
+    <w:uiPriority w:val="9"/>
+    <w:semiHidden/>
+    <w:rsid w:val="00A10FD9"/>
+    <w:rPr>
+      <w:rFonts w:cstheme="majorBidi" w:eastAsiaTheme="majorEastAsia"/>
+      <w:color w:themeColor="text1" w:themeTint="A6" w:val="595959"/>
+    </w:rPr>
+  </w:style>
+  <w:style w:customStyle="1" w:styleId="Heading8Char" w:type="character">
+    <w:name w:val="Heading 8 Char"/>
+    <w:basedOn w:val="DefaultParagraphFont"/>
+    <w:link w:val="Heading8"/>
+    <w:uiPriority w:val="9"/>
+    <w:semiHidden/>
+    <w:rsid w:val="00A10FD9"/>
+    <w:rPr>
+      <w:rFonts w:cstheme="majorBidi" w:eastAsiaTheme="majorEastAsia"/>
+      <w:i/>
+      <w:iCs/>
+      <w:color w:themeColor="text1" w:themeTint="D8" w:val="272727"/>
+    </w:rPr>
+  </w:style>
+  <w:style w:customStyle="1" w:styleId="Heading9Char" w:type="character">
+    <w:name w:val="Heading 9 Char"/>
+    <w:basedOn w:val="DefaultParagraphFont"/>
+    <w:link w:val="Heading9"/>
+    <w:uiPriority w:val="9"/>
+    <w:semiHidden/>
+    <w:rsid w:val="00A10FD9"/>
+    <w:rPr>
+      <w:rFonts w:cstheme="majorBidi" w:eastAsiaTheme="majorEastAsia"/>
+      <w:color w:themeColor="text1" w:themeTint="D8" w:val="272727"/>
+    </w:rPr>
+  </w:style>
+  <w:style w:styleId="BlockText" w:type="paragraph">
     <w:name w:val="Block Text"/>
     <w:basedOn w:val="BodyText"/>
     <w:next w:val="BodyText"/>
@@ -5253,11 +6266,11 @@
     <w:unhideWhenUsed/>
     <w:qFormat/>
     <w:pPr>
-      <w:spacing w:before="100" w:after="100"/>
+      <w:spacing w:after="100" w:before="100"/>
       <w:ind w:firstLine="0" w:left="480" w:right="480"/>
     </w:pPr>
   </w:style>
-  <w:style w:type="paragraph" w:styleId="FootnoteText">
+  <w:style w:styleId="FootnoteText" w:type="paragraph">
     <w:name w:val="Footnote Text"/>
     <w:basedOn w:val="Normal"/>
     <w:next w:val="FootnoteText"/>
@@ -5265,28 +6278,48 @@
     <w:unhideWhenUsed/>
     <w:qFormat/>
   </w:style>
-  <w:style w:type="character" w:default="1" w:styleId="DefaultParagraphFont">
+  <w:style w:styleId="FootnoteBlockText" w:type="paragraph">
+    <w:name w:val="Footnote Block Text"/>
+    <w:basedOn w:val="FootnoteText"/>
+    <w:next w:val="FootnoteText"/>
+    <w:uiPriority w:val="9"/>
+    <w:unhideWhenUsed/>
+    <w:qFormat/>
+    <w:pPr>
+      <w:spacing w:after="100" w:before="100"/>
+      <w:ind w:firstLine="0" w:left="480" w:right="480"/>
+    </w:pPr>
+  </w:style>
+  <w:style w:default="1" w:styleId="DefaultParagraphFont" w:type="character">
     <w:name w:val="Default Paragraph Font"/>
     <w:semiHidden/>
     <w:unhideWhenUsed/>
   </w:style>
-  <w:style w:type="table" w:default="1" w:styleId="Table">
+  <w:style w:default="1" w:styleId="Table" w:type="table">
     <w:name w:val="Table"/>
     <w:basedOn w:val="TableNormal"/>
     <w:semiHidden/>
     <w:unhideWhenUsed/>
     <w:qFormat/>
     <w:tblPr>
-      <w:tblInd w:w="0" w:type="dxa"/>
+      <w:tblInd w:type="dxa" w:w="0"/>
       <w:tblCellMar>
-        <w:top w:w="0" w:type="dxa"/>
-        <w:left w:w="108" w:type="dxa"/>
-        <w:bottom w:w="0" w:type="dxa"/>
-        <w:right w:w="108" w:type="dxa"/>
+        <w:top w:type="dxa" w:w="0"/>
+        <w:left w:type="dxa" w:w="108"/>
+        <w:bottom w:type="dxa" w:w="0"/>
+        <w:right w:type="dxa" w:w="108"/>
       </w:tblCellMar>
     </w:tblPr>
-  </w:style>
-  <w:style w:type="paragraph" w:customStyle="1" w:styleId="DefinitionTerm">
+    <w:tblStylePr w:type="firstRow">
+      <w:tcPr>
+        <w:tcBorders>
+          <w:bottom w:val="single"/>
+        </w:tcBorders>
+        <w:vAlign w:val="bottom"/>
+      </w:tcPr>
+    </w:tblStylePr>
+  </w:style>
+  <w:style w:customStyle="1" w:styleId="DefinitionTerm" w:type="paragraph">
     <w:name w:val="Definition Term"/>
     <w:basedOn w:val="Normal"/>
     <w:next w:val="Definition"/>
@@ -5299,49 +6332,49 @@
       <w:b/>
     </w:rPr>
   </w:style>
-  <w:style w:type="paragraph" w:customStyle="1" w:styleId="Definition">
+  <w:style w:customStyle="1" w:styleId="Definition" w:type="paragraph">
     <w:name w:val="Definition"/>
     <w:basedOn w:val="Normal"/>
   </w:style>
-  <w:style w:type="paragraph" w:styleId="Caption">
+  <w:style w:styleId="Caption" w:type="paragraph">
     <w:name w:val="Caption"/>
     <w:basedOn w:val="Normal"/>
     <w:link w:val="BodyTextChar"/>
     <w:pPr>
-      <w:spacing w:before="0" w:after="120"/>
+      <w:spacing w:after="120" w:before="0"/>
     </w:pPr>
     <w:rPr>
       <w:i/>
     </w:rPr>
   </w:style>
-  <w:style w:type="paragraph" w:customStyle="1" w:styleId="TableCaption">
+  <w:style w:customStyle="1" w:styleId="TableCaption" w:type="paragraph">
     <w:name w:val="Table Caption"/>
     <w:basedOn w:val="Caption"/>
     <w:pPr>
       <w:keepNext/>
     </w:pPr>
   </w:style>
-  <w:style w:type="paragraph" w:customStyle="1" w:styleId="ImageCaption">
+  <w:style w:customStyle="1" w:styleId="ImageCaption" w:type="paragraph">
     <w:name w:val="Image Caption"/>
     <w:basedOn w:val="Caption"/>
   </w:style>
-  <w:style w:type="paragraph" w:customStyle="1" w:styleId="Figure">
+  <w:style w:customStyle="1" w:styleId="Figure" w:type="paragraph">
     <w:name w:val="Figure"/>
     <w:basedOn w:val="Normal"/>
   </w:style>
-  <w:style w:type="paragraph" w:customStyle="1" w:styleId="CaptionedFigure">
+  <w:style w:customStyle="1" w:styleId="CaptionedFigure" w:type="paragraph">
     <w:name w:val="Captioned Figure"/>
     <w:basedOn w:val="Figure"/>
     <w:pPr>
       <w:keepNext/>
     </w:pPr>
   </w:style>
-  <w:style w:type="character" w:customStyle="1" w:styleId="BodyTextChar">
+  <w:style w:customStyle="1" w:styleId="BodyTextChar" w:type="character">
     <w:name w:val="Body Text Char"/>
     <w:basedOn w:val="DefaultParagraphFont"/>
     <w:link w:val="BodyText"/>
   </w:style>
-  <w:style w:type="character" w:customStyle="1" w:styleId="VerbatimChar">
+  <w:style w:customStyle="1" w:styleId="VerbatimChar" w:type="character">
     <w:name w:val="Verbatim Char"/>
     <w:basedOn w:val="BodyTextChar"/>
     <w:rPr>
@@ -5349,21 +6382,25 @@
       <w:sz w:val="22"/>
     </w:rPr>
   </w:style>
-  <w:style w:type="character" w:styleId="FootnoteReference">
+  <w:style w:customStyle="1" w:styleId="SectionNumber" w:type="character">
+    <w:name w:val="Section Number"/>
+    <w:basedOn w:val="BodyTextChar"/>
+  </w:style>
+  <w:style w:styleId="FootnoteReference" w:type="character">
     <w:name w:val="Footnote Reference"/>
     <w:basedOn w:val="BodyTextChar"/>
     <w:rPr>
       <w:vertAlign w:val="superscript"/>
     </w:rPr>
   </w:style>
-  <w:style w:type="character" w:styleId="Hyperlink">
+  <w:style w:styleId="Hyperlink" w:type="character">
     <w:name w:val="Hyperlink"/>
     <w:basedOn w:val="BodyTextChar"/>
     <w:rPr>
-      <w:color w:val="4F81BD" w:themeColor="accent1"/>
+      <w:color w:themeColor="accent1" w:val="4F81BD"/>
     </w:rPr>
   </w:style>
-  <w:style w:type="paragraph" w:styleId="TOCHeading">
+  <w:style w:styleId="TOCHeading" w:type="paragraph">
     <w:name w:val="TOC Heading"/>
     <w:basedOn w:val="Heading1"/>
     <w:next w:val="BodyText"/>
@@ -5375,10 +6412,10 @@
       <w:outlineLvl w:val="9"/>
     </w:pPr>
     <w:rPr>
-      <w:rFonts w:asciiTheme="majorHAnsi" w:eastAsiaTheme="majorEastAsia" w:hAnsiTheme="majorHAnsi" w:cstheme="majorBidi"/>
+      <w:rFonts w:asciiTheme="majorHAnsi" w:cstheme="majorBidi" w:eastAsiaTheme="majorEastAsia" w:hAnsiTheme="majorHAnsi"/>
       <w:b w:val="0"/>
       <w:bCs w:val="0"/>
-      <w:color w:val="365F91" w:themeColor="accent1" w:themeShade="BF"/>
+      <w:color w:themeColor="accent1" w:themeShade="BF" w:val="365F91"/>
     </w:rPr>
   </w:style>
   <w:style w:type="paragraph" w:customStyle="1" w:styleId="SourceCode">
@@ -5393,8 +6430,8 @@
     <w:name w:val="KeywordTok"/>
     <w:basedOn w:val="VerbatimChar"/>
     <w:rPr>
+      <w:b/>
       <w:color w:val="007020"/>
-      <w:b/>
     </w:rPr>
   </w:style>
   <w:style w:type="character" w:customStyle="1" w:styleId="DataTypeTok">
@@ -5470,40 +6507,43 @@
   <w:style w:type="character" w:customStyle="1" w:styleId="ImportTok">
     <w:name w:val="ImportTok"/>
     <w:basedOn w:val="VerbatimChar"/>
-    <w:rPr/>
+    <w:rPr>
+      <w:b/>
+      <w:color w:val="008000"/>
+    </w:rPr>
   </w:style>
   <w:style w:type="character" w:customStyle="1" w:styleId="CommentTok">
     <w:name w:val="CommentTok"/>
     <w:basedOn w:val="VerbatimChar"/>
     <w:rPr>
+      <w:i/>
       <w:color w:val="60a0b0"/>
-      <w:i/>
     </w:rPr>
   </w:style>
   <w:style w:type="character" w:customStyle="1" w:styleId="DocumentationTok">
     <w:name w:val="DocumentationTok"/>
     <w:basedOn w:val="VerbatimChar"/>
     <w:rPr>
+      <w:i/>
       <w:color w:val="ba2121"/>
-      <w:i/>
     </w:rPr>
   </w:style>
   <w:style w:type="character" w:customStyle="1" w:styleId="AnnotationTok">
     <w:name w:val="AnnotationTok"/>
     <w:basedOn w:val="VerbatimChar"/>
     <w:rPr>
-      <w:color w:val="60a0b0"/>
       <w:b/>
       <w:i/>
+      <w:color w:val="60a0b0"/>
     </w:rPr>
   </w:style>
   <w:style w:type="character" w:customStyle="1" w:styleId="CommentVarTok">
     <w:name w:val="CommentVarTok"/>
     <w:basedOn w:val="VerbatimChar"/>
     <w:rPr>
-      <w:color w:val="60a0b0"/>
       <w:b/>
       <w:i/>
+      <w:color w:val="60a0b0"/>
     </w:rPr>
   </w:style>
   <w:style w:type="character" w:customStyle="1" w:styleId="OtherTok">
@@ -5531,8 +6571,8 @@
     <w:name w:val="ControlFlowTok"/>
     <w:basedOn w:val="VerbatimChar"/>
     <w:rPr>
+      <w:b/>
       <w:color w:val="007020"/>
-      <w:b/>
     </w:rPr>
   </w:style>
   <w:style w:type="character" w:customStyle="1" w:styleId="OperatorTok">
@@ -5545,7 +6585,9 @@
   <w:style w:type="character" w:customStyle="1" w:styleId="BuiltInTok">
     <w:name w:val="BuiltInTok"/>
     <w:basedOn w:val="VerbatimChar"/>
-    <w:rPr/>
+    <w:rPr>
+      <w:color w:val="008000"/>
+    </w:rPr>
   </w:style>
   <w:style w:type="character" w:customStyle="1" w:styleId="ExtensionTok">
     <w:name w:val="ExtensionTok"/>
@@ -5575,34 +6617,34 @@
     <w:name w:val="InformationTok"/>
     <w:basedOn w:val="VerbatimChar"/>
     <w:rPr>
-      <w:color w:val="60a0b0"/>
       <w:b/>
       <w:i/>
+      <w:color w:val="60a0b0"/>
     </w:rPr>
   </w:style>
   <w:style w:type="character" w:customStyle="1" w:styleId="WarningTok">
     <w:name w:val="WarningTok"/>
     <w:basedOn w:val="VerbatimChar"/>
     <w:rPr>
-      <w:color w:val="60a0b0"/>
       <w:b/>
       <w:i/>
+      <w:color w:val="60a0b0"/>
     </w:rPr>
   </w:style>
   <w:style w:type="character" w:customStyle="1" w:styleId="AlertTok">
     <w:name w:val="AlertTok"/>
     <w:basedOn w:val="VerbatimChar"/>
     <w:rPr>
+      <w:b/>
       <w:color w:val="ff0000"/>
-      <w:b/>
     </w:rPr>
   </w:style>
   <w:style w:type="character" w:customStyle="1" w:styleId="ErrorTok">
     <w:name w:val="ErrorTok"/>
     <w:basedOn w:val="VerbatimChar"/>
     <w:rPr>
+      <w:b/>
       <w:color w:val="ff0000"/>
-      <w:b/>
     </w:rPr>
   </w:style>
   <w:style w:type="character" w:customStyle="1" w:styleId="NormalTok">
@@ -5624,44 +6666,44 @@
         <a:sysClr val="window" lastClr="FFFFFF"/>
       </a:lt1>
       <a:dk2>
-        <a:srgbClr val="1F497D"/>
+        <a:srgbClr val="0E2841"/>
       </a:dk2>
       <a:lt2>
-        <a:srgbClr val="EEECE1"/>
+        <a:srgbClr val="E8E8E8"/>
       </a:lt2>
       <a:accent1>
-        <a:srgbClr val="4F81BD"/>
+        <a:srgbClr val="156082"/>
       </a:accent1>
       <a:accent2>
-        <a:srgbClr val="C0504D"/>
+        <a:srgbClr val="E97132"/>
       </a:accent2>
       <a:accent3>
-        <a:srgbClr val="9BBB59"/>
+        <a:srgbClr val="196B24"/>
       </a:accent3>
       <a:accent4>
-        <a:srgbClr val="8064A2"/>
+        <a:srgbClr val="0F9ED5"/>
       </a:accent4>
       <a:accent5>
-        <a:srgbClr val="4BACC6"/>
+        <a:srgbClr val="A02B93"/>
       </a:accent5>
       <a:accent6>
-        <a:srgbClr val="F79646"/>
+        <a:srgbClr val="4EA72E"/>
       </a:accent6>
       <a:hlink>
-        <a:srgbClr val="0000FF"/>
+        <a:srgbClr val="467886"/>
       </a:hlink>
       <a:folHlink>
-        <a:srgbClr val="800080"/>
+        <a:srgbClr val="96607D"/>
       </a:folHlink>
     </a:clrScheme>
     <a:fontScheme name="Office">
       <a:majorFont>
-        <a:latin typeface="Calibri"/>
+        <a:latin typeface="Aptos Display" panose="02110004020202020204"/>
         <a:ea typeface=""/>
         <a:cs typeface=""/>
-        <a:font script="Jpan" typeface="ＭＳ ゴシック"/>
+        <a:font script="Jpan" typeface="游ゴシック Light"/>
         <a:font script="Hang" typeface="맑은 고딕"/>
-        <a:font script="Hans" typeface="宋体"/>
+        <a:font script="Hans" typeface="等线 Light"/>
         <a:font script="Hant" typeface="新細明體"/>
         <a:font script="Arab" typeface="Times New Roman"/>
         <a:font script="Hebr" typeface="Times New Roman"/>
@@ -5688,14 +6730,32 @@
         <a:font script="Mong" typeface="Mongolian Baiti"/>
         <a:font script="Viet" typeface="Times New Roman"/>
         <a:font script="Uigh" typeface="Microsoft Uighur"/>
+        <a:font script="Geor" typeface="Sylfaen"/>
+        <a:font script="Armn" typeface="Arial"/>
+        <a:font script="Bugi" typeface="Leelawadee UI"/>
+        <a:font script="Bopo" typeface="Microsoft JhengHei"/>
+        <a:font script="Java" typeface="Javanese Text"/>
+        <a:font script="Lisu" typeface="Segoe UI"/>
+        <a:font script="Mymr" typeface="Myanmar Text"/>
+        <a:font script="Nkoo" typeface="Ebrima"/>
+        <a:font script="Olck" typeface="Nirmala UI"/>
+        <a:font script="Osma" typeface="Ebrima"/>
+        <a:font script="Phag" typeface="Phagspa"/>
+        <a:font script="Syrn" typeface="Estrangelo Edessa"/>
+        <a:font script="Syrj" typeface="Estrangelo Edessa"/>
+        <a:font script="Syre" typeface="Estrangelo Edessa"/>
+        <a:font script="Sora" typeface="Nirmala UI"/>
+        <a:font script="Tale" typeface="Microsoft Tai Le"/>
+        <a:font script="Talu" typeface="Microsoft New Tai Lue"/>
+        <a:font script="Tfng" typeface="Ebrima"/>
       </a:majorFont>
       <a:minorFont>
-        <a:latin typeface="Cambria"/>
+        <a:latin typeface="Aptos" panose="02110004020202020204"/>
         <a:ea typeface=""/>
         <a:cs typeface=""/>
-        <a:font script="Jpan" typeface="ＭＳ 明朝"/>
+        <a:font script="Jpan" typeface="游明朝"/>
         <a:font script="Hang" typeface="맑은 고딕"/>
-        <a:font script="Hans" typeface="宋体"/>
+        <a:font script="Hans" typeface="等线"/>
         <a:font script="Hant" typeface="新細明體"/>
         <a:font script="Arab" typeface="Arial"/>
         <a:font script="Hebr" typeface="Arial"/>
@@ -5722,6 +6782,24 @@
         <a:font script="Mong" typeface="Mongolian Baiti"/>
         <a:font script="Viet" typeface="Arial"/>
         <a:font script="Uigh" typeface="Microsoft Uighur"/>
+        <a:font script="Geor" typeface="Sylfaen"/>
+        <a:font script="Armn" typeface="Arial"/>
+        <a:font script="Bugi" typeface="Leelawadee UI"/>
+        <a:font script="Bopo" typeface="Microsoft JhengHei"/>
+        <a:font script="Java" typeface="Javanese Text"/>
+        <a:font script="Lisu" typeface="Segoe UI"/>
+        <a:font script="Mymr" typeface="Myanmar Text"/>
+        <a:font script="Nkoo" typeface="Ebrima"/>
+        <a:font script="Olck" typeface="Nirmala UI"/>
+        <a:font script="Osma" typeface="Ebrima"/>
+        <a:font script="Phag" typeface="Phagspa"/>
+        <a:font script="Syrn" typeface="Estrangelo Edessa"/>
+        <a:font script="Syrj" typeface="Estrangelo Edessa"/>
+        <a:font script="Syre" typeface="Estrangelo Edessa"/>
+        <a:font script="Sora" typeface="Nirmala UI"/>
+        <a:font script="Tale" typeface="Microsoft Tai Le"/>
+        <a:font script="Talu" typeface="Microsoft New Tai Lue"/>
+        <a:font script="Tfng" typeface="Ebrima"/>
       </a:minorFont>
     </a:fontScheme>
     <a:fmtScheme name="Office">
@@ -5733,200 +6811,141 @@
           <a:gsLst>
             <a:gs pos="0">
               <a:schemeClr val="phClr">
-                <a:tint val="50000"/>
-                <a:satMod val="300000"/>
+                <a:lumMod val="110000"/>
+                <a:satMod val="105000"/>
+                <a:tint val="67000"/>
               </a:schemeClr>
             </a:gs>
-            <a:gs pos="35000">
+            <a:gs pos="50000">
               <a:schemeClr val="phClr">
-                <a:tint val="37000"/>
-                <a:satMod val="300000"/>
+                <a:lumMod val="105000"/>
+                <a:satMod val="103000"/>
+                <a:tint val="73000"/>
               </a:schemeClr>
             </a:gs>
             <a:gs pos="100000">
               <a:schemeClr val="phClr">
-                <a:tint val="15000"/>
-                <a:satMod val="350000"/>
+                <a:lumMod val="105000"/>
+                <a:satMod val="109000"/>
+                <a:tint val="81000"/>
               </a:schemeClr>
             </a:gs>
           </a:gsLst>
-          <a:lin ang="16200000" scaled="1"/>
+          <a:lin ang="5400000" scaled="0"/>
         </a:gradFill>
         <a:gradFill rotWithShape="1">
           <a:gsLst>
             <a:gs pos="0">
               <a:schemeClr val="phClr">
-                <a:tint val="100000"/>
+                <a:satMod val="103000"/>
+                <a:lumMod val="102000"/>
+                <a:tint val="94000"/>
+              </a:schemeClr>
+            </a:gs>
+            <a:gs pos="50000">
+              <a:schemeClr val="phClr">
+                <a:satMod val="110000"/>
+                <a:lumMod val="100000"/>
                 <a:shade val="100000"/>
-                <a:satMod val="130000"/>
               </a:schemeClr>
             </a:gs>
             <a:gs pos="100000">
               <a:schemeClr val="phClr">
-                <a:tint val="50000"/>
-                <a:shade val="100000"/>
-                <a:satMod val="350000"/>
+                <a:lumMod val="99000"/>
+                <a:satMod val="120000"/>
+                <a:shade val="78000"/>
               </a:schemeClr>
             </a:gs>
           </a:gsLst>
-          <a:lin ang="16200000" scaled="0"/>
+          <a:lin ang="5400000" scaled="0"/>
         </a:gradFill>
       </a:fillStyleLst>
       <a:lnStyleLst>
-        <a:ln w="9525" cap="flat" cmpd="sng" algn="ctr">
-          <a:solidFill>
-            <a:schemeClr val="phClr">
-              <a:shade val="95000"/>
-              <a:satMod val="105000"/>
-            </a:schemeClr>
-          </a:solidFill>
-          <a:prstDash val="solid"/>
-        </a:ln>
-        <a:ln w="25400" cap="flat" cmpd="sng" algn="ctr">
+        <a:ln w="6350" cap="flat" cmpd="sng" algn="ctr">
           <a:solidFill>
             <a:schemeClr val="phClr"/>
           </a:solidFill>
           <a:prstDash val="solid"/>
+          <a:miter lim="800000"/>
         </a:ln>
-        <a:ln w="38100" cap="flat" cmpd="sng" algn="ctr">
+        <a:ln w="12700" cap="flat" cmpd="sng" algn="ctr">
           <a:solidFill>
             <a:schemeClr val="phClr"/>
           </a:solidFill>
           <a:prstDash val="solid"/>
+          <a:miter lim="800000"/>
+        </a:ln>
+        <a:ln w="19050" cap="flat" cmpd="sng" algn="ctr">
+          <a:solidFill>
+            <a:schemeClr val="phClr"/>
+          </a:solidFill>
+          <a:prstDash val="solid"/>
+          <a:miter lim="800000"/>
         </a:ln>
       </a:lnStyleLst>
       <a:effectStyleLst>
         <a:effectStyle>
+          <a:effectLst/>
+        </a:effectStyle>
+        <a:effectStyle>
+          <a:effectLst/>
+        </a:effectStyle>
+        <a:effectStyle>
           <a:effectLst>
-            <a:outerShdw blurRad="40000" dist="20000" dir="5400000" rotWithShape="0">
+            <a:outerShdw blurRad="57150" dist="19050" dir="5400000" algn="ctr" rotWithShape="0">
               <a:srgbClr val="000000">
-                <a:alpha val="38000"/>
+                <a:alpha val="63000"/>
               </a:srgbClr>
             </a:outerShdw>
           </a:effectLst>
-        </a:effectStyle>
-        <a:effectStyle>
-          <a:effectLst>
-            <a:outerShdw blurRad="40000" dist="23000" dir="5400000" rotWithShape="0">
-              <a:srgbClr val="000000">
-                <a:alpha val="35000"/>
-              </a:srgbClr>
-            </a:outerShdw>
-          </a:effectLst>
-        </a:effectStyle>
-        <a:effectStyle>
-          <a:effectLst>
-            <a:outerShdw blurRad="40000" dist="23000" dir="5400000" rotWithShape="0">
-              <a:srgbClr val="000000">
-                <a:alpha val="35000"/>
-              </a:srgbClr>
-            </a:outerShdw>
-          </a:effectLst>
-          <a:scene3d>
-            <a:camera prst="orthographicFront">
-              <a:rot lat="0" lon="0" rev="0"/>
-            </a:camera>
-            <a:lightRig rig="threePt" dir="t">
-              <a:rot lat="0" lon="0" rev="1200000"/>
-            </a:lightRig>
-          </a:scene3d>
-          <a:sp3d>
-            <a:bevelT w="63500" h="25400"/>
-          </a:sp3d>
         </a:effectStyle>
       </a:effectStyleLst>
       <a:bgFillStyleLst>
         <a:solidFill>
           <a:schemeClr val="phClr"/>
         </a:solidFill>
+        <a:solidFill>
+          <a:schemeClr val="phClr">
+            <a:tint val="95000"/>
+            <a:satMod val="170000"/>
+          </a:schemeClr>
+        </a:solidFill>
         <a:gradFill rotWithShape="1">
           <a:gsLst>
             <a:gs pos="0">
               <a:schemeClr val="phClr">
-                <a:tint val="40000"/>
-                <a:satMod val="350000"/>
+                <a:tint val="93000"/>
+                <a:satMod val="150000"/>
+                <a:shade val="98000"/>
+                <a:lumMod val="102000"/>
               </a:schemeClr>
             </a:gs>
-            <a:gs pos="40000">
+            <a:gs pos="50000">
               <a:schemeClr val="phClr">
-                <a:tint val="45000"/>
-                <a:shade val="99000"/>
-                <a:satMod val="350000"/>
+                <a:tint val="98000"/>
+                <a:satMod val="130000"/>
+                <a:shade val="90000"/>
+                <a:lumMod val="103000"/>
               </a:schemeClr>
             </a:gs>
             <a:gs pos="100000">
               <a:schemeClr val="phClr">
-                <a:shade val="20000"/>
-                <a:satMod val="255000"/>
+                <a:shade val="63000"/>
+                <a:satMod val="120000"/>
               </a:schemeClr>
             </a:gs>
           </a:gsLst>
-          <a:path path="circle">
-            <a:fillToRect l="50000" t="-80000" r="50000" b="180000"/>
-          </a:path>
-        </a:gradFill>
-        <a:gradFill rotWithShape="1">
-          <a:gsLst>
-            <a:gs pos="0">
-              <a:schemeClr val="phClr">
-                <a:tint val="80000"/>
-                <a:satMod val="300000"/>
-              </a:schemeClr>
-            </a:gs>
-            <a:gs pos="100000">
-              <a:schemeClr val="phClr">
-                <a:shade val="30000"/>
-                <a:satMod val="200000"/>
-              </a:schemeClr>
-            </a:gs>
-          </a:gsLst>
-          <a:path path="circle">
-            <a:fillToRect l="50000" t="50000" r="50000" b="50000"/>
-          </a:path>
+          <a:lin ang="5400000" scaled="0"/>
         </a:gradFill>
       </a:bgFillStyleLst>
     </a:fmtScheme>
   </a:themeElements>
-  <a:objectDefaults>
-    <a:spDef>
-      <a:spPr/>
-      <a:bodyPr/>
-      <a:lstStyle/>
-      <a:style>
-        <a:lnRef idx="1">
-          <a:schemeClr val="accent1"/>
-        </a:lnRef>
-        <a:fillRef idx="3">
-          <a:schemeClr val="accent1"/>
-        </a:fillRef>
-        <a:effectRef idx="2">
-          <a:schemeClr val="accent1"/>
-        </a:effectRef>
-        <a:fontRef idx="minor">
-          <a:schemeClr val="lt1"/>
-        </a:fontRef>
-      </a:style>
-    </a:spDef>
-    <a:lnDef>
-      <a:spPr/>
-      <a:bodyPr/>
-      <a:lstStyle/>
-      <a:style>
-        <a:lnRef idx="2">
-          <a:schemeClr val="accent1"/>
-        </a:lnRef>
-        <a:fillRef idx="0">
-          <a:schemeClr val="accent1"/>
-        </a:fillRef>
-        <a:effectRef idx="1">
-          <a:schemeClr val="accent1"/>
-        </a:effectRef>
-        <a:fontRef idx="minor">
-          <a:schemeClr val="tx1"/>
-        </a:fontRef>
-      </a:style>
-    </a:lnDef>
-  </a:objectDefaults>
+  <a:objectDefaults/>
   <a:extraClrSchemeLst/>
+  <a:extLst>
+    <a:ext uri="{05A4C25C-085E-4340-85A3-A5531E510DB2}">
+      <thm15:themeFamily xmlns:thm15="http://schemas.microsoft.com/office/thememl/2012/main" name="Office Theme" id="{2E142A2C-CD16-42D6-873A-C26D2A0506FA}" vid="{1BDDFF52-6CD6-40A5-AB3C-68EB2F1E4D0A}"/>
+    </a:ext>
+  </a:extLst>
 </a:theme>
 </file>
--- a/docs/ROTEIRO_CICD_CLAUDE_CODE.docx
+++ b/docs/ROTEIRO_CICD_CLAUDE_CODE.docx
@@ -152,7 +152,7 @@
         </w:numPr>
       </w:pPr>
       <w:r>
-        <w:t xml:space="preserve">Node.js 22+ e Python 3.10+ instalados (compatível com o que já roda localmente).</w:t>
+        <w:t xml:space="preserve">Node.js 22+ e Python 3.13+ instalados (compatível com o que já roda localmente).</w:t>
       </w:r>
     </w:p>
     <w:p>

--- a/docs/ROTEIRO_CICD_CLAUDE_CODE.docx
+++ b/docs/ROTEIRO_CICD_CLAUDE_CODE.docx
@@ -152,7 +152,7 @@
         </w:numPr>
       </w:pPr>
       <w:r>
-        <w:t xml:space="preserve">Node.js 22+ e Python 3.13+ instalados (compatível com o que já roda localmente).</w:t>
+        <w:t xml:space="preserve">Node.js 24+ (LTS) e Python 3.13+ instalados (compatível com o que já roda localmente).</w:t>
       </w:r>
     </w:p>
     <w:p>
@@ -851,7 +851,7 @@
               <w:rPr>
                 <w:rStyle w:val="VerbatimChar"/>
               </w:rPr>
-              <w:t xml:space="preserve">.eslintrc.json</w:t>
+              <w:t xml:space="preserve">eslint.config.js</w:t>
             </w:r>
           </w:p>
         </w:tc>
@@ -869,6 +869,18 @@
                 <w:rStyle w:val="VerbatimChar"/>
               </w:rPr>
               <w:t xml:space="preserve">src/**/*.js</w:t>
+            </w:r>
+            <w:r>
+              <w:t xml:space="preserve">), formato flat config do ESLint 9+ (antes era</w:t>
+            </w:r>
+            <w:r>
+              <w:t xml:space="preserve"> </w:t>
+            </w:r>
+            <w:r>
+              <w:rPr>
+                <w:rStyle w:val="VerbatimChar"/>
+              </w:rPr>
+              <w:t xml:space="preserve">.eslintrc.json</w:t>
             </w:r>
             <w:r>
               <w:t xml:space="preserve">)</w:t>
